--- a/07-驱动电路/01-电机驱动/无刷直流电机BLDC驱动电路/无刷直流电机BLDC驱动电路.docx
+++ b/07-驱动电路/01-电机驱动/无刷直流电机BLDC驱动电路/无刷直流电机BLDC驱动电路.docx
@@ -2555,6 +2555,20 @@
     </w:p>
     <w:bookmarkEnd w:id="26"/>
     <w:bookmarkEnd w:id="27"/>
+    <w:p>
+      <w:pPr>
+        <w:spacing w:before="360"/>
+        <w:jc w:val="center"/>
+      </w:pPr>
+      <w:r>
+        <w:rPr>
+          <w:rFonts w:ascii="Times New Roman" w:hAnsi="Times New Roman"/>
+          <w:color w:val="555555"/>
+          <w:sz w:val="21"/>
+        </w:rPr>
+        <w:t>材料收集者：杜文杰</w:t>
+      </w:r>
+    </w:p>
     <w:sectPr>
       <w:headerReference r:id="rId9" w:type="default"/>
       <w:footerReference r:id="rId10" w:type="default"/>

--- a/07-驱动电路/01-电机驱动/无刷直流电机BLDC驱动电路/无刷直流电机BLDC驱动电路.docx
+++ b/07-驱动电路/01-电机驱动/无刷直流电机BLDC驱动电路/无刷直流电机BLDC驱动电路.docx
@@ -1,6 +1,6 @@
 
 <file path=word/document.xml><?xml version="1.0" encoding="utf-8"?>
-<w:document xmlns:w="http://schemas.openxmlformats.org/wordprocessingml/2006/main" xmlns:m="http://schemas.openxmlformats.org/officeDocument/2006/math" xmlns:r="http://schemas.openxmlformats.org/officeDocument/2006/relationships" xmlns:o="urn:schemas-microsoft-com:office:office" xmlns:v="urn:schemas-microsoft-com:vml" xmlns:w10="urn:schemas-microsoft-com:office:word" xmlns:a="http://schemas.openxmlformats.org/drawingml/2006/main" xmlns:pic="http://schemas.openxmlformats.org/drawingml/2006/picture" xmlns:wp="http://schemas.openxmlformats.org/drawingml/2006/wordprocessingDrawing">
+<w:document xmlns:m="http://schemas.openxmlformats.org/officeDocument/2006/math" xmlns:r="http://schemas.openxmlformats.org/officeDocument/2006/relationships" xmlns:w="http://schemas.openxmlformats.org/wordprocessingml/2006/main" xmlns:o="urn:schemas-microsoft-com:office:office" xmlns:v="urn:schemas-microsoft-com:vml" xmlns:w10="urn:schemas-microsoft-com:office:word" xmlns:a="http://schemas.openxmlformats.org/drawingml/2006/main" xmlns:pic="http://schemas.openxmlformats.org/drawingml/2006/picture" xmlns:wp="http://schemas.openxmlformats.org/drawingml/2006/wordprocessingDrawing">
   <w:body>
     <w:bookmarkStart w:id="27" w:name="无刷直流电机-bldc-驱动电路"/>
     <w:p>
@@ -9,16 +9,19 @@
       </w:pPr>
       <w:r>
         <w:rPr>
-          <w:rFonts w:hint="eastAsia"/>
+          <w:rFonts w:hint="eastAsia" w:eastAsia="黑体"/>
         </w:rPr>
         <w:t xml:space="preserve">无刷直流电机</w:t>
       </w:r>
       <w:r>
+        <w:rPr>
+          <w:rFonts w:eastAsia="黑体"/>
+        </w:rPr>
         <w:t xml:space="preserve"> BLDC </w:t>
       </w:r>
       <w:r>
         <w:rPr>
-          <w:rFonts w:hint="eastAsia"/>
+          <w:rFonts w:hint="eastAsia" w:eastAsia="黑体"/>
         </w:rPr>
         <w:t xml:space="preserve">驱动电路</w:t>
       </w:r>
@@ -30,7 +33,7 @@
       </w:pPr>
       <w:r>
         <w:rPr>
-          <w:rFonts w:hint="eastAsia"/>
+          <w:rFonts w:hint="eastAsia" w:eastAsia="黑体"/>
         </w:rPr>
         <w:t xml:space="preserve">拓扑描述</w:t>
       </w:r>
@@ -41,16 +44,19 @@
       </w:pPr>
       <w:r>
         <w:rPr>
-          <w:rFonts w:hint="eastAsia"/>
+          <w:rFonts w:hint="eastAsia" w:eastAsia="黑体"/>
         </w:rPr>
         <w:t xml:space="preserve">由</w:t>
       </w:r>
       <w:r>
+        <w:rPr>
+          <w:rFonts w:eastAsia="黑体"/>
+        </w:rPr>
         <w:t xml:space="preserve"> </w:t>
       </w:r>
       <w:r>
         <w:rPr>
-          <w:rFonts w:hint="eastAsia"/>
+          <w:rFonts w:hint="eastAsia" w:eastAsia="黑体"/>
           <w:b/>
           <w:bCs/>
         </w:rPr>
@@ -58,6 +64,7 @@
       </w:r>
       <w:r>
         <w:rPr>
+          <w:rFonts w:eastAsia="黑体"/>
           <w:b/>
           <w:bCs/>
         </w:rPr>
@@ -97,49 +104,61 @@
       </m:oMath>
       <w:r>
         <w:rPr>
-          <w:rFonts w:hint="eastAsia"/>
+          <w:rFonts w:hint="eastAsia" w:eastAsia="黑体"/>
           <w:b/>
           <w:bCs/>
         </w:rPr>
         <w:t xml:space="preserve">）</w:t>
       </w:r>
       <w:r>
+        <w:rPr>
+          <w:rFonts w:eastAsia="黑体"/>
+        </w:rPr>
         <w:t xml:space="preserve">、</w:t>
       </w:r>
       <w:r>
         <w:rPr>
-          <w:rFonts w:hint="eastAsia"/>
+          <w:rFonts w:hint="eastAsia" w:eastAsia="黑体"/>
           <w:b/>
           <w:bCs/>
         </w:rPr>
         <w:t xml:space="preserve">栅极驱动电路</w:t>
       </w:r>
       <w:r>
+        <w:rPr>
+          <w:rFonts w:eastAsia="黑体"/>
+        </w:rPr>
         <w:t xml:space="preserve">、</w:t>
       </w:r>
       <w:r>
         <w:rPr>
-          <w:rFonts w:hint="eastAsia"/>
+          <w:rFonts w:hint="eastAsia" w:eastAsia="黑体"/>
           <w:b/>
           <w:bCs/>
         </w:rPr>
         <w:t xml:space="preserve">位置检测（霍尔传感器或无感反电动势检测）</w:t>
       </w:r>
       <w:r>
+        <w:rPr>
+          <w:rFonts w:eastAsia="黑体"/>
+        </w:rPr>
         <w:t xml:space="preserve"> </w:t>
       </w:r>
       <w:r>
         <w:rPr>
-          <w:rFonts w:hint="eastAsia"/>
+          <w:rFonts w:hint="eastAsia" w:eastAsia="黑体"/>
         </w:rPr>
         <w:t xml:space="preserve">与</w:t>
       </w:r>
       <w:r>
+        <w:rPr>
+          <w:rFonts w:eastAsia="黑体"/>
+        </w:rPr>
         <w:t xml:space="preserve"> </w:t>
       </w:r>
       <w:r>
         <w:rPr>
-          <w:rFonts w:hint="eastAsia"/>
+          <w:rFonts w:hint="eastAsia" w:eastAsia="黑体"/>
           <w:b/>
           <w:bCs/>
         </w:rPr>
@@ -147,6 +166,7 @@
       </w:r>
       <w:r>
         <w:rPr>
+          <w:rFonts w:eastAsia="黑体"/>
           <w:b/>
           <w:bCs/>
         </w:rPr>
@@ -158,15 +178,21 @@
         </m:r>
       </m:oMath>
       <w:r>
+        <w:rPr>
+          <w:rFonts w:eastAsia="黑体"/>
+        </w:rPr>
         <w:t xml:space="preserve"> </w:t>
       </w:r>
       <w:r>
         <w:rPr>
-          <w:rFonts w:hint="eastAsia"/>
+          <w:rFonts w:hint="eastAsia" w:eastAsia="黑体"/>
         </w:rPr>
         <w:t xml:space="preserve">组成，其中</w:t>
       </w:r>
       <w:r>
+        <w:rPr>
+          <w:rFonts w:eastAsia="黑体"/>
+        </w:rPr>
         <w:t xml:space="preserve"> </w:t>
       </w:r>
       <m:oMath>
@@ -184,6 +210,9 @@
         </m:sSub>
       </m:oMath>
       <w:r>
+        <w:rPr>
+          <w:rFonts w:eastAsia="黑体"/>
+        </w:rPr>
         <w:t xml:space="preserve">、</w:t>
       </w:r>
       <m:oMath>
@@ -201,20 +230,26 @@
         </m:sSub>
       </m:oMath>
       <w:r>
+        <w:rPr>
+          <w:rFonts w:eastAsia="黑体"/>
+        </w:rPr>
         <w:t xml:space="preserve"> </w:t>
       </w:r>
       <w:r>
         <w:rPr>
-          <w:rFonts w:hint="eastAsia"/>
+          <w:rFonts w:hint="eastAsia" w:eastAsia="黑体"/>
         </w:rPr>
         <w:t xml:space="preserve">为</w:t>
       </w:r>
       <w:r>
+        <w:rPr>
+          <w:rFonts w:eastAsia="黑体"/>
+        </w:rPr>
         <w:t xml:space="preserve"> A </w:t>
       </w:r>
       <w:r>
         <w:rPr>
-          <w:rFonts w:hint="eastAsia"/>
+          <w:rFonts w:hint="eastAsia" w:eastAsia="黑体"/>
         </w:rPr>
         <w:t xml:space="preserve">相桥臂（上下管），</w:t>
       </w:r>
@@ -233,6 +268,9 @@
         </m:sSub>
       </m:oMath>
       <w:r>
+        <w:rPr>
+          <w:rFonts w:eastAsia="黑体"/>
+        </w:rPr>
         <w:t xml:space="preserve">、</w:t>
       </w:r>
       <m:oMath>
@@ -250,20 +288,26 @@
         </m:sSub>
       </m:oMath>
       <w:r>
+        <w:rPr>
+          <w:rFonts w:eastAsia="黑体"/>
+        </w:rPr>
         <w:t xml:space="preserve"> </w:t>
       </w:r>
       <w:r>
         <w:rPr>
-          <w:rFonts w:hint="eastAsia"/>
+          <w:rFonts w:hint="eastAsia" w:eastAsia="黑体"/>
         </w:rPr>
         <w:t xml:space="preserve">为</w:t>
       </w:r>
       <w:r>
+        <w:rPr>
+          <w:rFonts w:eastAsia="黑体"/>
+        </w:rPr>
         <w:t xml:space="preserve"> B </w:t>
       </w:r>
       <w:r>
         <w:rPr>
-          <w:rFonts w:hint="eastAsia"/>
+          <w:rFonts w:hint="eastAsia" w:eastAsia="黑体"/>
         </w:rPr>
         <w:t xml:space="preserve">相桥臂，</w:t>
       </w:r>
@@ -282,6 +326,9 @@
         </m:sSub>
       </m:oMath>
       <w:r>
+        <w:rPr>
+          <w:rFonts w:eastAsia="黑体"/>
+        </w:rPr>
         <w:t xml:space="preserve">、</w:t>
       </w:r>
       <m:oMath>
@@ -299,35 +346,44 @@
         </m:sSub>
       </m:oMath>
       <w:r>
+        <w:rPr>
+          <w:rFonts w:eastAsia="黑体"/>
+        </w:rPr>
         <w:t xml:space="preserve"> </w:t>
       </w:r>
       <w:r>
         <w:rPr>
-          <w:rFonts w:hint="eastAsia"/>
+          <w:rFonts w:hint="eastAsia" w:eastAsia="黑体"/>
         </w:rPr>
         <w:t xml:space="preserve">为</w:t>
       </w:r>
       <w:r>
+        <w:rPr>
+          <w:rFonts w:eastAsia="黑体"/>
+        </w:rPr>
         <w:t xml:space="preserve"> C </w:t>
       </w:r>
       <w:r>
         <w:rPr>
-          <w:rFonts w:hint="eastAsia"/>
+          <w:rFonts w:hint="eastAsia" w:eastAsia="黑体"/>
         </w:rPr>
         <w:t xml:space="preserve">相桥臂。电路共有</w:t>
       </w:r>
       <w:r>
+        <w:rPr>
+          <w:rFonts w:eastAsia="黑体"/>
+        </w:rPr>
         <w:t xml:space="preserve"> 6 </w:t>
       </w:r>
       <w:r>
         <w:rPr>
-          <w:rFonts w:hint="eastAsia"/>
+          <w:rFonts w:hint="eastAsia" w:eastAsia="黑体"/>
         </w:rPr>
         <w:t xml:space="preserve">个关键节点：</w:t>
       </w:r>
       <w:r>
         <w:rPr>
-          <w:rFonts w:hint="eastAsia"/>
+          <w:rFonts w:hint="eastAsia" w:eastAsia="黑体"/>
           <w:b/>
           <w:bCs/>
         </w:rPr>
@@ -335,6 +391,7 @@
       </w:r>
       <w:r>
         <w:rPr>
+          <w:rFonts w:eastAsia="黑体"/>
           <w:b/>
           <w:bCs/>
         </w:rPr>
@@ -342,7 +399,7 @@
       </w:r>
       <w:r>
         <w:rPr>
-          <w:rFonts w:hint="eastAsia"/>
+          <w:rFonts w:hint="eastAsia" w:eastAsia="黑体"/>
           <w:b/>
           <w:bCs/>
         </w:rPr>
@@ -350,6 +407,7 @@
       </w:r>
       <w:r>
         <w:rPr>
+          <w:rFonts w:eastAsia="黑体"/>
           <w:b/>
           <w:bCs/>
         </w:rPr>
@@ -380,11 +438,14 @@
       </m:oMath>
       <w:r>
         <w:rPr>
-          <w:rFonts w:hint="eastAsia"/>
+          <w:rFonts w:hint="eastAsia" w:eastAsia="黑体"/>
         </w:rPr>
         <w:t xml:space="preserve">（电源正极与</w:t>
       </w:r>
       <w:r>
+        <w:rPr>
+          <w:rFonts w:eastAsia="黑体"/>
+        </w:rPr>
         <w:t xml:space="preserve"> </w:t>
       </w:r>
       <m:oMath>
@@ -402,6 +463,9 @@
         </m:sSub>
       </m:oMath>
       <w:r>
+        <w:rPr>
+          <w:rFonts w:eastAsia="黑体"/>
+        </w:rPr>
         <w:t xml:space="preserve">、</w:t>
       </w:r>
       <m:oMath>
@@ -419,6 +483,9 @@
         </m:sSub>
       </m:oMath>
       <w:r>
+        <w:rPr>
+          <w:rFonts w:eastAsia="黑体"/>
+        </w:rPr>
         <w:t xml:space="preserve">、</w:t>
       </w:r>
       <m:oMath>
@@ -436,26 +503,32 @@
         </m:sSub>
       </m:oMath>
       <w:r>
+        <w:rPr>
+          <w:rFonts w:eastAsia="黑体"/>
+        </w:rPr>
         <w:t xml:space="preserve"> </w:t>
       </w:r>
       <w:r>
         <w:rPr>
-          <w:rFonts w:hint="eastAsia"/>
+          <w:rFonts w:hint="eastAsia" w:eastAsia="黑体"/>
         </w:rPr>
         <w:t xml:space="preserve">的漏极</w:t>
       </w:r>
       <w:r>
+        <w:rPr>
+          <w:rFonts w:eastAsia="黑体"/>
+        </w:rPr>
         <w:t xml:space="preserve"> D </w:t>
       </w:r>
       <w:r>
         <w:rPr>
-          <w:rFonts w:hint="eastAsia"/>
+          <w:rFonts w:hint="eastAsia" w:eastAsia="黑体"/>
         </w:rPr>
         <w:t xml:space="preserve">相连）；</w:t>
       </w:r>
       <w:r>
         <w:rPr>
-          <w:rFonts w:hint="eastAsia"/>
+          <w:rFonts w:hint="eastAsia" w:eastAsia="黑体"/>
           <w:b/>
           <w:bCs/>
         </w:rPr>
@@ -463,6 +536,7 @@
       </w:r>
       <w:r>
         <w:rPr>
+          <w:rFonts w:eastAsia="黑体"/>
           <w:b/>
           <w:bCs/>
         </w:rPr>
@@ -470,7 +544,7 @@
       </w:r>
       <w:r>
         <w:rPr>
-          <w:rFonts w:hint="eastAsia"/>
+          <w:rFonts w:hint="eastAsia" w:eastAsia="黑体"/>
           <w:b/>
           <w:bCs/>
         </w:rPr>
@@ -478,6 +552,7 @@
       </w:r>
       <w:r>
         <w:rPr>
+          <w:rFonts w:eastAsia="黑体"/>
           <w:b/>
           <w:bCs/>
         </w:rPr>
@@ -485,11 +560,14 @@
       </w:r>
       <w:r>
         <w:rPr>
-          <w:rFonts w:hint="eastAsia"/>
+          <w:rFonts w:hint="eastAsia" w:eastAsia="黑体"/>
         </w:rPr>
         <w:t xml:space="preserve">（电源负极与</w:t>
       </w:r>
       <w:r>
+        <w:rPr>
+          <w:rFonts w:eastAsia="黑体"/>
+        </w:rPr>
         <w:t xml:space="preserve"> </w:t>
       </w:r>
       <m:oMath>
@@ -507,6 +585,9 @@
         </m:sSub>
       </m:oMath>
       <w:r>
+        <w:rPr>
+          <w:rFonts w:eastAsia="黑体"/>
+        </w:rPr>
         <w:t xml:space="preserve">、</w:t>
       </w:r>
       <m:oMath>
@@ -524,6 +605,9 @@
         </m:sSub>
       </m:oMath>
       <w:r>
+        <w:rPr>
+          <w:rFonts w:eastAsia="黑体"/>
+        </w:rPr>
         <w:t xml:space="preserve">、</w:t>
       </w:r>
       <m:oMath>
@@ -541,26 +625,32 @@
         </m:sSub>
       </m:oMath>
       <w:r>
+        <w:rPr>
+          <w:rFonts w:eastAsia="黑体"/>
+        </w:rPr>
         <w:t xml:space="preserve"> </w:t>
       </w:r>
       <w:r>
         <w:rPr>
-          <w:rFonts w:hint="eastAsia"/>
+          <w:rFonts w:hint="eastAsia" w:eastAsia="黑体"/>
         </w:rPr>
         <w:t xml:space="preserve">的源极</w:t>
       </w:r>
       <w:r>
+        <w:rPr>
+          <w:rFonts w:eastAsia="黑体"/>
+        </w:rPr>
         <w:t xml:space="preserve"> S </w:t>
       </w:r>
       <w:r>
         <w:rPr>
-          <w:rFonts w:hint="eastAsia"/>
+          <w:rFonts w:hint="eastAsia" w:eastAsia="黑体"/>
         </w:rPr>
         <w:t xml:space="preserve">相连）；</w:t>
       </w:r>
       <w:r>
         <w:rPr>
-          <w:rFonts w:hint="eastAsia"/>
+          <w:rFonts w:hint="eastAsia" w:eastAsia="黑体"/>
           <w:b/>
           <w:bCs/>
         </w:rPr>
@@ -568,6 +658,7 @@
       </w:r>
       <w:r>
         <w:rPr>
+          <w:rFonts w:eastAsia="黑体"/>
           <w:b/>
           <w:bCs/>
         </w:rPr>
@@ -575,7 +666,7 @@
       </w:r>
       <w:r>
         <w:rPr>
-          <w:rFonts w:hint="eastAsia"/>
+          <w:rFonts w:hint="eastAsia" w:eastAsia="黑体"/>
           <w:b/>
           <w:bCs/>
         </w:rPr>
@@ -583,7 +674,7 @@
       </w:r>
       <w:r>
         <w:rPr>
-          <w:rFonts w:hint="eastAsia"/>
+          <w:rFonts w:hint="eastAsia" w:eastAsia="黑体"/>
         </w:rPr>
         <w:t xml:space="preserve">（</w:t>
       </w:r>
@@ -602,15 +693,21 @@
         </m:sSub>
       </m:oMath>
       <w:r>
+        <w:rPr>
+          <w:rFonts w:eastAsia="黑体"/>
+        </w:rPr>
         <w:t xml:space="preserve"> </w:t>
       </w:r>
       <w:r>
         <w:rPr>
-          <w:rFonts w:hint="eastAsia"/>
+          <w:rFonts w:hint="eastAsia" w:eastAsia="黑体"/>
         </w:rPr>
         <w:t xml:space="preserve">源极</w:t>
       </w:r>
       <w:r>
+        <w:rPr>
+          <w:rFonts w:eastAsia="黑体"/>
+        </w:rPr>
         <w:t xml:space="preserve"> S、</w:t>
       </w:r>
       <m:oMath>
@@ -628,35 +725,44 @@
         </m:sSub>
       </m:oMath>
       <w:r>
+        <w:rPr>
+          <w:rFonts w:eastAsia="黑体"/>
+        </w:rPr>
         <w:t xml:space="preserve"> </w:t>
       </w:r>
       <w:r>
         <w:rPr>
-          <w:rFonts w:hint="eastAsia"/>
+          <w:rFonts w:hint="eastAsia" w:eastAsia="黑体"/>
         </w:rPr>
         <w:t xml:space="preserve">漏极</w:t>
       </w:r>
       <w:r>
+        <w:rPr>
+          <w:rFonts w:eastAsia="黑体"/>
+        </w:rPr>
         <w:t xml:space="preserve"> </w:t>
       </w:r>
       <w:r>
         <w:rPr>
-          <w:rFonts w:hint="eastAsia"/>
+          <w:rFonts w:hint="eastAsia" w:eastAsia="黑体"/>
         </w:rPr>
         <w:t xml:space="preserve">D、电机</w:t>
       </w:r>
       <w:r>
+        <w:rPr>
+          <w:rFonts w:eastAsia="黑体"/>
+        </w:rPr>
         <w:t xml:space="preserve"> A </w:t>
       </w:r>
       <w:r>
         <w:rPr>
-          <w:rFonts w:hint="eastAsia"/>
+          <w:rFonts w:hint="eastAsia" w:eastAsia="黑体"/>
         </w:rPr>
         <w:t xml:space="preserve">相绕组一端相连）；</w:t>
       </w:r>
       <w:r>
         <w:rPr>
-          <w:rFonts w:hint="eastAsia"/>
+          <w:rFonts w:hint="eastAsia" w:eastAsia="黑体"/>
           <w:b/>
           <w:bCs/>
         </w:rPr>
@@ -664,6 +770,7 @@
       </w:r>
       <w:r>
         <w:rPr>
+          <w:rFonts w:eastAsia="黑体"/>
           <w:b/>
           <w:bCs/>
         </w:rPr>
@@ -671,7 +778,7 @@
       </w:r>
       <w:r>
         <w:rPr>
-          <w:rFonts w:hint="eastAsia"/>
+          <w:rFonts w:hint="eastAsia" w:eastAsia="黑体"/>
           <w:b/>
           <w:bCs/>
         </w:rPr>
@@ -679,7 +786,7 @@
       </w:r>
       <w:r>
         <w:rPr>
-          <w:rFonts w:hint="eastAsia"/>
+          <w:rFonts w:hint="eastAsia" w:eastAsia="黑体"/>
         </w:rPr>
         <w:t xml:space="preserve">（</w:t>
       </w:r>
@@ -698,15 +805,21 @@
         </m:sSub>
       </m:oMath>
       <w:r>
+        <w:rPr>
+          <w:rFonts w:eastAsia="黑体"/>
+        </w:rPr>
         <w:t xml:space="preserve"> </w:t>
       </w:r>
       <w:r>
         <w:rPr>
-          <w:rFonts w:hint="eastAsia"/>
+          <w:rFonts w:hint="eastAsia" w:eastAsia="黑体"/>
         </w:rPr>
         <w:t xml:space="preserve">源极</w:t>
       </w:r>
       <w:r>
+        <w:rPr>
+          <w:rFonts w:eastAsia="黑体"/>
+        </w:rPr>
         <w:t xml:space="preserve"> S、</w:t>
       </w:r>
       <m:oMath>
@@ -724,35 +837,44 @@
         </m:sSub>
       </m:oMath>
       <w:r>
+        <w:rPr>
+          <w:rFonts w:eastAsia="黑体"/>
+        </w:rPr>
         <w:t xml:space="preserve"> </w:t>
       </w:r>
       <w:r>
         <w:rPr>
-          <w:rFonts w:hint="eastAsia"/>
+          <w:rFonts w:hint="eastAsia" w:eastAsia="黑体"/>
         </w:rPr>
         <w:t xml:space="preserve">漏极</w:t>
       </w:r>
       <w:r>
+        <w:rPr>
+          <w:rFonts w:eastAsia="黑体"/>
+        </w:rPr>
         <w:t xml:space="preserve"> </w:t>
       </w:r>
       <w:r>
         <w:rPr>
-          <w:rFonts w:hint="eastAsia"/>
+          <w:rFonts w:hint="eastAsia" w:eastAsia="黑体"/>
         </w:rPr>
         <w:t xml:space="preserve">D、电机</w:t>
       </w:r>
       <w:r>
+        <w:rPr>
+          <w:rFonts w:eastAsia="黑体"/>
+        </w:rPr>
         <w:t xml:space="preserve"> B </w:t>
       </w:r>
       <w:r>
         <w:rPr>
-          <w:rFonts w:hint="eastAsia"/>
+          <w:rFonts w:hint="eastAsia" w:eastAsia="黑体"/>
         </w:rPr>
         <w:t xml:space="preserve">相绕组一端相连）；</w:t>
       </w:r>
       <w:r>
         <w:rPr>
-          <w:rFonts w:hint="eastAsia"/>
+          <w:rFonts w:hint="eastAsia" w:eastAsia="黑体"/>
           <w:b/>
           <w:bCs/>
         </w:rPr>
@@ -760,6 +882,7 @@
       </w:r>
       <w:r>
         <w:rPr>
+          <w:rFonts w:eastAsia="黑体"/>
           <w:b/>
           <w:bCs/>
         </w:rPr>
@@ -767,7 +890,7 @@
       </w:r>
       <w:r>
         <w:rPr>
-          <w:rFonts w:hint="eastAsia"/>
+          <w:rFonts w:hint="eastAsia" w:eastAsia="黑体"/>
           <w:b/>
           <w:bCs/>
         </w:rPr>
@@ -775,7 +898,7 @@
       </w:r>
       <w:r>
         <w:rPr>
-          <w:rFonts w:hint="eastAsia"/>
+          <w:rFonts w:hint="eastAsia" w:eastAsia="黑体"/>
         </w:rPr>
         <w:t xml:space="preserve">（</w:t>
       </w:r>
@@ -794,15 +917,21 @@
         </m:sSub>
       </m:oMath>
       <w:r>
+        <w:rPr>
+          <w:rFonts w:eastAsia="黑体"/>
+        </w:rPr>
         <w:t xml:space="preserve"> </w:t>
       </w:r>
       <w:r>
         <w:rPr>
-          <w:rFonts w:hint="eastAsia"/>
+          <w:rFonts w:hint="eastAsia" w:eastAsia="黑体"/>
         </w:rPr>
         <w:t xml:space="preserve">源极</w:t>
       </w:r>
       <w:r>
+        <w:rPr>
+          <w:rFonts w:eastAsia="黑体"/>
+        </w:rPr>
         <w:t xml:space="preserve"> S、</w:t>
       </w:r>
       <m:oMath>
@@ -820,35 +949,44 @@
         </m:sSub>
       </m:oMath>
       <w:r>
+        <w:rPr>
+          <w:rFonts w:eastAsia="黑体"/>
+        </w:rPr>
         <w:t xml:space="preserve"> </w:t>
       </w:r>
       <w:r>
         <w:rPr>
-          <w:rFonts w:hint="eastAsia"/>
+          <w:rFonts w:hint="eastAsia" w:eastAsia="黑体"/>
         </w:rPr>
         <w:t xml:space="preserve">漏极</w:t>
       </w:r>
       <w:r>
+        <w:rPr>
+          <w:rFonts w:eastAsia="黑体"/>
+        </w:rPr>
         <w:t xml:space="preserve"> </w:t>
       </w:r>
       <w:r>
         <w:rPr>
-          <w:rFonts w:hint="eastAsia"/>
+          <w:rFonts w:hint="eastAsia" w:eastAsia="黑体"/>
         </w:rPr>
         <w:t xml:space="preserve">D、电机</w:t>
       </w:r>
       <w:r>
+        <w:rPr>
+          <w:rFonts w:eastAsia="黑体"/>
+        </w:rPr>
         <w:t xml:space="preserve"> C </w:t>
       </w:r>
       <w:r>
         <w:rPr>
-          <w:rFonts w:hint="eastAsia"/>
+          <w:rFonts w:hint="eastAsia" w:eastAsia="黑体"/>
         </w:rPr>
         <w:t xml:space="preserve">相绕组一端相连）；</w:t>
       </w:r>
       <w:r>
         <w:rPr>
-          <w:rFonts w:hint="eastAsia"/>
+          <w:rFonts w:hint="eastAsia" w:eastAsia="黑体"/>
           <w:b/>
           <w:bCs/>
         </w:rPr>
@@ -856,6 +994,7 @@
       </w:r>
       <w:r>
         <w:rPr>
+          <w:rFonts w:eastAsia="黑体"/>
           <w:b/>
           <w:bCs/>
         </w:rPr>
@@ -863,7 +1002,7 @@
       </w:r>
       <w:r>
         <w:rPr>
-          <w:rFonts w:hint="eastAsia"/>
+          <w:rFonts w:hint="eastAsia" w:eastAsia="黑体"/>
           <w:b/>
           <w:bCs/>
         </w:rPr>
@@ -871,7 +1010,7 @@
       </w:r>
       <w:r>
         <w:rPr>
-          <w:rFonts w:hint="eastAsia"/>
+          <w:rFonts w:hint="eastAsia" w:eastAsia="黑体"/>
         </w:rPr>
         <w:t xml:space="preserve">（星形接法共点）。</w:t>
       </w:r>
@@ -880,7 +1019,7 @@
       <w:pPr/>
       <w:r>
         <w:rPr>
-          <w:rFonts w:hint="eastAsia"/>
+          <w:rFonts w:hint="eastAsia" w:eastAsia="黑体"/>
         </w:rPr>
         <w:t xml:space="preserve">各元件管脚连接：</w:t>
       </w:r>
@@ -900,6 +1039,7 @@
       </m:oMath>
       <w:r>
         <w:rPr>
+          <w:rFonts w:eastAsia="黑体"/>
           <w:b/>
           <w:bCs/>
         </w:rPr>
@@ -921,6 +1061,7 @@
       </m:oMath>
       <w:r>
         <w:rPr>
+          <w:rFonts w:eastAsia="黑体"/>
           <w:b/>
           <w:bCs/>
         </w:rPr>
@@ -941,47 +1082,62 @@
         </m:sSub>
       </m:oMath>
       <w:r>
+        <w:rPr>
+          <w:rFonts w:eastAsia="黑体"/>
+        </w:rPr>
         <w:t xml:space="preserve"> </w:t>
       </w:r>
       <w:r>
         <w:rPr>
-          <w:rFonts w:hint="eastAsia"/>
+          <w:rFonts w:hint="eastAsia" w:eastAsia="黑体"/>
         </w:rPr>
         <w:t xml:space="preserve">的</w:t>
       </w:r>
       <w:r>
+        <w:rPr>
+          <w:rFonts w:eastAsia="黑体"/>
+        </w:rPr>
         <w:t xml:space="preserve"> G </w:t>
       </w:r>
       <w:r>
         <w:rPr>
-          <w:rFonts w:hint="eastAsia"/>
+          <w:rFonts w:hint="eastAsia" w:eastAsia="黑体"/>
         </w:rPr>
         <w:t xml:space="preserve">分别接</w:t>
       </w:r>
       <w:r>
+        <w:rPr>
+          <w:rFonts w:eastAsia="黑体"/>
+        </w:rPr>
         <w:t xml:space="preserve"> A/B/C </w:t>
       </w:r>
       <w:r>
         <w:rPr>
-          <w:rFonts w:hint="eastAsia"/>
+          <w:rFonts w:hint="eastAsia" w:eastAsia="黑体"/>
         </w:rPr>
         <w:t xml:space="preserve">相上驱动信号、D</w:t>
       </w:r>
       <w:r>
+        <w:rPr>
+          <w:rFonts w:eastAsia="黑体"/>
+        </w:rPr>
         <w:t xml:space="preserve"> </w:t>
       </w:r>
       <w:r>
         <w:rPr>
-          <w:rFonts w:hint="eastAsia"/>
+          <w:rFonts w:hint="eastAsia" w:eastAsia="黑体"/>
         </w:rPr>
         <w:t xml:space="preserve">接节点①母线正端、S</w:t>
       </w:r>
       <w:r>
+        <w:rPr>
+          <w:rFonts w:eastAsia="黑体"/>
+        </w:rPr>
         <w:t xml:space="preserve"> </w:t>
       </w:r>
       <w:r>
         <w:rPr>
-          <w:rFonts w:hint="eastAsia"/>
+          <w:rFonts w:hint="eastAsia" w:eastAsia="黑体"/>
         </w:rPr>
         <w:t xml:space="preserve">分别接节点③/④/⑤相节点；</w:t>
       </w:r>
@@ -1001,6 +1157,7 @@
       </m:oMath>
       <w:r>
         <w:rPr>
+          <w:rFonts w:eastAsia="黑体"/>
           <w:b/>
           <w:bCs/>
         </w:rPr>
@@ -1022,6 +1179,7 @@
       </m:oMath>
       <w:r>
         <w:rPr>
+          <w:rFonts w:eastAsia="黑体"/>
           <w:b/>
           <w:bCs/>
         </w:rPr>
@@ -1042,53 +1200,68 @@
         </m:sSub>
       </m:oMath>
       <w:r>
+        <w:rPr>
+          <w:rFonts w:eastAsia="黑体"/>
+        </w:rPr>
         <w:t xml:space="preserve"> </w:t>
       </w:r>
       <w:r>
         <w:rPr>
-          <w:rFonts w:hint="eastAsia"/>
+          <w:rFonts w:hint="eastAsia" w:eastAsia="黑体"/>
         </w:rPr>
         <w:t xml:space="preserve">的</w:t>
       </w:r>
       <w:r>
+        <w:rPr>
+          <w:rFonts w:eastAsia="黑体"/>
+        </w:rPr>
         <w:t xml:space="preserve"> G </w:t>
       </w:r>
       <w:r>
         <w:rPr>
-          <w:rFonts w:hint="eastAsia"/>
+          <w:rFonts w:hint="eastAsia" w:eastAsia="黑体"/>
         </w:rPr>
         <w:t xml:space="preserve">分别接</w:t>
       </w:r>
       <w:r>
+        <w:rPr>
+          <w:rFonts w:eastAsia="黑体"/>
+        </w:rPr>
         <w:t xml:space="preserve"> A/B/C </w:t>
       </w:r>
       <w:r>
         <w:rPr>
-          <w:rFonts w:hint="eastAsia"/>
+          <w:rFonts w:hint="eastAsia" w:eastAsia="黑体"/>
         </w:rPr>
         <w:t xml:space="preserve">相下驱动信号、D</w:t>
       </w:r>
       <w:r>
+        <w:rPr>
+          <w:rFonts w:eastAsia="黑体"/>
+        </w:rPr>
         <w:t xml:space="preserve"> </w:t>
       </w:r>
       <w:r>
         <w:rPr>
-          <w:rFonts w:hint="eastAsia"/>
+          <w:rFonts w:hint="eastAsia" w:eastAsia="黑体"/>
         </w:rPr>
         <w:t xml:space="preserve">分别接节点③/④/⑤相节点、S</w:t>
       </w:r>
       <w:r>
+        <w:rPr>
+          <w:rFonts w:eastAsia="黑体"/>
+        </w:rPr>
         <w:t xml:space="preserve"> </w:t>
       </w:r>
       <w:r>
         <w:rPr>
-          <w:rFonts w:hint="eastAsia"/>
+          <w:rFonts w:hint="eastAsia" w:eastAsia="黑体"/>
         </w:rPr>
         <w:t xml:space="preserve">接节点②地；</w:t>
       </w:r>
       <w:r>
         <w:rPr>
-          <w:rFonts w:hint="eastAsia"/>
+          <w:rFonts w:hint="eastAsia" w:eastAsia="黑体"/>
           <w:b/>
           <w:bCs/>
         </w:rPr>
@@ -1096,6 +1269,7 @@
       </w:r>
       <w:r>
         <w:rPr>
+          <w:rFonts w:eastAsia="黑体"/>
           <w:b/>
           <w:bCs/>
         </w:rPr>
@@ -1107,26 +1281,32 @@
         </m:r>
       </m:oMath>
       <w:r>
+        <w:rPr>
+          <w:rFonts w:eastAsia="黑体"/>
+        </w:rPr>
         <w:t xml:space="preserve"> </w:t>
       </w:r>
       <w:r>
         <w:rPr>
-          <w:rFonts w:hint="eastAsia"/>
+          <w:rFonts w:hint="eastAsia" w:eastAsia="黑体"/>
         </w:rPr>
         <w:t xml:space="preserve">的三相绕组</w:t>
       </w:r>
       <w:r>
+        <w:rPr>
+          <w:rFonts w:eastAsia="黑体"/>
+        </w:rPr>
         <w:t xml:space="preserve"> A、B、C </w:t>
       </w:r>
       <w:r>
         <w:rPr>
-          <w:rFonts w:hint="eastAsia"/>
+          <w:rFonts w:hint="eastAsia" w:eastAsia="黑体"/>
         </w:rPr>
         <w:t xml:space="preserve">分别一端接节点③、④、⑤，另一端接节点⑥中性点；</w:t>
       </w:r>
       <w:r>
         <w:rPr>
-          <w:rFonts w:hint="eastAsia"/>
+          <w:rFonts w:hint="eastAsia" w:eastAsia="黑体"/>
           <w:b/>
           <w:bCs/>
         </w:rPr>
@@ -1134,7 +1314,7 @@
       </w:r>
       <w:r>
         <w:rPr>
-          <w:rFonts w:hint="eastAsia"/>
+          <w:rFonts w:hint="eastAsia" w:eastAsia="黑体"/>
         </w:rPr>
         <w:t xml:space="preserve">（霍尔传感器）接于转子附近，其信号送控制器；无感方案则由反电动势过零检测取代霍尔信号。</w:t>
       </w:r>
@@ -1143,25 +1323,31 @@
       <w:pPr/>
       <w:r>
         <w:rPr>
-          <w:rFonts w:hint="eastAsia"/>
+          <w:rFonts w:hint="eastAsia" w:eastAsia="黑体"/>
         </w:rPr>
         <w:t xml:space="preserve">由此构成”三相六管逆变桥</w:t>
       </w:r>
       <w:r>
+        <w:rPr>
+          <w:rFonts w:eastAsia="黑体"/>
+        </w:rPr>
         <w:t xml:space="preserve"> + </w:t>
       </w:r>
       <w:r>
         <w:rPr>
-          <w:rFonts w:hint="eastAsia"/>
+          <w:rFonts w:hint="eastAsia" w:eastAsia="黑体"/>
         </w:rPr>
         <w:t xml:space="preserve">位置检测换相”组态，控制器根据转子位置按换相顺序依次给两相绕组通电，使定子磁场始终领先转子磁场，驱动永磁无刷直流电机连续旋转，调速方式为调压/PWM</w:t>
       </w:r>
       <w:r>
+        <w:rPr>
+          <w:rFonts w:eastAsia="黑体"/>
+        </w:rPr>
         <w:t xml:space="preserve"> </w:t>
       </w:r>
       <w:r>
         <w:rPr>
-          <w:rFonts w:hint="eastAsia"/>
+          <w:rFonts w:hint="eastAsia" w:eastAsia="黑体"/>
         </w:rPr>
         <w:t xml:space="preserve">或弱磁，具高效率、无电刷换向的优点。</w:t>
       </w:r>
@@ -1174,7 +1360,7 @@
       </w:pPr>
       <w:r>
         <w:rPr>
-          <w:rFonts w:hint="eastAsia"/>
+          <w:rFonts w:hint="eastAsia" w:eastAsia="黑体"/>
         </w:rPr>
         <w:t xml:space="preserve">工作原理</w:t>
       </w:r>
@@ -1185,16 +1371,19 @@
       </w:pPr>
       <w:r>
         <w:rPr>
-          <w:rFonts w:hint="eastAsia"/>
+          <w:rFonts w:hint="eastAsia" w:eastAsia="黑体"/>
         </w:rPr>
         <w:t xml:space="preserve">控制器检测转子位置（霍尔或反电动势过零），按换相表给正确的两相通电，使定子磁场始终领先转子磁场一定角度，产生持续转矩。转矩由导通相电流决定，转速通过调压/PWM</w:t>
       </w:r>
       <w:r>
+        <w:rPr>
+          <w:rFonts w:eastAsia="黑体"/>
+        </w:rPr>
         <w:t xml:space="preserve"> </w:t>
       </w:r>
       <w:r>
         <w:rPr>
-          <w:rFonts w:hint="eastAsia"/>
+          <w:rFonts w:hint="eastAsia" w:eastAsia="黑体"/>
         </w:rPr>
         <w:t xml:space="preserve">或弱磁控制。</w:t>
       </w:r>
@@ -1207,7 +1396,7 @@
       </w:pPr>
       <w:r>
         <w:rPr>
-          <w:rFonts w:hint="eastAsia"/>
+          <w:rFonts w:hint="eastAsia" w:eastAsia="黑体"/>
         </w:rPr>
         <w:t xml:space="preserve">关键计算公式</w:t>
       </w:r>
@@ -1221,7 +1410,7 @@
       </w:pPr>
       <w:r>
         <w:rPr>
-          <w:rFonts w:hint="eastAsia"/>
+          <w:rFonts w:hint="eastAsia" w:eastAsia="黑体"/>
         </w:rPr>
         <w:t xml:space="preserve">反电动势：</w:t>
       </w:r>
@@ -1275,7 +1464,7 @@
       </w:pPr>
       <w:r>
         <w:rPr>
-          <w:rFonts w:hint="eastAsia"/>
+          <w:rFonts w:hint="eastAsia" w:eastAsia="黑体"/>
         </w:rPr>
         <w:t xml:space="preserve">电机电流（稳态）：</w:t>
       </w:r>
@@ -1389,7 +1578,7 @@
       </w:pPr>
       <w:r>
         <w:rPr>
-          <w:rFonts w:hint="eastAsia"/>
+          <w:rFonts w:hint="eastAsia" w:eastAsia="黑体"/>
         </w:rPr>
         <w:t xml:space="preserve">电磁转矩：</w:t>
       </w:r>
@@ -1443,7 +1632,7 @@
       </w:pPr>
       <w:r>
         <w:rPr>
-          <w:rFonts w:hint="eastAsia"/>
+          <w:rFonts w:hint="eastAsia" w:eastAsia="黑体"/>
         </w:rPr>
         <w:t xml:space="preserve">电角速度与机械角速度关系：</w:t>
       </w:r>
@@ -1515,7 +1704,7 @@
       </w:pPr>
       <w:r>
         <w:rPr>
-          <w:rFonts w:hint="eastAsia"/>
+          <w:rFonts w:hint="eastAsia" w:eastAsia="黑体"/>
         </w:rPr>
         <w:t xml:space="preserve">机械功率：</w:t>
       </w:r>
@@ -1591,7 +1780,7 @@
             </w:pPr>
             <w:r>
               <w:rPr>
-                <w:rFonts w:hint="eastAsia"/>
+                <w:rFonts w:hint="eastAsia" w:eastAsia="黑体"/>
               </w:rPr>
               <w:t xml:space="preserve">符号</w:t>
             </w:r>
@@ -1605,7 +1794,7 @@
             </w:pPr>
             <w:r>
               <w:rPr>
-                <w:rFonts w:hint="eastAsia"/>
+                <w:rFonts w:hint="eastAsia" w:eastAsia="黑体"/>
               </w:rPr>
               <w:t xml:space="preserve">含义</w:t>
             </w:r>
@@ -1619,7 +1808,7 @@
             </w:pPr>
             <w:r>
               <w:rPr>
-                <w:rFonts w:hint="eastAsia"/>
+                <w:rFonts w:hint="eastAsia" w:eastAsia="黑体"/>
               </w:rPr>
               <w:t xml:space="preserve">单位</w:t>
             </w:r>
@@ -1639,6 +1828,9 @@
               </m:r>
             </m:oMath>
             <w:r>
+              <w:rPr>
+                <w:rFonts w:eastAsia="黑体"/>
+              </w:rPr>
               <w:t xml:space="preserve">​</w:t>
             </w:r>
           </w:p>
@@ -1651,7 +1843,7 @@
             </w:pPr>
             <w:r>
               <w:rPr>
-                <w:rFonts w:hint="eastAsia"/>
+                <w:rFonts w:hint="eastAsia" w:eastAsia="黑体"/>
               </w:rPr>
               <w:t xml:space="preserve">反电动势</w:t>
             </w:r>
@@ -1664,6 +1856,9 @@
               <w:pStyle w:val="Compact"/>
             </w:pPr>
             <w:r>
+              <w:rPr>
+                <w:rFonts w:eastAsia="黑体"/>
+              </w:rPr>
               <w:t xml:space="preserve">V</w:t>
             </w:r>
           </w:p>
@@ -1691,6 +1886,9 @@
               </m:sSub>
             </m:oMath>
             <w:r>
+              <w:rPr>
+                <w:rFonts w:eastAsia="黑体"/>
+              </w:rPr>
               <w:t xml:space="preserve">/</w:t>
             </w:r>
             <m:oMath>
@@ -1717,7 +1915,7 @@
             </w:pPr>
             <w:r>
               <w:rPr>
-                <w:rFonts w:hint="eastAsia"/>
+                <w:rFonts w:hint="eastAsia" w:eastAsia="黑体"/>
               </w:rPr>
               <w:t xml:space="preserve">反电动势/转矩常数</w:t>
             </w:r>
@@ -1730,6 +1928,9 @@
               <w:pStyle w:val="Compact"/>
             </w:pPr>
             <w:r>
+              <w:rPr>
+                <w:rFonts w:eastAsia="黑体"/>
+              </w:rPr>
               <w:t xml:space="preserve">V·s/rad, N·m/A</w:t>
             </w:r>
           </w:p>
@@ -1748,6 +1949,9 @@
               </m:r>
             </m:oMath>
             <w:r>
+              <w:rPr>
+                <w:rFonts w:eastAsia="黑体"/>
+              </w:rPr>
               <w:t xml:space="preserve">​</w:t>
             </w:r>
           </w:p>
@@ -1760,7 +1964,7 @@
             </w:pPr>
             <w:r>
               <w:rPr>
-                <w:rFonts w:hint="eastAsia"/>
+                <w:rFonts w:hint="eastAsia" w:eastAsia="黑体"/>
               </w:rPr>
               <w:t xml:space="preserve">角速度</w:t>
             </w:r>
@@ -1773,6 +1977,9 @@
               <w:pStyle w:val="Compact"/>
             </w:pPr>
             <w:r>
+              <w:rPr>
+                <w:rFonts w:eastAsia="黑体"/>
+              </w:rPr>
               <w:t xml:space="preserve">rad/s</w:t>
             </w:r>
           </w:p>
@@ -1803,6 +2010,9 @@
               </m:sSub>
             </m:oMath>
             <w:r>
+              <w:rPr>
+                <w:rFonts w:eastAsia="黑体"/>
+              </w:rPr>
               <w:t xml:space="preserve">​</w:t>
             </w:r>
           </w:p>
@@ -1815,7 +2025,7 @@
             </w:pPr>
             <w:r>
               <w:rPr>
-                <w:rFonts w:hint="eastAsia"/>
+                <w:rFonts w:hint="eastAsia" w:eastAsia="黑体"/>
               </w:rPr>
               <w:t xml:space="preserve">母线电压</w:t>
             </w:r>
@@ -1828,6 +2038,9 @@
               <w:pStyle w:val="Compact"/>
             </w:pPr>
             <w:r>
+              <w:rPr>
+                <w:rFonts w:eastAsia="黑体"/>
+              </w:rPr>
               <w:t xml:space="preserve">V</w:t>
             </w:r>
           </w:p>
@@ -1846,6 +2059,9 @@
               </m:r>
             </m:oMath>
             <w:r>
+              <w:rPr>
+                <w:rFonts w:eastAsia="黑体"/>
+              </w:rPr>
               <w:t xml:space="preserve">​</w:t>
             </w:r>
           </w:p>
@@ -1858,7 +2074,7 @@
             </w:pPr>
             <w:r>
               <w:rPr>
-                <w:rFonts w:hint="eastAsia"/>
+                <w:rFonts w:hint="eastAsia" w:eastAsia="黑体"/>
               </w:rPr>
               <w:t xml:space="preserve">相电阻</w:t>
             </w:r>
@@ -1871,6 +2087,9 @@
               <w:pStyle w:val="Compact"/>
             </w:pPr>
             <w:r>
+              <w:rPr>
+                <w:rFonts w:eastAsia="黑体"/>
+              </w:rPr>
               <w:t xml:space="preserve">Ω</w:t>
             </w:r>
           </w:p>
@@ -1889,6 +2108,9 @@
               </m:r>
             </m:oMath>
             <w:r>
+              <w:rPr>
+                <w:rFonts w:eastAsia="黑体"/>
+              </w:rPr>
               <w:t xml:space="preserve">​</w:t>
             </w:r>
           </w:p>
@@ -1901,7 +2123,7 @@
             </w:pPr>
             <w:r>
               <w:rPr>
-                <w:rFonts w:hint="eastAsia"/>
+                <w:rFonts w:hint="eastAsia" w:eastAsia="黑体"/>
               </w:rPr>
               <w:t xml:space="preserve">电磁转矩</w:t>
             </w:r>
@@ -1914,6 +2136,9 @@
               <w:pStyle w:val="Compact"/>
             </w:pPr>
             <w:r>
+              <w:rPr>
+                <w:rFonts w:eastAsia="黑体"/>
+              </w:rPr>
               <w:t xml:space="preserve">N·m</w:t>
             </w:r>
           </w:p>
@@ -1932,6 +2157,9 @@
               </m:r>
             </m:oMath>
             <w:r>
+              <w:rPr>
+                <w:rFonts w:eastAsia="黑体"/>
+              </w:rPr>
               <w:t xml:space="preserve">​</w:t>
             </w:r>
           </w:p>
@@ -1944,7 +2172,7 @@
             </w:pPr>
             <w:r>
               <w:rPr>
-                <w:rFonts w:hint="eastAsia"/>
+                <w:rFonts w:hint="eastAsia" w:eastAsia="黑体"/>
               </w:rPr>
               <w:t xml:space="preserve">极数</w:t>
             </w:r>
@@ -1957,6 +2185,9 @@
               <w:pStyle w:val="Compact"/>
             </w:pPr>
             <w:r>
+              <w:rPr>
+                <w:rFonts w:eastAsia="黑体"/>
+              </w:rPr>
               <w:t xml:space="preserve">—</w:t>
             </w:r>
           </w:p>
@@ -1971,7 +2202,7 @@
       </w:pPr>
       <w:r>
         <w:rPr>
-          <w:rFonts w:hint="eastAsia"/>
+          <w:rFonts w:hint="eastAsia" w:eastAsia="黑体"/>
         </w:rPr>
         <w:t xml:space="preserve">元件调整影响</w:t>
       </w:r>
@@ -1986,21 +2217,27 @@
       </w:pPr>
       <w:r>
         <w:rPr>
-          <w:rFonts w:hint="eastAsia"/>
+          <w:rFonts w:hint="eastAsia" w:eastAsia="黑体"/>
           <w:b/>
           <w:bCs/>
         </w:rPr>
         <w:t xml:space="preserve">母线电压升高</w:t>
       </w:r>
       <w:r>
+        <w:rPr>
+          <w:rFonts w:eastAsia="黑体"/>
+        </w:rPr>
         <w:t xml:space="preserve"> </w:t>
       </w:r>
       <w:r>
+        <w:rPr>
+          <w:rFonts w:eastAsia="黑体"/>
+        </w:rPr>
         <w:t xml:space="preserve">→ </w:t>
       </w:r>
       <w:r>
         <w:rPr>
-          <w:rFonts w:hint="eastAsia"/>
+          <w:rFonts w:hint="eastAsia" w:eastAsia="黑体"/>
         </w:rPr>
         <w:t xml:space="preserve">最高转速提高、可达转矩增大。</w:t>
       </w:r>
@@ -2015,21 +2252,27 @@
       </w:pPr>
       <w:r>
         <w:rPr>
-          <w:rFonts w:hint="eastAsia"/>
+          <w:rFonts w:hint="eastAsia" w:eastAsia="黑体"/>
           <w:b/>
           <w:bCs/>
         </w:rPr>
         <w:t xml:space="preserve">换相提前角增大</w:t>
       </w:r>
       <w:r>
+        <w:rPr>
+          <w:rFonts w:eastAsia="黑体"/>
+        </w:rPr>
         <w:t xml:space="preserve"> </w:t>
       </w:r>
       <w:r>
+        <w:rPr>
+          <w:rFonts w:eastAsia="黑体"/>
+        </w:rPr>
         <w:t xml:space="preserve">→ </w:t>
       </w:r>
       <w:r>
         <w:rPr>
-          <w:rFonts w:hint="eastAsia"/>
+          <w:rFonts w:hint="eastAsia" w:eastAsia="黑体"/>
         </w:rPr>
         <w:t xml:space="preserve">高速时转矩输出改善，但过大效率下降。</w:t>
       </w:r>
@@ -2044,6 +2287,7 @@
       </w:pPr>
       <w:r>
         <w:rPr>
+          <w:rFonts w:eastAsia="黑体"/>
           <w:b/>
           <w:bCs/>
         </w:rPr>
@@ -2051,21 +2295,27 @@
       </w:r>
       <w:r>
         <w:rPr>
-          <w:rFonts w:hint="eastAsia"/>
+          <w:rFonts w:hint="eastAsia" w:eastAsia="黑体"/>
           <w:b/>
           <w:bCs/>
         </w:rPr>
         <w:t xml:space="preserve">占空比升高</w:t>
       </w:r>
       <w:r>
+        <w:rPr>
+          <w:rFonts w:eastAsia="黑体"/>
+        </w:rPr>
         <w:t xml:space="preserve"> </w:t>
       </w:r>
       <w:r>
+        <w:rPr>
+          <w:rFonts w:eastAsia="黑体"/>
+        </w:rPr>
         <w:t xml:space="preserve">→ </w:t>
       </w:r>
       <w:r>
         <w:rPr>
-          <w:rFonts w:hint="eastAsia"/>
+          <w:rFonts w:hint="eastAsia" w:eastAsia="黑体"/>
         </w:rPr>
         <w:t xml:space="preserve">平均电流与转矩增大、转速提高。</w:t>
       </w:r>
@@ -2080,21 +2330,27 @@
       </w:pPr>
       <w:r>
         <w:rPr>
-          <w:rFonts w:hint="eastAsia"/>
+          <w:rFonts w:hint="eastAsia" w:eastAsia="黑体"/>
           <w:b/>
           <w:bCs/>
         </w:rPr>
         <w:t xml:space="preserve">开关导通电阻增大</w:t>
       </w:r>
       <w:r>
+        <w:rPr>
+          <w:rFonts w:eastAsia="黑体"/>
+        </w:rPr>
         <w:t xml:space="preserve"> </w:t>
       </w:r>
       <w:r>
+        <w:rPr>
+          <w:rFonts w:eastAsia="黑体"/>
+        </w:rPr>
         <w:t xml:space="preserve">→ </w:t>
       </w:r>
       <w:r>
         <w:rPr>
-          <w:rFonts w:hint="eastAsia"/>
+          <w:rFonts w:hint="eastAsia" w:eastAsia="黑体"/>
         </w:rPr>
         <w:t xml:space="preserve">压降损耗增大、效率与转速下降。</w:t>
       </w:r>
@@ -2107,7 +2363,7 @@
       </w:pPr>
       <w:r>
         <w:rPr>
-          <w:rFonts w:hint="eastAsia"/>
+          <w:rFonts w:hint="eastAsia" w:eastAsia="黑体"/>
         </w:rPr>
         <w:t xml:space="preserve">典型参数示例</w:t>
       </w:r>
@@ -2122,11 +2378,14 @@
       </w:pPr>
       <w:r>
         <w:rPr>
-          <w:rFonts w:hint="eastAsia"/>
+          <w:rFonts w:hint="eastAsia" w:eastAsia="黑体"/>
         </w:rPr>
         <w:t xml:space="preserve">取</w:t>
       </w:r>
       <w:r>
+        <w:rPr>
+          <w:rFonts w:eastAsia="黑体"/>
+        </w:rPr>
         <w:t xml:space="preserve"> </w:t>
       </w:r>
       <m:oMath>
@@ -2163,6 +2422,9 @@
         </m:r>
       </m:oMath>
       <w:r>
+        <w:rPr>
+          <w:rFonts w:eastAsia="黑体"/>
+        </w:rPr>
         <w:t xml:space="preserve">、</w:t>
       </w:r>
       <m:oMath>
@@ -2191,7 +2453,7 @@
       </m:oMath>
       <w:r>
         <w:rPr>
-          <w:rFonts w:hint="eastAsia"/>
+          <w:rFonts w:hint="eastAsia" w:eastAsia="黑体"/>
         </w:rPr>
         <w:t xml:space="preserve">：</w:t>
       </w:r>
@@ -2238,6 +2500,9 @@
         </m:r>
       </m:oMath>
       <w:r>
+        <w:rPr>
+          <w:rFonts w:eastAsia="黑体"/>
+        </w:rPr>
         <w:t xml:space="preserve">。</w:t>
       </w:r>
     </w:p>
@@ -2251,11 +2516,14 @@
       </w:pPr>
       <w:r>
         <w:rPr>
-          <w:rFonts w:hint="eastAsia"/>
+          <w:rFonts w:hint="eastAsia" w:eastAsia="黑体"/>
         </w:rPr>
         <w:t xml:space="preserve">取</w:t>
       </w:r>
       <w:r>
+        <w:rPr>
+          <w:rFonts w:eastAsia="黑体"/>
+        </w:rPr>
         <w:t xml:space="preserve"> </w:t>
       </w:r>
       <m:oMath>
@@ -2292,6 +2560,9 @@
         </m:r>
       </m:oMath>
       <w:r>
+        <w:rPr>
+          <w:rFonts w:eastAsia="黑体"/>
+        </w:rPr>
         <w:t xml:space="preserve">、</w:t>
       </w:r>
       <m:oMath>
@@ -2329,7 +2600,7 @@
       </m:oMath>
       <w:r>
         <w:rPr>
-          <w:rFonts w:hint="eastAsia"/>
+          <w:rFonts w:hint="eastAsia" w:eastAsia="黑体"/>
         </w:rPr>
         <w:t xml:space="preserve">：</w:t>
       </w:r>
@@ -2376,6 +2647,9 @@
         </m:r>
       </m:oMath>
       <w:r>
+        <w:rPr>
+          <w:rFonts w:eastAsia="黑体"/>
+        </w:rPr>
         <w:t xml:space="preserve">。</w:t>
       </w:r>
     </w:p>
@@ -2387,7 +2661,7 @@
       </w:pPr>
       <w:r>
         <w:rPr>
-          <w:rFonts w:hint="eastAsia"/>
+          <w:rFonts w:hint="eastAsia" w:eastAsia="黑体"/>
         </w:rPr>
         <w:t xml:space="preserve">常见器件型号</w:t>
       </w:r>
@@ -2402,7 +2676,7 @@
       </w:pPr>
       <w:r>
         <w:rPr>
-          <w:rFonts w:hint="eastAsia"/>
+          <w:rFonts w:hint="eastAsia" w:eastAsia="黑体"/>
         </w:rPr>
         <w:t xml:space="preserve">驱动/控制器：DRV8301、DRV8353、MCT8316Z（集成无感）、L6234。</w:t>
       </w:r>
@@ -2417,7 +2691,7 @@
       </w:pPr>
       <w:r>
         <w:rPr>
-          <w:rFonts w:hint="eastAsia"/>
+          <w:rFonts w:hint="eastAsia" w:eastAsia="黑体"/>
         </w:rPr>
         <w:t xml:space="preserve">栅极驱动：IR2103、DRV8323。</w:t>
       </w:r>
@@ -2432,7 +2706,7 @@
       </w:pPr>
       <w:r>
         <w:rPr>
-          <w:rFonts w:hint="eastAsia"/>
+          <w:rFonts w:hint="eastAsia" w:eastAsia="黑体"/>
         </w:rPr>
         <w:t xml:space="preserve">霍尔传感器：AH49E、SS41F。</w:t>
       </w:r>
@@ -2445,7 +2719,7 @@
       </w:pPr>
       <w:r>
         <w:rPr>
-          <w:rFonts w:hint="eastAsia"/>
+          <w:rFonts w:hint="eastAsia" w:eastAsia="黑体"/>
         </w:rPr>
         <w:t xml:space="preserve">注意事项</w:t>
       </w:r>
@@ -2460,7 +2734,7 @@
       </w:pPr>
       <w:r>
         <w:rPr>
-          <w:rFonts w:hint="eastAsia"/>
+          <w:rFonts w:hint="eastAsia" w:eastAsia="黑体"/>
         </w:rPr>
         <w:t xml:space="preserve">必须同步换相，相位错误会导致抖动、倒转或过流。</w:t>
       </w:r>
@@ -2475,7 +2749,7 @@
       </w:pPr>
       <w:r>
         <w:rPr>
-          <w:rFonts w:hint="eastAsia"/>
+          <w:rFonts w:hint="eastAsia" w:eastAsia="黑体"/>
         </w:rPr>
         <w:t xml:space="preserve">无感起动需开环拖动再切入闭环，低速检测困难。</w:t>
       </w:r>
@@ -2490,7 +2764,7 @@
       </w:pPr>
       <w:r>
         <w:rPr>
-          <w:rFonts w:hint="eastAsia"/>
+          <w:rFonts w:hint="eastAsia" w:eastAsia="黑体"/>
         </w:rPr>
         <w:t xml:space="preserve">反电动势随转速升高，高转速下需留电压裕量或弱磁。</w:t>
       </w:r>
@@ -2503,7 +2777,7 @@
       </w:pPr>
       <w:r>
         <w:rPr>
-          <w:rFonts w:hint="eastAsia"/>
+          <w:rFonts w:hint="eastAsia" w:eastAsia="黑体"/>
         </w:rPr>
         <w:t xml:space="preserve">参考资料</w:t>
       </w:r>
@@ -2517,6 +2791,9 @@
         </w:numPr>
       </w:pPr>
       <w:r>
+        <w:rPr>
+          <w:rFonts w:eastAsia="黑体"/>
+        </w:rPr>
         <w:t xml:space="preserve">Wikipedia: Brushless DC electric motor。</w:t>
       </w:r>
     </w:p>
@@ -2529,11 +2806,14 @@
         </w:numPr>
       </w:pPr>
       <w:r>
+        <w:rPr>
+          <w:rFonts w:eastAsia="黑体"/>
+        </w:rPr>
         <w:t xml:space="preserve">TI </w:t>
       </w:r>
       <w:r>
         <w:rPr>
-          <w:rFonts w:hint="eastAsia"/>
+          <w:rFonts w:hint="eastAsia" w:eastAsia="黑体"/>
         </w:rPr>
         <w:t xml:space="preserve">产品页：DRV8301、MCT8316Z。</w:t>
       </w:r>
@@ -2548,7 +2828,7 @@
       </w:pPr>
       <w:r>
         <w:rPr>
-          <w:rFonts w:hint="eastAsia"/>
+          <w:rFonts w:hint="eastAsia" w:eastAsia="黑体"/>
         </w:rPr>
         <w:t xml:space="preserve">《无刷直流电机控制》相关教材。</w:t>
       </w:r>
@@ -2562,11 +2842,11 @@
       </w:pPr>
       <w:r>
         <w:rPr>
-          <w:rFonts w:ascii="Times New Roman" w:hAnsi="Times New Roman"/>
+          <w:rFonts w:ascii="Times New Roman" w:hAnsi="Times New Roman" w:eastAsia="黑体"/>
           <w:color w:val="555555"/>
           <w:sz w:val="21"/>
         </w:rPr>
-        <w:t>材料收集者：杜文杰</w:t>
+        <w:t>材料收集者：杜文杰，WX手机：19519196569，QQ:3478827729</w:t>
       </w:r>
     </w:p>
     <w:sectPr>
@@ -2586,7 +2866,7 @@
 </file>
 
 <file path=word/footer1.xml><?xml version="1.0" encoding="utf-8"?>
-<w:ftr xmlns:m="http://schemas.openxmlformats.org/officeDocument/2006/math" xmlns:mc="http://schemas.openxmlformats.org/markup-compatibility/2006" xmlns:mo="http://schemas.microsoft.com/office/mac/office/2008/main" xmlns:mv="urn:schemas-microsoft-com:mac:vml" xmlns:o="urn:schemas-microsoft-com:office:office" xmlns:r="http://schemas.openxmlformats.org/officeDocument/2006/relationships" xmlns:v="urn:schemas-microsoft-com:vml" xmlns:w10="urn:schemas-microsoft-com:office:word" xmlns:w14="http://schemas.microsoft.com/office/word/2010/wordml" xmlns:w="http://schemas.openxmlformats.org/wordprocessingml/2006/main" xmlns:wne="http://schemas.microsoft.com/office/word/2006/wordml" xmlns:wp14="http://schemas.microsoft.com/office/word/2010/wordprocessingDrawing" xmlns:wp="http://schemas.openxmlformats.org/drawingml/2006/wordprocessingDrawing" xmlns:wpc="http://schemas.microsoft.com/office/word/2010/wordprocessingCanvas" xmlns:wpg="http://schemas.microsoft.com/office/word/2010/wordprocessingGroup" xmlns:wpi="http://schemas.microsoft.com/office/word/2010/wordprocessingInk" xmlns:wps="http://schemas.microsoft.com/office/word/2010/wordprocessingShape" mc:Ignorable="w14 wp14">
+<w:ftr xmlns:mc="http://schemas.openxmlformats.org/markup-compatibility/2006" xmlns:w="http://schemas.openxmlformats.org/wordprocessingml/2006/main" xmlns:m="http://schemas.openxmlformats.org/officeDocument/2006/math" xmlns:mo="http://schemas.microsoft.com/office/mac/office/2008/main" xmlns:mv="urn:schemas-microsoft-com:mac:vml" xmlns:o="urn:schemas-microsoft-com:office:office" xmlns:r="http://schemas.openxmlformats.org/officeDocument/2006/relationships" xmlns:v="urn:schemas-microsoft-com:vml" xmlns:w10="urn:schemas-microsoft-com:office:word" xmlns:w14="http://schemas.microsoft.com/office/word/2010/wordml" xmlns:wne="http://schemas.microsoft.com/office/word/2006/wordml" xmlns:wp14="http://schemas.microsoft.com/office/word/2010/wordprocessingDrawing" xmlns:wp="http://schemas.openxmlformats.org/drawingml/2006/wordprocessingDrawing" xmlns:wpc="http://schemas.microsoft.com/office/word/2010/wordprocessingCanvas" xmlns:wpg="http://schemas.microsoft.com/office/word/2010/wordprocessingGroup" xmlns:wpi="http://schemas.microsoft.com/office/word/2010/wordprocessingInk" xmlns:wps="http://schemas.microsoft.com/office/word/2010/wordprocessingShape" mc:Ignorable="w14 wp14">
   <w:p>
     <w:pPr>
       <w:pStyle w:val="Footer"/>
@@ -2594,12 +2874,14 @@
     </w:pPr>
     <w:r>
       <w:rPr>
+        <w:rFonts w:eastAsia="黑体"/>
         <w:sz w:val="18"/>
       </w:rPr>
       <w:t xml:space="preserve">第 </w:t>
     </w:r>
     <w:r>
       <w:rPr>
+        <w:rFonts w:eastAsia="黑体"/>
         <w:sz w:val="18"/>
       </w:rPr>
       <w:fldChar w:fldCharType="begin"/>
@@ -2608,6 +2890,7 @@
     </w:r>
     <w:r>
       <w:rPr>
+        <w:rFonts w:eastAsia="黑体"/>
         <w:sz w:val="18"/>
       </w:rPr>
       <w:t xml:space="preserve"> 页</w:t>
@@ -2621,6 +2904,9 @@
   <w:footnote w:type="continuationSeparator" w:id="0">
     <w:p>
       <w:r>
+        <w:rPr>
+          <w:rFonts w:eastAsia="黑体"/>
+        </w:rPr>
         <w:continuationSeparator/>
       </w:r>
     </w:p>
@@ -2628,6 +2914,9 @@
   <w:footnote w:type="separator" w:id="-1">
     <w:p>
       <w:r>
+        <w:rPr>
+          <w:rFonts w:eastAsia="黑体"/>
+        </w:rPr>
         <w:separator/>
       </w:r>
     </w:p>
@@ -2636,7 +2925,7 @@
 </file>
 
 <file path=word/header1.xml><?xml version="1.0" encoding="utf-8"?>
-<w:hdr xmlns:m="http://schemas.openxmlformats.org/officeDocument/2006/math" xmlns:mc="http://schemas.openxmlformats.org/markup-compatibility/2006" xmlns:mo="http://schemas.microsoft.com/office/mac/office/2008/main" xmlns:mv="urn:schemas-microsoft-com:mac:vml" xmlns:o="urn:schemas-microsoft-com:office:office" xmlns:r="http://schemas.openxmlformats.org/officeDocument/2006/relationships" xmlns:v="urn:schemas-microsoft-com:vml" xmlns:w10="urn:schemas-microsoft-com:office:word" xmlns:w14="http://schemas.microsoft.com/office/word/2010/wordml" xmlns:w="http://schemas.openxmlformats.org/wordprocessingml/2006/main" xmlns:wne="http://schemas.microsoft.com/office/word/2006/wordml" xmlns:wp14="http://schemas.microsoft.com/office/word/2010/wordprocessingDrawing" xmlns:wp="http://schemas.openxmlformats.org/drawingml/2006/wordprocessingDrawing" xmlns:wpc="http://schemas.microsoft.com/office/word/2010/wordprocessingCanvas" xmlns:wpg="http://schemas.microsoft.com/office/word/2010/wordprocessingGroup" xmlns:wpi="http://schemas.microsoft.com/office/word/2010/wordprocessingInk" xmlns:wps="http://schemas.microsoft.com/office/word/2010/wordprocessingShape" mc:Ignorable="w14 wp14">
+<w:hdr xmlns:mc="http://schemas.openxmlformats.org/markup-compatibility/2006" xmlns:w="http://schemas.openxmlformats.org/wordprocessingml/2006/main" xmlns:m="http://schemas.openxmlformats.org/officeDocument/2006/math" xmlns:mo="http://schemas.microsoft.com/office/mac/office/2008/main" xmlns:mv="urn:schemas-microsoft-com:mac:vml" xmlns:o="urn:schemas-microsoft-com:office:office" xmlns:r="http://schemas.openxmlformats.org/officeDocument/2006/relationships" xmlns:v="urn:schemas-microsoft-com:vml" xmlns:w10="urn:schemas-microsoft-com:office:word" xmlns:w14="http://schemas.microsoft.com/office/word/2010/wordml" xmlns:wne="http://schemas.microsoft.com/office/word/2006/wordml" xmlns:wp14="http://schemas.microsoft.com/office/word/2010/wordprocessingDrawing" xmlns:wp="http://schemas.openxmlformats.org/drawingml/2006/wordprocessingDrawing" xmlns:wpc="http://schemas.microsoft.com/office/word/2010/wordprocessingCanvas" xmlns:wpg="http://schemas.microsoft.com/office/word/2010/wordprocessingGroup" xmlns:wpi="http://schemas.microsoft.com/office/word/2010/wordprocessingInk" xmlns:wps="http://schemas.microsoft.com/office/word/2010/wordprocessingShape" mc:Ignorable="w14 wp14">
   <w:p>
     <w:pPr>
       <w:pStyle w:val="Header"/>
@@ -2644,7 +2933,7 @@
     </w:pPr>
     <w:r>
       <w:rPr>
-        <w:rFonts w:ascii="Times New Roman" w:hAnsi="Times New Roman"/>
+        <w:rFonts w:ascii="Times New Roman" w:hAnsi="Times New Roman" w:eastAsia="黑体"/>
         <w:sz w:val="18"/>
         <w:rFonts w:eastAsia="黑体"/>
         <w:rFonts w:eastAsia="黑体"/>
@@ -2656,7 +2945,7 @@
 </file>
 
 <file path=word/numbering.xml><?xml version="1.0" encoding="utf-8"?>
-<w:numbering xmlns:m="http://schemas.openxmlformats.org/officeDocument/2006/math" xmlns:mc="http://schemas.openxmlformats.org/markup-compatibility/2006" xmlns:mo="http://schemas.microsoft.com/office/mac/office/2008/main" xmlns:mv="urn:schemas-microsoft-com:mac:vml" xmlns:o="urn:schemas-microsoft-com:office:office" xmlns:r="http://schemas.openxmlformats.org/officeDocument/2006/relationships" xmlns:v="urn:schemas-microsoft-com:vml" xmlns:w="http://schemas.openxmlformats.org/wordprocessingml/2006/main" xmlns:w10="urn:schemas-microsoft-com:office:word" xmlns:w14="http://schemas.microsoft.com/office/word/2010/wordml" xmlns:wne="http://schemas.microsoft.com/office/word/2006/wordml" xmlns:wp="http://schemas.openxmlformats.org/drawingml/2006/wordprocessingDrawing" xmlns:wp14="http://schemas.microsoft.com/office/word/2010/wordprocessingDrawing" xmlns:wpc="http://schemas.microsoft.com/office/word/2010/wordprocessingCanvas" xmlns:wpg="http://schemas.microsoft.com/office/word/2010/wordprocessingGroup" xmlns:wpi="http://schemas.microsoft.com/office/word/2010/wordprocessingInk" xmlns:wps="http://schemas.microsoft.com/office/word/2010/wordprocessingShape" mc:Ignorable="w14 wp14">
+<w:numbering xmlns:mc="http://schemas.openxmlformats.org/markup-compatibility/2006" xmlns:w="http://schemas.openxmlformats.org/wordprocessingml/2006/main" xmlns:m="http://schemas.openxmlformats.org/officeDocument/2006/math" xmlns:mo="http://schemas.microsoft.com/office/mac/office/2008/main" xmlns:mv="urn:schemas-microsoft-com:mac:vml" xmlns:o="urn:schemas-microsoft-com:office:office" xmlns:r="http://schemas.openxmlformats.org/officeDocument/2006/relationships" xmlns:v="urn:schemas-microsoft-com:vml" xmlns:w10="urn:schemas-microsoft-com:office:word" xmlns:w14="http://schemas.microsoft.com/office/word/2010/wordml" xmlns:wne="http://schemas.microsoft.com/office/word/2006/wordml" xmlns:wp="http://schemas.openxmlformats.org/drawingml/2006/wordprocessingDrawing" xmlns:wp14="http://schemas.microsoft.com/office/word/2010/wordprocessingDrawing" xmlns:wpc="http://schemas.microsoft.com/office/word/2010/wordprocessingCanvas" xmlns:wpg="http://schemas.microsoft.com/office/word/2010/wordprocessingGroup" xmlns:wpi="http://schemas.microsoft.com/office/word/2010/wordprocessingInk" xmlns:wps="http://schemas.microsoft.com/office/word/2010/wordprocessingShape" mc:Ignorable="w14 wp14">
   <w:abstractNum w:abstractNumId="0">
     <w:nsid w:val="FFFFFF7C"/>
     <w:multiLevelType w:val="singleLevel"/>
@@ -2743,7 +3032,7 @@
         <w:ind w:hanging="360" w:left="1440"/>
       </w:pPr>
       <w:rPr>
-        <w:rFonts w:ascii="Symbol" w:hAnsi="Symbol" w:hint="default"/>
+        <w:rFonts w:ascii="Symbol" w:hAnsi="Symbol" w:hint="default" w:eastAsia="黑体"/>
       </w:rPr>
     </w:lvl>
   </w:abstractNum>
@@ -2764,7 +3053,7 @@
         <w:ind w:hanging="360" w:left="1080"/>
       </w:pPr>
       <w:rPr>
-        <w:rFonts w:ascii="Symbol" w:hAnsi="Symbol" w:hint="default"/>
+        <w:rFonts w:ascii="Symbol" w:hAnsi="Symbol" w:hint="default" w:eastAsia="黑体"/>
       </w:rPr>
     </w:lvl>
   </w:abstractNum>
@@ -2785,7 +3074,7 @@
         <w:ind w:hanging="360" w:left="720"/>
       </w:pPr>
       <w:rPr>
-        <w:rFonts w:ascii="Symbol" w:hAnsi="Symbol" w:hint="default"/>
+        <w:rFonts w:ascii="Symbol" w:hAnsi="Symbol" w:hint="default" w:eastAsia="黑体"/>
       </w:rPr>
     </w:lvl>
   </w:abstractNum>
@@ -2824,7 +3113,7 @@
         <w:ind w:hanging="360" w:left="360"/>
       </w:pPr>
       <w:rPr>
-        <w:rFonts w:ascii="Symbol" w:hAnsi="Symbol" w:hint="default"/>
+        <w:rFonts w:ascii="Symbol" w:hAnsi="Symbol" w:hint="default" w:eastAsia="黑体"/>
       </w:rPr>
     </w:lvl>
   </w:abstractNum>
@@ -2915,7 +3204,7 @@
         <w:ind w:left="720" w:hanging="360"/>
       </w:pPr>
       <w:rPr>
-        <w:rFonts w:ascii="Symbol" w:hAnsi="Symbol" w:cs="Symbol" w:hint="default"/>
+        <w:rFonts w:ascii="Symbol" w:hAnsi="Symbol" w:cs="Symbol" w:hint="default" w:eastAsia="黑体"/>
       </w:rPr>
     </w:lvl>
     <w:lvl w:ilvl="1">
@@ -2926,7 +3215,7 @@
         <w:ind w:left="1440" w:hanging="360"/>
       </w:pPr>
       <w:rPr>
-        <w:rFonts w:ascii="Courier New" w:hAnsi="Courier New" w:cs="Courier New" w:hint="default"/>
+        <w:rFonts w:ascii="Courier New" w:hAnsi="Courier New" w:cs="Courier New" w:hint="default" w:eastAsia="黑体"/>
       </w:rPr>
     </w:lvl>
     <w:lvl w:ilvl="2">
@@ -2937,7 +3226,7 @@
         <w:ind w:left="2160" w:hanging="360"/>
       </w:pPr>
       <w:rPr>
-        <w:rFonts w:ascii="Wingdings" w:hAnsi="Wingdings" w:cs="Wingdings" w:hint="default"/>
+        <w:rFonts w:ascii="Wingdings" w:hAnsi="Wingdings" w:cs="Wingdings" w:hint="default" w:eastAsia="黑体"/>
       </w:rPr>
     </w:lvl>
     <w:lvl w:ilvl="3">
@@ -2948,7 +3237,7 @@
         <w:ind w:left="2880" w:hanging="360"/>
       </w:pPr>
       <w:rPr>
-        <w:rFonts w:ascii="Symbol" w:hAnsi="Symbol" w:cs="Symbol" w:hint="default"/>
+        <w:rFonts w:ascii="Symbol" w:hAnsi="Symbol" w:cs="Symbol" w:hint="default" w:eastAsia="黑体"/>
       </w:rPr>
     </w:lvl>
     <w:lvl w:ilvl="4">
@@ -2959,7 +3248,7 @@
         <w:ind w:left="3600" w:hanging="360"/>
       </w:pPr>
       <w:rPr>
-        <w:rFonts w:ascii="Courier New" w:hAnsi="Courier New" w:cs="Courier New" w:hint="default"/>
+        <w:rFonts w:ascii="Courier New" w:hAnsi="Courier New" w:cs="Courier New" w:hint="default" w:eastAsia="黑体"/>
       </w:rPr>
     </w:lvl>
     <w:lvl w:ilvl="5">
@@ -2970,7 +3259,7 @@
         <w:ind w:left="4320" w:hanging="360"/>
       </w:pPr>
       <w:rPr>
-        <w:rFonts w:ascii="Wingdings" w:hAnsi="Wingdings" w:cs="Wingdings" w:hint="default"/>
+        <w:rFonts w:ascii="Wingdings" w:hAnsi="Wingdings" w:cs="Wingdings" w:hint="default" w:eastAsia="黑体"/>
       </w:rPr>
     </w:lvl>
     <w:lvl w:ilvl="6">
@@ -2981,7 +3270,7 @@
         <w:ind w:left="5040" w:hanging="360"/>
       </w:pPr>
       <w:rPr>
-        <w:rFonts w:ascii="Symbol" w:hAnsi="Symbol" w:cs="Symbol" w:hint="default"/>
+        <w:rFonts w:ascii="Symbol" w:hAnsi="Symbol" w:cs="Symbol" w:hint="default" w:eastAsia="黑体"/>
       </w:rPr>
     </w:lvl>
     <w:lvl w:ilvl="7">
@@ -2992,7 +3281,7 @@
         <w:ind w:left="5760" w:hanging="360"/>
       </w:pPr>
       <w:rPr>
-        <w:rFonts w:ascii="Courier New" w:hAnsi="Courier New" w:cs="Courier New" w:hint="default"/>
+        <w:rFonts w:ascii="Courier New" w:hAnsi="Courier New" w:cs="Courier New" w:hint="default" w:eastAsia="黑体"/>
       </w:rPr>
     </w:lvl>
     <w:lvl w:ilvl="8">
@@ -3003,7 +3292,7 @@
         <w:ind w:left="6480" w:hanging="360"/>
       </w:pPr>
       <w:rPr>
-        <w:rFonts w:ascii="Wingdings" w:hAnsi="Wingdings" w:cs="Wingdings" w:hint="default"/>
+        <w:rFonts w:ascii="Wingdings" w:hAnsi="Wingdings" w:cs="Wingdings" w:hint="default" w:eastAsia="黑体"/>
       </w:rPr>
     </w:lvl>
   </w:abstractNum>
@@ -3059,11 +3348,11 @@
 </file>
 
 <file path=word/styles.xml><?xml version="1.0" encoding="utf-8"?>
-<w:styles xmlns:mc="http://schemas.openxmlformats.org/markup-compatibility/2006" xmlns:r="http://schemas.openxmlformats.org/officeDocument/2006/relationships" xmlns:w="http://schemas.openxmlformats.org/wordprocessingml/2006/main" xmlns:w14="http://schemas.microsoft.com/office/word/2010/wordml" mc:Ignorable="w14">
+<w:styles xmlns:mc="http://schemas.openxmlformats.org/markup-compatibility/2006" xmlns:w="http://schemas.openxmlformats.org/wordprocessingml/2006/main" xmlns:r="http://schemas.openxmlformats.org/officeDocument/2006/relationships" xmlns:w14="http://schemas.microsoft.com/office/word/2010/wordml" mc:Ignorable="w14">
   <w:docDefaults>
     <w:rPrDefault>
       <w:rPr>
-        <w:rFonts w:asciiTheme="minorHAnsi" w:cstheme="minorBidi" w:eastAsiaTheme="minorEastAsia" w:hAnsiTheme="minorHAnsi"/>
+        <w:rFonts w:asciiTheme="minorHAnsi" w:cstheme="minorBidi" w:hAnsiTheme="minorHAnsi" w:eastAsia="黑体"/>
         <w:sz w:val="22"/>
         <w:szCs w:val="22"/>
         <w:lang w:bidi="ar-SA" w:eastAsia="en-US" w:val="en-US"/>
@@ -3285,7 +3574,7 @@
       <w:outlineLvl w:val="0"/>
     </w:pPr>
     <w:rPr>
-      <w:rFonts w:ascii="Times New Roman" w:asciiTheme="majorHAnsi" w:cstheme="majorBidi" w:eastAsia="黑体" w:eastAsiaTheme="majorEastAsia" w:hAnsi="Times New Roman" w:hAnsiTheme="majorHAnsi"/>
+      <w:rFonts w:ascii="Times New Roman" w:asciiTheme="majorHAnsi" w:cstheme="majorBidi" w:eastAsia="黑体" w:hAnsi="Times New Roman" w:hAnsiTheme="majorHAnsi"/>
       <w:b/>
       <w:bCs/>
       <w:color w:val="1F3864"/>
@@ -3309,7 +3598,7 @@
       <w:outlineLvl w:val="1"/>
     </w:pPr>
     <w:rPr>
-      <w:rFonts w:ascii="Times New Roman" w:asciiTheme="majorHAnsi" w:cstheme="majorBidi" w:eastAsia="黑体" w:eastAsiaTheme="majorEastAsia" w:hAnsi="Times New Roman" w:hAnsiTheme="majorHAnsi"/>
+      <w:rFonts w:ascii="Times New Roman" w:asciiTheme="majorHAnsi" w:cstheme="majorBidi" w:eastAsia="黑体" w:hAnsi="Times New Roman" w:hAnsiTheme="majorHAnsi"/>
       <w:b/>
       <w:bCs/>
       <w:color w:val="2E4E7E"/>
@@ -3333,7 +3622,7 @@
       <w:outlineLvl w:val="2"/>
     </w:pPr>
     <w:rPr>
-      <w:rFonts w:ascii="Times New Roman" w:asciiTheme="majorHAnsi" w:cstheme="majorBidi" w:eastAsia="黑体" w:eastAsiaTheme="majorEastAsia" w:hAnsi="Times New Roman" w:hAnsiTheme="majorHAnsi"/>
+      <w:rFonts w:ascii="Times New Roman" w:asciiTheme="majorHAnsi" w:cstheme="majorBidi" w:eastAsia="黑体" w:hAnsi="Times New Roman" w:hAnsiTheme="majorHAnsi"/>
       <w:b/>
       <w:bCs/>
       <w:color w:val="2E4E7E"/>
@@ -3357,7 +3646,7 @@
       <w:outlineLvl w:val="3"/>
     </w:pPr>
     <w:rPr>
-      <w:rFonts w:ascii="Times New Roman" w:asciiTheme="majorHAnsi" w:cstheme="majorBidi" w:eastAsia="黑体" w:eastAsiaTheme="majorEastAsia" w:hAnsi="Times New Roman" w:hAnsiTheme="majorHAnsi"/>
+      <w:rFonts w:ascii="Times New Roman" w:asciiTheme="majorHAnsi" w:cstheme="majorBidi" w:eastAsia="黑体" w:hAnsi="Times New Roman" w:hAnsiTheme="majorHAnsi"/>
       <w:b/>
       <w:bCs/>
       <w:i/>
@@ -3383,7 +3672,7 @@
       <w:outlineLvl w:val="4"/>
     </w:pPr>
     <w:rPr>
-      <w:rFonts w:ascii="Times New Roman" w:asciiTheme="majorHAnsi" w:cstheme="majorBidi" w:eastAsia="黑体" w:eastAsiaTheme="majorEastAsia" w:hAnsi="Times New Roman" w:hAnsiTheme="majorHAnsi"/>
+      <w:rFonts w:ascii="Times New Roman" w:asciiTheme="majorHAnsi" w:cstheme="majorBidi" w:eastAsia="黑体" w:hAnsi="Times New Roman" w:hAnsiTheme="majorHAnsi"/>
       <w:b/>
       <w:color w:val="333333"/>
       <w:sz w:val="22"/>
@@ -3406,7 +3695,7 @@
       <w:outlineLvl w:val="5"/>
     </w:pPr>
     <w:rPr>
-      <w:rFonts w:asciiTheme="majorHAnsi" w:cstheme="majorBidi" w:eastAsiaTheme="majorEastAsia" w:hAnsiTheme="majorHAnsi"/>
+      <w:rFonts w:asciiTheme="majorHAnsi" w:cstheme="majorBidi" w:hAnsiTheme="majorHAnsi" w:eastAsia="黑体"/>
       <w:i/>
       <w:iCs/>
       <w:color w:themeColor="accent1" w:themeShade="7F" w:val="243F60"/>
@@ -3429,7 +3718,7 @@
       <w:outlineLvl w:val="6"/>
     </w:pPr>
     <w:rPr>
-      <w:rFonts w:asciiTheme="majorHAnsi" w:cstheme="majorBidi" w:eastAsiaTheme="majorEastAsia" w:hAnsiTheme="majorHAnsi"/>
+      <w:rFonts w:asciiTheme="majorHAnsi" w:cstheme="majorBidi" w:hAnsiTheme="majorHAnsi" w:eastAsia="黑体"/>
       <w:i/>
       <w:iCs/>
       <w:color w:themeColor="text1" w:themeTint="BF" w:val="404040"/>
@@ -3452,7 +3741,7 @@
       <w:outlineLvl w:val="7"/>
     </w:pPr>
     <w:rPr>
-      <w:rFonts w:asciiTheme="majorHAnsi" w:cstheme="majorBidi" w:eastAsiaTheme="majorEastAsia" w:hAnsiTheme="majorHAnsi"/>
+      <w:rFonts w:asciiTheme="majorHAnsi" w:cstheme="majorBidi" w:hAnsiTheme="majorHAnsi" w:eastAsia="黑体"/>
       <w:color w:themeColor="accent1" w:val="4F81BD"/>
       <w:sz w:val="20"/>
       <w:szCs w:val="20"/>
@@ -3475,7 +3764,7 @@
       <w:outlineLvl w:val="8"/>
     </w:pPr>
     <w:rPr>
-      <w:rFonts w:asciiTheme="majorHAnsi" w:cstheme="majorBidi" w:eastAsiaTheme="majorEastAsia" w:hAnsiTheme="majorHAnsi"/>
+      <w:rFonts w:asciiTheme="majorHAnsi" w:cstheme="majorBidi" w:hAnsiTheme="majorHAnsi" w:eastAsia="黑体"/>
       <w:i/>
       <w:iCs/>
       <w:color w:themeColor="text1" w:themeTint="BF" w:val="404040"/>
@@ -3526,7 +3815,7 @@
     <w:uiPriority w:val="9"/>
     <w:rsid w:val="00FC693F"/>
     <w:rPr>
-      <w:rFonts w:asciiTheme="majorHAnsi" w:cstheme="majorBidi" w:eastAsiaTheme="majorEastAsia" w:hAnsiTheme="majorHAnsi"/>
+      <w:rFonts w:asciiTheme="majorHAnsi" w:cstheme="majorBidi" w:hAnsiTheme="majorHAnsi" w:eastAsia="黑体"/>
       <w:b/>
       <w:bCs/>
       <w:color w:themeColor="accent1" w:themeShade="BF" w:val="365F91"/>
@@ -3541,7 +3830,7 @@
     <w:uiPriority w:val="9"/>
     <w:rsid w:val="00FC693F"/>
     <w:rPr>
-      <w:rFonts w:asciiTheme="majorHAnsi" w:cstheme="majorBidi" w:eastAsiaTheme="majorEastAsia" w:hAnsiTheme="majorHAnsi"/>
+      <w:rFonts w:asciiTheme="majorHAnsi" w:cstheme="majorBidi" w:hAnsiTheme="majorHAnsi" w:eastAsia="黑体"/>
       <w:b/>
       <w:bCs/>
       <w:color w:themeColor="accent1" w:val="4F81BD"/>
@@ -3556,7 +3845,7 @@
     <w:uiPriority w:val="9"/>
     <w:rsid w:val="00FC693F"/>
     <w:rPr>
-      <w:rFonts w:asciiTheme="majorHAnsi" w:cstheme="majorBidi" w:eastAsiaTheme="majorEastAsia" w:hAnsiTheme="majorHAnsi"/>
+      <w:rFonts w:asciiTheme="majorHAnsi" w:cstheme="majorBidi" w:hAnsiTheme="majorHAnsi" w:eastAsia="黑体"/>
       <w:b/>
       <w:bCs/>
       <w:color w:themeColor="accent1" w:val="4F81BD"/>
@@ -3579,7 +3868,7 @@
       <w:contextualSpacing/>
     </w:pPr>
     <w:rPr>
-      <w:rFonts w:ascii="Times New Roman" w:asciiTheme="majorHAnsi" w:cstheme="majorBidi" w:eastAsia="黑体" w:eastAsiaTheme="majorEastAsia" w:hAnsi="Times New Roman" w:hAnsiTheme="majorHAnsi"/>
+      <w:rFonts w:ascii="Times New Roman" w:asciiTheme="majorHAnsi" w:cstheme="majorBidi" w:eastAsia="黑体" w:hAnsi="Times New Roman" w:hAnsiTheme="majorHAnsi"/>
       <w:b/>
       <w:color w:val="1F3864"/>
       <w:spacing w:val="5"/>
@@ -3595,7 +3884,7 @@
     <w:uiPriority w:val="10"/>
     <w:rsid w:val="00FC693F"/>
     <w:rPr>
-      <w:rFonts w:asciiTheme="majorHAnsi" w:cstheme="majorBidi" w:eastAsiaTheme="majorEastAsia" w:hAnsiTheme="majorHAnsi"/>
+      <w:rFonts w:asciiTheme="majorHAnsi" w:cstheme="majorBidi" w:hAnsiTheme="majorHAnsi" w:eastAsia="黑体"/>
       <w:color w:themeColor="text2" w:themeShade="BF" w:val="17365D"/>
       <w:spacing w:val="5"/>
       <w:kern w:val="28"/>
@@ -3617,7 +3906,7 @@
       </w:numPr>
     </w:pPr>
     <w:rPr>
-      <w:rFonts w:asciiTheme="majorHAnsi" w:cstheme="majorBidi" w:eastAsiaTheme="majorEastAsia" w:hAnsiTheme="majorHAnsi"/>
+      <w:rFonts w:asciiTheme="majorHAnsi" w:cstheme="majorBidi" w:hAnsiTheme="majorHAnsi" w:eastAsia="黑体"/>
       <w:i/>
       <w:iCs/>
       <w:color w:themeColor="accent1" w:val="4F81BD"/>
@@ -3633,7 +3922,7 @@
     <w:uiPriority w:val="11"/>
     <w:rsid w:val="00FC693F"/>
     <w:rPr>
-      <w:rFonts w:asciiTheme="majorHAnsi" w:cstheme="majorBidi" w:eastAsiaTheme="majorEastAsia" w:hAnsiTheme="majorHAnsi"/>
+      <w:rFonts w:asciiTheme="majorHAnsi" w:cstheme="majorBidi" w:hAnsiTheme="majorHAnsi" w:eastAsia="黑体"/>
       <w:i/>
       <w:iCs/>
       <w:color w:themeColor="accent1" w:val="4F81BD"/>
@@ -3700,6 +3989,7 @@
       <w:spacing w:after="120"/>
     </w:pPr>
     <w:rPr>
+      <w:rFonts w:eastAsia="黑体"/>
       <w:sz w:val="16"/>
       <w:szCs w:val="16"/>
     </w:rPr>
@@ -3711,6 +4001,7 @@
     <w:uiPriority w:val="99"/>
     <w:rsid w:val="00AA1D8D"/>
     <w:rPr>
+      <w:rFonts w:eastAsia="黑体"/>
       <w:sz w:val="16"/>
       <w:szCs w:val="16"/>
     </w:rPr>
@@ -3880,7 +4171,7 @@
       </w:tabs>
     </w:pPr>
     <w:rPr>
-      <w:rFonts w:ascii="Courier" w:hAnsi="Courier"/>
+      <w:rFonts w:ascii="Courier" w:hAnsi="Courier" w:eastAsia="黑体"/>
       <w:sz w:val="20"/>
       <w:szCs w:val="20"/>
     </w:rPr>
@@ -3892,7 +4183,7 @@
     <w:uiPriority w:val="99"/>
     <w:rsid w:val="0029639D"/>
     <w:rPr>
-      <w:rFonts w:ascii="Courier" w:hAnsi="Courier"/>
+      <w:rFonts w:ascii="Courier" w:hAnsi="Courier" w:eastAsia="黑体"/>
       <w:sz w:val="20"/>
       <w:szCs w:val="20"/>
     </w:rPr>
@@ -3928,6 +4219,7 @@
     <w:uiPriority w:val="29"/>
     <w:rsid w:val="00FC693F"/>
     <w:rPr>
+      <w:rFonts w:eastAsia="黑体"/>
       <w:i/>
       <w:iCs/>
       <w:color w:themeColor="text1" w:val="000000"/>
@@ -3941,7 +4233,7 @@
     <w:semiHidden/>
     <w:rsid w:val="00FC693F"/>
     <w:rPr>
-      <w:rFonts w:asciiTheme="majorHAnsi" w:cstheme="majorBidi" w:eastAsiaTheme="majorEastAsia" w:hAnsiTheme="majorHAnsi"/>
+      <w:rFonts w:asciiTheme="majorHAnsi" w:cstheme="majorBidi" w:hAnsiTheme="majorHAnsi" w:eastAsia="黑体"/>
       <w:b/>
       <w:bCs/>
       <w:i/>
@@ -3957,7 +4249,7 @@
     <w:semiHidden/>
     <w:rsid w:val="00FC693F"/>
     <w:rPr>
-      <w:rFonts w:asciiTheme="majorHAnsi" w:cstheme="majorBidi" w:eastAsiaTheme="majorEastAsia" w:hAnsiTheme="majorHAnsi"/>
+      <w:rFonts w:asciiTheme="majorHAnsi" w:cstheme="majorBidi" w:hAnsiTheme="majorHAnsi" w:eastAsia="黑体"/>
       <w:color w:themeColor="accent1" w:themeShade="7F" w:val="243F60"/>
     </w:rPr>
   </w:style>
@@ -3969,7 +4261,7 @@
     <w:semiHidden/>
     <w:rsid w:val="00FC693F"/>
     <w:rPr>
-      <w:rFonts w:asciiTheme="majorHAnsi" w:cstheme="majorBidi" w:eastAsiaTheme="majorEastAsia" w:hAnsiTheme="majorHAnsi"/>
+      <w:rFonts w:asciiTheme="majorHAnsi" w:cstheme="majorBidi" w:hAnsiTheme="majorHAnsi" w:eastAsia="黑体"/>
       <w:i/>
       <w:iCs/>
       <w:color w:themeColor="accent1" w:themeShade="7F" w:val="243F60"/>
@@ -3983,7 +4275,7 @@
     <w:semiHidden/>
     <w:rsid w:val="00FC693F"/>
     <w:rPr>
-      <w:rFonts w:asciiTheme="majorHAnsi" w:cstheme="majorBidi" w:eastAsiaTheme="majorEastAsia" w:hAnsiTheme="majorHAnsi"/>
+      <w:rFonts w:asciiTheme="majorHAnsi" w:cstheme="majorBidi" w:hAnsiTheme="majorHAnsi" w:eastAsia="黑体"/>
       <w:i/>
       <w:iCs/>
       <w:color w:themeColor="text1" w:themeTint="BF" w:val="404040"/>
@@ -3997,7 +4289,7 @@
     <w:semiHidden/>
     <w:rsid w:val="00FC693F"/>
     <w:rPr>
-      <w:rFonts w:asciiTheme="majorHAnsi" w:cstheme="majorBidi" w:eastAsiaTheme="majorEastAsia" w:hAnsiTheme="majorHAnsi"/>
+      <w:rFonts w:asciiTheme="majorHAnsi" w:cstheme="majorBidi" w:hAnsiTheme="majorHAnsi" w:eastAsia="黑体"/>
       <w:color w:themeColor="accent1" w:val="4F81BD"/>
       <w:sz w:val="20"/>
       <w:szCs w:val="20"/>
@@ -4011,7 +4303,7 @@
     <w:semiHidden/>
     <w:rsid w:val="00FC693F"/>
     <w:rPr>
-      <w:rFonts w:asciiTheme="majorHAnsi" w:cstheme="majorBidi" w:eastAsiaTheme="majorEastAsia" w:hAnsiTheme="majorHAnsi"/>
+      <w:rFonts w:asciiTheme="majorHAnsi" w:cstheme="majorBidi" w:hAnsiTheme="majorHAnsi" w:eastAsia="黑体"/>
       <w:i/>
       <w:iCs/>
       <w:color w:themeColor="text1" w:themeTint="BF" w:val="404040"/>
@@ -4032,6 +4324,7 @@
       <w:spacing w:line="240" w:lineRule="auto"/>
     </w:pPr>
     <w:rPr>
+      <w:rFonts w:eastAsia="黑体"/>
       <w:b/>
       <w:bCs/>
       <w:color w:themeColor="accent1" w:val="4F81BD"/>
@@ -4046,6 +4339,7 @@
     <w:qFormat/>
     <w:rsid w:val="00FC693F"/>
     <w:rPr>
+      <w:rFonts w:eastAsia="黑体"/>
       <w:b/>
       <w:bCs/>
     </w:rPr>
@@ -4057,6 +4351,7 @@
     <w:qFormat/>
     <w:rsid w:val="00FC693F"/>
     <w:rPr>
+      <w:rFonts w:eastAsia="黑体"/>
       <w:i/>
       <w:iCs/>
     </w:rPr>
@@ -4077,6 +4372,7 @@
       <w:ind w:left="936" w:right="936"/>
     </w:pPr>
     <w:rPr>
+      <w:rFonts w:eastAsia="黑体"/>
       <w:b/>
       <w:bCs/>
       <w:i/>
@@ -4091,6 +4387,7 @@
     <w:uiPriority w:val="30"/>
     <w:rsid w:val="00FC693F"/>
     <w:rPr>
+      <w:rFonts w:eastAsia="黑体"/>
       <w:b/>
       <w:bCs/>
       <w:i/>
@@ -4105,6 +4402,7 @@
     <w:qFormat/>
     <w:rsid w:val="00FC693F"/>
     <w:rPr>
+      <w:rFonts w:eastAsia="黑体"/>
       <w:i/>
       <w:iCs/>
       <w:color w:themeColor="text1" w:themeTint="7F" w:val="808080"/>
@@ -4117,6 +4415,7 @@
     <w:qFormat/>
     <w:rsid w:val="00FC693F"/>
     <w:rPr>
+      <w:rFonts w:eastAsia="黑体"/>
       <w:b/>
       <w:bCs/>
       <w:i/>
@@ -4131,6 +4430,7 @@
     <w:qFormat/>
     <w:rsid w:val="00FC693F"/>
     <w:rPr>
+      <w:rFonts w:eastAsia="黑体"/>
       <w:smallCaps/>
       <w:color w:themeColor="accent2" w:val="C0504D"/>
       <w:u w:val="single"/>
@@ -4143,6 +4443,7 @@
     <w:qFormat/>
     <w:rsid w:val="00FC693F"/>
     <w:rPr>
+      <w:rFonts w:eastAsia="黑体"/>
       <w:b/>
       <w:bCs/>
       <w:smallCaps/>
@@ -4158,6 +4459,7 @@
     <w:qFormat/>
     <w:rsid w:val="00FC693F"/>
     <w:rPr>
+      <w:rFonts w:eastAsia="黑体"/>
       <w:b/>
       <w:bCs/>
       <w:smallCaps/>
@@ -4212,6 +4514,7 @@
       <w:spacing w:after="0" w:line="240" w:lineRule="auto"/>
     </w:pPr>
     <w:rPr>
+      <w:rFonts w:eastAsia="黑体"/>
       <w:color w:themeColor="text1" w:themeShade="BF" w:val="000000"/>
     </w:rPr>
     <w:tblPr>
@@ -4234,6 +4537,7 @@
         <w:spacing w:after="0" w:before="0" w:line="240" w:lineRule="auto"/>
       </w:pPr>
       <w:rPr>
+        <w:rFonts w:eastAsia="黑体"/>
         <w:b/>
         <w:bCs/>
       </w:rPr>
@@ -4254,6 +4558,7 @@
         <w:spacing w:after="0" w:before="0" w:line="240" w:lineRule="auto"/>
       </w:pPr>
       <w:rPr>
+        <w:rFonts w:eastAsia="黑体"/>
         <w:b/>
         <w:bCs/>
       </w:rPr>
@@ -4271,12 +4576,14 @@
     </w:tblStylePr>
     <w:tblStylePr w:type="firstCol">
       <w:rPr>
+        <w:rFonts w:eastAsia="黑体"/>
         <w:b/>
         <w:bCs/>
       </w:rPr>
     </w:tblStylePr>
     <w:tblStylePr w:type="lastCol">
       <w:rPr>
+        <w:rFonts w:eastAsia="黑体"/>
         <w:b/>
         <w:bCs/>
       </w:rPr>
@@ -4315,6 +4622,7 @@
       <w:spacing w:after="0" w:line="240" w:lineRule="auto"/>
     </w:pPr>
     <w:rPr>
+      <w:rFonts w:eastAsia="黑体"/>
       <w:color w:themeColor="accent1" w:themeShade="BF" w:val="365F91"/>
     </w:rPr>
     <w:tblPr>
@@ -4337,6 +4645,7 @@
         <w:spacing w:after="0" w:before="0" w:line="240" w:lineRule="auto"/>
       </w:pPr>
       <w:rPr>
+        <w:rFonts w:eastAsia="黑体"/>
         <w:b/>
         <w:bCs/>
       </w:rPr>
@@ -4357,6 +4666,7 @@
         <w:spacing w:after="0" w:before="0" w:line="240" w:lineRule="auto"/>
       </w:pPr>
       <w:rPr>
+        <w:rFonts w:eastAsia="黑体"/>
         <w:b/>
         <w:bCs/>
       </w:rPr>
@@ -4374,12 +4684,14 @@
     </w:tblStylePr>
     <w:tblStylePr w:type="firstCol">
       <w:rPr>
+        <w:rFonts w:eastAsia="黑体"/>
         <w:b/>
         <w:bCs/>
       </w:rPr>
     </w:tblStylePr>
     <w:tblStylePr w:type="lastCol">
       <w:rPr>
+        <w:rFonts w:eastAsia="黑体"/>
         <w:b/>
         <w:bCs/>
       </w:rPr>
@@ -4418,6 +4730,7 @@
       <w:spacing w:after="0" w:line="240" w:lineRule="auto"/>
     </w:pPr>
     <w:rPr>
+      <w:rFonts w:eastAsia="黑体"/>
       <w:color w:themeColor="accent2" w:themeShade="BF" w:val="943634"/>
     </w:rPr>
     <w:tblPr>
@@ -4440,6 +4753,7 @@
         <w:spacing w:after="0" w:before="0" w:line="240" w:lineRule="auto"/>
       </w:pPr>
       <w:rPr>
+        <w:rFonts w:eastAsia="黑体"/>
         <w:b/>
         <w:bCs/>
       </w:rPr>
@@ -4460,6 +4774,7 @@
         <w:spacing w:after="0" w:before="0" w:line="240" w:lineRule="auto"/>
       </w:pPr>
       <w:rPr>
+        <w:rFonts w:eastAsia="黑体"/>
         <w:b/>
         <w:bCs/>
       </w:rPr>
@@ -4477,12 +4792,14 @@
     </w:tblStylePr>
     <w:tblStylePr w:type="firstCol">
       <w:rPr>
+        <w:rFonts w:eastAsia="黑体"/>
         <w:b/>
         <w:bCs/>
       </w:rPr>
     </w:tblStylePr>
     <w:tblStylePr w:type="lastCol">
       <w:rPr>
+        <w:rFonts w:eastAsia="黑体"/>
         <w:b/>
         <w:bCs/>
       </w:rPr>
@@ -4521,6 +4838,7 @@
       <w:spacing w:after="0" w:line="240" w:lineRule="auto"/>
     </w:pPr>
     <w:rPr>
+      <w:rFonts w:eastAsia="黑体"/>
       <w:color w:themeColor="accent3" w:themeShade="BF" w:val="76923C"/>
     </w:rPr>
     <w:tblPr>
@@ -4543,6 +4861,7 @@
         <w:spacing w:after="0" w:before="0" w:line="240" w:lineRule="auto"/>
       </w:pPr>
       <w:rPr>
+        <w:rFonts w:eastAsia="黑体"/>
         <w:b/>
         <w:bCs/>
       </w:rPr>
@@ -4563,6 +4882,7 @@
         <w:spacing w:after="0" w:before="0" w:line="240" w:lineRule="auto"/>
       </w:pPr>
       <w:rPr>
+        <w:rFonts w:eastAsia="黑体"/>
         <w:b/>
         <w:bCs/>
       </w:rPr>
@@ -4580,12 +4900,14 @@
     </w:tblStylePr>
     <w:tblStylePr w:type="firstCol">
       <w:rPr>
+        <w:rFonts w:eastAsia="黑体"/>
         <w:b/>
         <w:bCs/>
       </w:rPr>
     </w:tblStylePr>
     <w:tblStylePr w:type="lastCol">
       <w:rPr>
+        <w:rFonts w:eastAsia="黑体"/>
         <w:b/>
         <w:bCs/>
       </w:rPr>
@@ -4624,6 +4946,7 @@
       <w:spacing w:after="0" w:line="240" w:lineRule="auto"/>
     </w:pPr>
     <w:rPr>
+      <w:rFonts w:eastAsia="黑体"/>
       <w:color w:themeColor="accent4" w:themeShade="BF" w:val="5F497A"/>
     </w:rPr>
     <w:tblPr>
@@ -4646,6 +4969,7 @@
         <w:spacing w:after="0" w:before="0" w:line="240" w:lineRule="auto"/>
       </w:pPr>
       <w:rPr>
+        <w:rFonts w:eastAsia="黑体"/>
         <w:b/>
         <w:bCs/>
       </w:rPr>
@@ -4666,6 +4990,7 @@
         <w:spacing w:after="0" w:before="0" w:line="240" w:lineRule="auto"/>
       </w:pPr>
       <w:rPr>
+        <w:rFonts w:eastAsia="黑体"/>
         <w:b/>
         <w:bCs/>
       </w:rPr>
@@ -4683,12 +5008,14 @@
     </w:tblStylePr>
     <w:tblStylePr w:type="firstCol">
       <w:rPr>
+        <w:rFonts w:eastAsia="黑体"/>
         <w:b/>
         <w:bCs/>
       </w:rPr>
     </w:tblStylePr>
     <w:tblStylePr w:type="lastCol">
       <w:rPr>
+        <w:rFonts w:eastAsia="黑体"/>
         <w:b/>
         <w:bCs/>
       </w:rPr>
@@ -4727,6 +5054,7 @@
       <w:spacing w:after="0" w:line="240" w:lineRule="auto"/>
     </w:pPr>
     <w:rPr>
+      <w:rFonts w:eastAsia="黑体"/>
       <w:color w:themeColor="accent5" w:themeShade="BF" w:val="31849B"/>
     </w:rPr>
     <w:tblPr>
@@ -4749,6 +5077,7 @@
         <w:spacing w:after="0" w:before="0" w:line="240" w:lineRule="auto"/>
       </w:pPr>
       <w:rPr>
+        <w:rFonts w:eastAsia="黑体"/>
         <w:b/>
         <w:bCs/>
       </w:rPr>
@@ -4769,6 +5098,7 @@
         <w:spacing w:after="0" w:before="0" w:line="240" w:lineRule="auto"/>
       </w:pPr>
       <w:rPr>
+        <w:rFonts w:eastAsia="黑体"/>
         <w:b/>
         <w:bCs/>
       </w:rPr>
@@ -4786,12 +5116,14 @@
     </w:tblStylePr>
     <w:tblStylePr w:type="firstCol">
       <w:rPr>
+        <w:rFonts w:eastAsia="黑体"/>
         <w:b/>
         <w:bCs/>
       </w:rPr>
     </w:tblStylePr>
     <w:tblStylePr w:type="lastCol">
       <w:rPr>
+        <w:rFonts w:eastAsia="黑体"/>
         <w:b/>
         <w:bCs/>
       </w:rPr>
@@ -4830,6 +5162,7 @@
       <w:spacing w:after="0" w:line="240" w:lineRule="auto"/>
     </w:pPr>
     <w:rPr>
+      <w:rFonts w:eastAsia="黑体"/>
       <w:color w:themeColor="accent6" w:themeShade="BF" w:val="E36C0A"/>
     </w:rPr>
     <w:tblPr>
@@ -4852,6 +5185,7 @@
         <w:spacing w:after="0" w:before="0" w:line="240" w:lineRule="auto"/>
       </w:pPr>
       <w:rPr>
+        <w:rFonts w:eastAsia="黑体"/>
         <w:b/>
         <w:bCs/>
       </w:rPr>
@@ -4872,6 +5206,7 @@
         <w:spacing w:after="0" w:before="0" w:line="240" w:lineRule="auto"/>
       </w:pPr>
       <w:rPr>
+        <w:rFonts w:eastAsia="黑体"/>
         <w:b/>
         <w:bCs/>
       </w:rPr>
@@ -4889,12 +5224,14 @@
     </w:tblStylePr>
     <w:tblStylePr w:type="firstCol">
       <w:rPr>
+        <w:rFonts w:eastAsia="黑体"/>
         <w:b/>
         <w:bCs/>
       </w:rPr>
     </w:tblStylePr>
     <w:tblStylePr w:type="lastCol">
       <w:rPr>
+        <w:rFonts w:eastAsia="黑体"/>
         <w:b/>
         <w:bCs/>
       </w:rPr>
@@ -4954,6 +5291,7 @@
         <w:spacing w:after="0" w:before="0" w:line="240" w:lineRule="auto"/>
       </w:pPr>
       <w:rPr>
+        <w:rFonts w:eastAsia="黑体"/>
         <w:b/>
         <w:bCs/>
         <w:color w:themeColor="background1" w:val="FFFFFF"/>
@@ -4968,6 +5306,7 @@
         <w:spacing w:after="0" w:before="0" w:line="240" w:lineRule="auto"/>
       </w:pPr>
       <w:rPr>
+        <w:rFonts w:eastAsia="黑体"/>
         <w:b/>
         <w:bCs/>
       </w:rPr>
@@ -4983,12 +5322,14 @@
     </w:tblStylePr>
     <w:tblStylePr w:type="firstCol">
       <w:rPr>
+        <w:rFonts w:eastAsia="黑体"/>
         <w:b/>
         <w:bCs/>
       </w:rPr>
     </w:tblStylePr>
     <w:tblStylePr w:type="lastCol">
       <w:rPr>
+        <w:rFonts w:eastAsia="黑体"/>
         <w:b/>
         <w:bCs/>
       </w:rPr>
@@ -5046,6 +5387,7 @@
         <w:spacing w:after="0" w:before="0" w:line="240" w:lineRule="auto"/>
       </w:pPr>
       <w:rPr>
+        <w:rFonts w:eastAsia="黑体"/>
         <w:b/>
         <w:bCs/>
         <w:color w:themeColor="background1" w:val="FFFFFF"/>
@@ -5060,6 +5402,7 @@
         <w:spacing w:after="0" w:before="0" w:line="240" w:lineRule="auto"/>
       </w:pPr>
       <w:rPr>
+        <w:rFonts w:eastAsia="黑体"/>
         <w:b/>
         <w:bCs/>
       </w:rPr>
@@ -5075,12 +5418,14 @@
     </w:tblStylePr>
     <w:tblStylePr w:type="firstCol">
       <w:rPr>
+        <w:rFonts w:eastAsia="黑体"/>
         <w:b/>
         <w:bCs/>
       </w:rPr>
     </w:tblStylePr>
     <w:tblStylePr w:type="lastCol">
       <w:rPr>
+        <w:rFonts w:eastAsia="黑体"/>
         <w:b/>
         <w:bCs/>
       </w:rPr>
@@ -5138,6 +5483,7 @@
         <w:spacing w:after="0" w:before="0" w:line="240" w:lineRule="auto"/>
       </w:pPr>
       <w:rPr>
+        <w:rFonts w:eastAsia="黑体"/>
         <w:b/>
         <w:bCs/>
         <w:color w:themeColor="background1" w:val="FFFFFF"/>
@@ -5152,6 +5498,7 @@
         <w:spacing w:after="0" w:before="0" w:line="240" w:lineRule="auto"/>
       </w:pPr>
       <w:rPr>
+        <w:rFonts w:eastAsia="黑体"/>
         <w:b/>
         <w:bCs/>
       </w:rPr>
@@ -5167,12 +5514,14 @@
     </w:tblStylePr>
     <w:tblStylePr w:type="firstCol">
       <w:rPr>
+        <w:rFonts w:eastAsia="黑体"/>
         <w:b/>
         <w:bCs/>
       </w:rPr>
     </w:tblStylePr>
     <w:tblStylePr w:type="lastCol">
       <w:rPr>
+        <w:rFonts w:eastAsia="黑体"/>
         <w:b/>
         <w:bCs/>
       </w:rPr>
@@ -5230,6 +5579,7 @@
         <w:spacing w:after="0" w:before="0" w:line="240" w:lineRule="auto"/>
       </w:pPr>
       <w:rPr>
+        <w:rFonts w:eastAsia="黑体"/>
         <w:b/>
         <w:bCs/>
         <w:color w:themeColor="background1" w:val="FFFFFF"/>
@@ -5244,6 +5594,7 @@
         <w:spacing w:after="0" w:before="0" w:line="240" w:lineRule="auto"/>
       </w:pPr>
       <w:rPr>
+        <w:rFonts w:eastAsia="黑体"/>
         <w:b/>
         <w:bCs/>
       </w:rPr>
@@ -5259,12 +5610,14 @@
     </w:tblStylePr>
     <w:tblStylePr w:type="firstCol">
       <w:rPr>
+        <w:rFonts w:eastAsia="黑体"/>
         <w:b/>
         <w:bCs/>
       </w:rPr>
     </w:tblStylePr>
     <w:tblStylePr w:type="lastCol">
       <w:rPr>
+        <w:rFonts w:eastAsia="黑体"/>
         <w:b/>
         <w:bCs/>
       </w:rPr>
@@ -5322,6 +5675,7 @@
         <w:spacing w:after="0" w:before="0" w:line="240" w:lineRule="auto"/>
       </w:pPr>
       <w:rPr>
+        <w:rFonts w:eastAsia="黑体"/>
         <w:b/>
         <w:bCs/>
         <w:color w:themeColor="background1" w:val="FFFFFF"/>
@@ -5336,6 +5690,7 @@
         <w:spacing w:after="0" w:before="0" w:line="240" w:lineRule="auto"/>
       </w:pPr>
       <w:rPr>
+        <w:rFonts w:eastAsia="黑体"/>
         <w:b/>
         <w:bCs/>
       </w:rPr>
@@ -5351,12 +5706,14 @@
     </w:tblStylePr>
     <w:tblStylePr w:type="firstCol">
       <w:rPr>
+        <w:rFonts w:eastAsia="黑体"/>
         <w:b/>
         <w:bCs/>
       </w:rPr>
     </w:tblStylePr>
     <w:tblStylePr w:type="lastCol">
       <w:rPr>
+        <w:rFonts w:eastAsia="黑体"/>
         <w:b/>
         <w:bCs/>
       </w:rPr>
@@ -5414,6 +5771,7 @@
         <w:spacing w:after="0" w:before="0" w:line="240" w:lineRule="auto"/>
       </w:pPr>
       <w:rPr>
+        <w:rFonts w:eastAsia="黑体"/>
         <w:b/>
         <w:bCs/>
         <w:color w:themeColor="background1" w:val="FFFFFF"/>
@@ -5428,6 +5786,7 @@
         <w:spacing w:after="0" w:before="0" w:line="240" w:lineRule="auto"/>
       </w:pPr>
       <w:rPr>
+        <w:rFonts w:eastAsia="黑体"/>
         <w:b/>
         <w:bCs/>
       </w:rPr>
@@ -5443,12 +5802,14 @@
     </w:tblStylePr>
     <w:tblStylePr w:type="firstCol">
       <w:rPr>
+        <w:rFonts w:eastAsia="黑体"/>
         <w:b/>
         <w:bCs/>
       </w:rPr>
     </w:tblStylePr>
     <w:tblStylePr w:type="lastCol">
       <w:rPr>
+        <w:rFonts w:eastAsia="黑体"/>
         <w:b/>
         <w:bCs/>
       </w:rPr>
@@ -5506,6 +5867,7 @@
         <w:spacing w:after="0" w:before="0" w:line="240" w:lineRule="auto"/>
       </w:pPr>
       <w:rPr>
+        <w:rFonts w:eastAsia="黑体"/>
         <w:b/>
         <w:bCs/>
         <w:color w:themeColor="background1" w:val="FFFFFF"/>
@@ -5520,6 +5882,7 @@
         <w:spacing w:after="0" w:before="0" w:line="240" w:lineRule="auto"/>
       </w:pPr>
       <w:rPr>
+        <w:rFonts w:eastAsia="黑体"/>
         <w:b/>
         <w:bCs/>
       </w:rPr>
@@ -5535,12 +5898,14 @@
     </w:tblStylePr>
     <w:tblStylePr w:type="firstCol">
       <w:rPr>
+        <w:rFonts w:eastAsia="黑体"/>
         <w:b/>
         <w:bCs/>
       </w:rPr>
     </w:tblStylePr>
     <w:tblStylePr w:type="lastCol">
       <w:rPr>
+        <w:rFonts w:eastAsia="黑体"/>
         <w:b/>
         <w:bCs/>
       </w:rPr>
@@ -5600,7 +5965,7 @@
         <w:spacing w:after="0" w:before="0" w:line="240" w:lineRule="auto"/>
       </w:pPr>
       <w:rPr>
-        <w:rFonts w:asciiTheme="majorHAnsi" w:cstheme="majorBidi" w:eastAsiaTheme="majorEastAsia" w:hAnsiTheme="majorHAnsi"/>
+        <w:rFonts w:asciiTheme="majorHAnsi" w:cstheme="majorBidi" w:hAnsiTheme="majorHAnsi" w:eastAsia="黑体"/>
         <w:b/>
         <w:bCs/>
       </w:rPr>
@@ -5621,7 +5986,7 @@
         <w:spacing w:after="0" w:before="0" w:line="240" w:lineRule="auto"/>
       </w:pPr>
       <w:rPr>
-        <w:rFonts w:asciiTheme="majorHAnsi" w:cstheme="majorBidi" w:eastAsiaTheme="majorEastAsia" w:hAnsiTheme="majorHAnsi"/>
+        <w:rFonts w:asciiTheme="majorHAnsi" w:cstheme="majorBidi" w:hAnsiTheme="majorHAnsi" w:eastAsia="黑体"/>
         <w:b/>
         <w:bCs/>
       </w:rPr>
@@ -5639,14 +6004,14 @@
     </w:tblStylePr>
     <w:tblStylePr w:type="firstCol">
       <w:rPr>
-        <w:rFonts w:asciiTheme="majorHAnsi" w:cstheme="majorBidi" w:eastAsiaTheme="majorEastAsia" w:hAnsiTheme="majorHAnsi"/>
+        <w:rFonts w:asciiTheme="majorHAnsi" w:cstheme="majorBidi" w:hAnsiTheme="majorHAnsi" w:eastAsia="黑体"/>
         <w:b/>
         <w:bCs/>
       </w:rPr>
     </w:tblStylePr>
     <w:tblStylePr w:type="lastCol">
       <w:rPr>
-        <w:rFonts w:asciiTheme="majorHAnsi" w:cstheme="majorBidi" w:eastAsiaTheme="majorEastAsia" w:hAnsiTheme="majorHAnsi"/>
+        <w:rFonts w:asciiTheme="majorHAnsi" w:cstheme="majorBidi" w:hAnsiTheme="majorHAnsi" w:eastAsia="黑体"/>
         <w:b/>
         <w:bCs/>
       </w:rPr>
@@ -5730,7 +6095,7 @@
         <w:spacing w:after="0" w:before="0" w:line="240" w:lineRule="auto"/>
       </w:pPr>
       <w:rPr>
-        <w:rFonts w:asciiTheme="majorHAnsi" w:cstheme="majorBidi" w:eastAsiaTheme="majorEastAsia" w:hAnsiTheme="majorHAnsi"/>
+        <w:rFonts w:asciiTheme="majorHAnsi" w:cstheme="majorBidi" w:hAnsiTheme="majorHAnsi" w:eastAsia="黑体"/>
         <w:b/>
         <w:bCs/>
       </w:rPr>
@@ -5751,7 +6116,7 @@
         <w:spacing w:after="0" w:before="0" w:line="240" w:lineRule="auto"/>
       </w:pPr>
       <w:rPr>
-        <w:rFonts w:asciiTheme="majorHAnsi" w:cstheme="majorBidi" w:eastAsiaTheme="majorEastAsia" w:hAnsiTheme="majorHAnsi"/>
+        <w:rFonts w:asciiTheme="majorHAnsi" w:cstheme="majorBidi" w:hAnsiTheme="majorHAnsi" w:eastAsia="黑体"/>
         <w:b/>
         <w:bCs/>
       </w:rPr>
@@ -5769,14 +6134,14 @@
     </w:tblStylePr>
     <w:tblStylePr w:type="firstCol">
       <w:rPr>
-        <w:rFonts w:asciiTheme="majorHAnsi" w:cstheme="majorBidi" w:eastAsiaTheme="majorEastAsia" w:hAnsiTheme="majorHAnsi"/>
+        <w:rFonts w:asciiTheme="majorHAnsi" w:cstheme="majorBidi" w:hAnsiTheme="majorHAnsi" w:eastAsia="黑体"/>
         <w:b/>
         <w:bCs/>
       </w:rPr>
     </w:tblStylePr>
     <w:tblStylePr w:type="lastCol">
       <w:rPr>
-        <w:rFonts w:asciiTheme="majorHAnsi" w:cstheme="majorBidi" w:eastAsiaTheme="majorEastAsia" w:hAnsiTheme="majorHAnsi"/>
+        <w:rFonts w:asciiTheme="majorHAnsi" w:cstheme="majorBidi" w:hAnsiTheme="majorHAnsi" w:eastAsia="黑体"/>
         <w:b/>
         <w:bCs/>
       </w:rPr>
@@ -5860,7 +6225,7 @@
         <w:spacing w:after="0" w:before="0" w:line="240" w:lineRule="auto"/>
       </w:pPr>
       <w:rPr>
-        <w:rFonts w:asciiTheme="majorHAnsi" w:cstheme="majorBidi" w:eastAsiaTheme="majorEastAsia" w:hAnsiTheme="majorHAnsi"/>
+        <w:rFonts w:asciiTheme="majorHAnsi" w:cstheme="majorBidi" w:hAnsiTheme="majorHAnsi" w:eastAsia="黑体"/>
         <w:b/>
         <w:bCs/>
       </w:rPr>
@@ -5881,7 +6246,7 @@
         <w:spacing w:after="0" w:before="0" w:line="240" w:lineRule="auto"/>
       </w:pPr>
       <w:rPr>
-        <w:rFonts w:asciiTheme="majorHAnsi" w:cstheme="majorBidi" w:eastAsiaTheme="majorEastAsia" w:hAnsiTheme="majorHAnsi"/>
+        <w:rFonts w:asciiTheme="majorHAnsi" w:cstheme="majorBidi" w:hAnsiTheme="majorHAnsi" w:eastAsia="黑体"/>
         <w:b/>
         <w:bCs/>
       </w:rPr>
@@ -5899,14 +6264,14 @@
     </w:tblStylePr>
     <w:tblStylePr w:type="firstCol">
       <w:rPr>
-        <w:rFonts w:asciiTheme="majorHAnsi" w:cstheme="majorBidi" w:eastAsiaTheme="majorEastAsia" w:hAnsiTheme="majorHAnsi"/>
+        <w:rFonts w:asciiTheme="majorHAnsi" w:cstheme="majorBidi" w:hAnsiTheme="majorHAnsi" w:eastAsia="黑体"/>
         <w:b/>
         <w:bCs/>
       </w:rPr>
     </w:tblStylePr>
     <w:tblStylePr w:type="lastCol">
       <w:rPr>
-        <w:rFonts w:asciiTheme="majorHAnsi" w:cstheme="majorBidi" w:eastAsiaTheme="majorEastAsia" w:hAnsiTheme="majorHAnsi"/>
+        <w:rFonts w:asciiTheme="majorHAnsi" w:cstheme="majorBidi" w:hAnsiTheme="majorHAnsi" w:eastAsia="黑体"/>
         <w:b/>
         <w:bCs/>
       </w:rPr>
@@ -5990,7 +6355,7 @@
         <w:spacing w:after="0" w:before="0" w:line="240" w:lineRule="auto"/>
       </w:pPr>
       <w:rPr>
-        <w:rFonts w:asciiTheme="majorHAnsi" w:cstheme="majorBidi" w:eastAsiaTheme="majorEastAsia" w:hAnsiTheme="majorHAnsi"/>
+        <w:rFonts w:asciiTheme="majorHAnsi" w:cstheme="majorBidi" w:hAnsiTheme="majorHAnsi" w:eastAsia="黑体"/>
         <w:b/>
         <w:bCs/>
       </w:rPr>
@@ -6011,7 +6376,7 @@
         <w:spacing w:after="0" w:before="0" w:line="240" w:lineRule="auto"/>
       </w:pPr>
       <w:rPr>
-        <w:rFonts w:asciiTheme="majorHAnsi" w:cstheme="majorBidi" w:eastAsiaTheme="majorEastAsia" w:hAnsiTheme="majorHAnsi"/>
+        <w:rFonts w:asciiTheme="majorHAnsi" w:cstheme="majorBidi" w:hAnsiTheme="majorHAnsi" w:eastAsia="黑体"/>
         <w:b/>
         <w:bCs/>
       </w:rPr>
@@ -6029,14 +6394,14 @@
     </w:tblStylePr>
     <w:tblStylePr w:type="firstCol">
       <w:rPr>
-        <w:rFonts w:asciiTheme="majorHAnsi" w:cstheme="majorBidi" w:eastAsiaTheme="majorEastAsia" w:hAnsiTheme="majorHAnsi"/>
+        <w:rFonts w:asciiTheme="majorHAnsi" w:cstheme="majorBidi" w:hAnsiTheme="majorHAnsi" w:eastAsia="黑体"/>
         <w:b/>
         <w:bCs/>
       </w:rPr>
     </w:tblStylePr>
     <w:tblStylePr w:type="lastCol">
       <w:rPr>
-        <w:rFonts w:asciiTheme="majorHAnsi" w:cstheme="majorBidi" w:eastAsiaTheme="majorEastAsia" w:hAnsiTheme="majorHAnsi"/>
+        <w:rFonts w:asciiTheme="majorHAnsi" w:cstheme="majorBidi" w:hAnsiTheme="majorHAnsi" w:eastAsia="黑体"/>
         <w:b/>
         <w:bCs/>
       </w:rPr>
@@ -6120,7 +6485,7 @@
         <w:spacing w:after="0" w:before="0" w:line="240" w:lineRule="auto"/>
       </w:pPr>
       <w:rPr>
-        <w:rFonts w:asciiTheme="majorHAnsi" w:cstheme="majorBidi" w:eastAsiaTheme="majorEastAsia" w:hAnsiTheme="majorHAnsi"/>
+        <w:rFonts w:asciiTheme="majorHAnsi" w:cstheme="majorBidi" w:hAnsiTheme="majorHAnsi" w:eastAsia="黑体"/>
         <w:b/>
         <w:bCs/>
       </w:rPr>
@@ -6141,7 +6506,7 @@
         <w:spacing w:after="0" w:before="0" w:line="240" w:lineRule="auto"/>
       </w:pPr>
       <w:rPr>
-        <w:rFonts w:asciiTheme="majorHAnsi" w:cstheme="majorBidi" w:eastAsiaTheme="majorEastAsia" w:hAnsiTheme="majorHAnsi"/>
+        <w:rFonts w:asciiTheme="majorHAnsi" w:cstheme="majorBidi" w:hAnsiTheme="majorHAnsi" w:eastAsia="黑体"/>
         <w:b/>
         <w:bCs/>
       </w:rPr>
@@ -6159,14 +6524,14 @@
     </w:tblStylePr>
     <w:tblStylePr w:type="firstCol">
       <w:rPr>
-        <w:rFonts w:asciiTheme="majorHAnsi" w:cstheme="majorBidi" w:eastAsiaTheme="majorEastAsia" w:hAnsiTheme="majorHAnsi"/>
+        <w:rFonts w:asciiTheme="majorHAnsi" w:cstheme="majorBidi" w:hAnsiTheme="majorHAnsi" w:eastAsia="黑体"/>
         <w:b/>
         <w:bCs/>
       </w:rPr>
     </w:tblStylePr>
     <w:tblStylePr w:type="lastCol">
       <w:rPr>
-        <w:rFonts w:asciiTheme="majorHAnsi" w:cstheme="majorBidi" w:eastAsiaTheme="majorEastAsia" w:hAnsiTheme="majorHAnsi"/>
+        <w:rFonts w:asciiTheme="majorHAnsi" w:cstheme="majorBidi" w:hAnsiTheme="majorHAnsi" w:eastAsia="黑体"/>
         <w:b/>
         <w:bCs/>
       </w:rPr>
@@ -6250,7 +6615,7 @@
         <w:spacing w:after="0" w:before="0" w:line="240" w:lineRule="auto"/>
       </w:pPr>
       <w:rPr>
-        <w:rFonts w:asciiTheme="majorHAnsi" w:cstheme="majorBidi" w:eastAsiaTheme="majorEastAsia" w:hAnsiTheme="majorHAnsi"/>
+        <w:rFonts w:asciiTheme="majorHAnsi" w:cstheme="majorBidi" w:hAnsiTheme="majorHAnsi" w:eastAsia="黑体"/>
         <w:b/>
         <w:bCs/>
       </w:rPr>
@@ -6271,7 +6636,7 @@
         <w:spacing w:after="0" w:before="0" w:line="240" w:lineRule="auto"/>
       </w:pPr>
       <w:rPr>
-        <w:rFonts w:asciiTheme="majorHAnsi" w:cstheme="majorBidi" w:eastAsiaTheme="majorEastAsia" w:hAnsiTheme="majorHAnsi"/>
+        <w:rFonts w:asciiTheme="majorHAnsi" w:cstheme="majorBidi" w:hAnsiTheme="majorHAnsi" w:eastAsia="黑体"/>
         <w:b/>
         <w:bCs/>
       </w:rPr>
@@ -6289,14 +6654,14 @@
     </w:tblStylePr>
     <w:tblStylePr w:type="firstCol">
       <w:rPr>
-        <w:rFonts w:asciiTheme="majorHAnsi" w:cstheme="majorBidi" w:eastAsiaTheme="majorEastAsia" w:hAnsiTheme="majorHAnsi"/>
+        <w:rFonts w:asciiTheme="majorHAnsi" w:cstheme="majorBidi" w:hAnsiTheme="majorHAnsi" w:eastAsia="黑体"/>
         <w:b/>
         <w:bCs/>
       </w:rPr>
     </w:tblStylePr>
     <w:tblStylePr w:type="lastCol">
       <w:rPr>
-        <w:rFonts w:asciiTheme="majorHAnsi" w:cstheme="majorBidi" w:eastAsiaTheme="majorEastAsia" w:hAnsiTheme="majorHAnsi"/>
+        <w:rFonts w:asciiTheme="majorHAnsi" w:cstheme="majorBidi" w:hAnsiTheme="majorHAnsi" w:eastAsia="黑体"/>
         <w:b/>
         <w:bCs/>
       </w:rPr>
@@ -6380,7 +6745,7 @@
         <w:spacing w:after="0" w:before="0" w:line="240" w:lineRule="auto"/>
       </w:pPr>
       <w:rPr>
-        <w:rFonts w:asciiTheme="majorHAnsi" w:cstheme="majorBidi" w:eastAsiaTheme="majorEastAsia" w:hAnsiTheme="majorHAnsi"/>
+        <w:rFonts w:asciiTheme="majorHAnsi" w:cstheme="majorBidi" w:hAnsiTheme="majorHAnsi" w:eastAsia="黑体"/>
         <w:b/>
         <w:bCs/>
       </w:rPr>
@@ -6401,7 +6766,7 @@
         <w:spacing w:after="0" w:before="0" w:line="240" w:lineRule="auto"/>
       </w:pPr>
       <w:rPr>
-        <w:rFonts w:asciiTheme="majorHAnsi" w:cstheme="majorBidi" w:eastAsiaTheme="majorEastAsia" w:hAnsiTheme="majorHAnsi"/>
+        <w:rFonts w:asciiTheme="majorHAnsi" w:cstheme="majorBidi" w:hAnsiTheme="majorHAnsi" w:eastAsia="黑体"/>
         <w:b/>
         <w:bCs/>
       </w:rPr>
@@ -6419,14 +6784,14 @@
     </w:tblStylePr>
     <w:tblStylePr w:type="firstCol">
       <w:rPr>
-        <w:rFonts w:asciiTheme="majorHAnsi" w:cstheme="majorBidi" w:eastAsiaTheme="majorEastAsia" w:hAnsiTheme="majorHAnsi"/>
+        <w:rFonts w:asciiTheme="majorHAnsi" w:cstheme="majorBidi" w:hAnsiTheme="majorHAnsi" w:eastAsia="黑体"/>
         <w:b/>
         <w:bCs/>
       </w:rPr>
     </w:tblStylePr>
     <w:tblStylePr w:type="lastCol">
       <w:rPr>
-        <w:rFonts w:asciiTheme="majorHAnsi" w:cstheme="majorBidi" w:eastAsiaTheme="majorEastAsia" w:hAnsiTheme="majorHAnsi"/>
+        <w:rFonts w:asciiTheme="majorHAnsi" w:cstheme="majorBidi" w:hAnsiTheme="majorHAnsi" w:eastAsia="黑体"/>
         <w:b/>
         <w:bCs/>
       </w:rPr>
@@ -6509,6 +6874,7 @@
         <w:spacing w:after="0" w:before="0" w:line="240" w:lineRule="auto"/>
       </w:pPr>
       <w:rPr>
+        <w:rFonts w:eastAsia="黑体"/>
         <w:b/>
         <w:bCs/>
         <w:color w:themeColor="background1" w:val="FFFFFF"/>
@@ -6531,6 +6897,7 @@
         <w:spacing w:after="0" w:before="0" w:line="240" w:lineRule="auto"/>
       </w:pPr>
       <w:rPr>
+        <w:rFonts w:eastAsia="黑体"/>
         <w:b/>
         <w:bCs/>
       </w:rPr>
@@ -6548,12 +6915,14 @@
     </w:tblStylePr>
     <w:tblStylePr w:type="firstCol">
       <w:rPr>
+        <w:rFonts w:eastAsia="黑体"/>
         <w:b/>
         <w:bCs/>
       </w:rPr>
     </w:tblStylePr>
     <w:tblStylePr w:type="lastCol">
       <w:rPr>
+        <w:rFonts w:eastAsia="黑体"/>
         <w:b/>
         <w:bCs/>
       </w:rPr>
@@ -6615,6 +6984,7 @@
         <w:spacing w:after="0" w:before="0" w:line="240" w:lineRule="auto"/>
       </w:pPr>
       <w:rPr>
+        <w:rFonts w:eastAsia="黑体"/>
         <w:b/>
         <w:bCs/>
         <w:color w:themeColor="background1" w:val="FFFFFF"/>
@@ -6637,6 +7007,7 @@
         <w:spacing w:after="0" w:before="0" w:line="240" w:lineRule="auto"/>
       </w:pPr>
       <w:rPr>
+        <w:rFonts w:eastAsia="黑体"/>
         <w:b/>
         <w:bCs/>
       </w:rPr>
@@ -6654,12 +7025,14 @@
     </w:tblStylePr>
     <w:tblStylePr w:type="firstCol">
       <w:rPr>
+        <w:rFonts w:eastAsia="黑体"/>
         <w:b/>
         <w:bCs/>
       </w:rPr>
     </w:tblStylePr>
     <w:tblStylePr w:type="lastCol">
       <w:rPr>
+        <w:rFonts w:eastAsia="黑体"/>
         <w:b/>
         <w:bCs/>
       </w:rPr>
@@ -6721,6 +7094,7 @@
         <w:spacing w:after="0" w:before="0" w:line="240" w:lineRule="auto"/>
       </w:pPr>
       <w:rPr>
+        <w:rFonts w:eastAsia="黑体"/>
         <w:b/>
         <w:bCs/>
         <w:color w:themeColor="background1" w:val="FFFFFF"/>
@@ -6743,6 +7117,7 @@
         <w:spacing w:after="0" w:before="0" w:line="240" w:lineRule="auto"/>
       </w:pPr>
       <w:rPr>
+        <w:rFonts w:eastAsia="黑体"/>
         <w:b/>
         <w:bCs/>
       </w:rPr>
@@ -6760,12 +7135,14 @@
     </w:tblStylePr>
     <w:tblStylePr w:type="firstCol">
       <w:rPr>
+        <w:rFonts w:eastAsia="黑体"/>
         <w:b/>
         <w:bCs/>
       </w:rPr>
     </w:tblStylePr>
     <w:tblStylePr w:type="lastCol">
       <w:rPr>
+        <w:rFonts w:eastAsia="黑体"/>
         <w:b/>
         <w:bCs/>
       </w:rPr>
@@ -6827,6 +7204,7 @@
         <w:spacing w:after="0" w:before="0" w:line="240" w:lineRule="auto"/>
       </w:pPr>
       <w:rPr>
+        <w:rFonts w:eastAsia="黑体"/>
         <w:b/>
         <w:bCs/>
         <w:color w:themeColor="background1" w:val="FFFFFF"/>
@@ -6849,6 +7227,7 @@
         <w:spacing w:after="0" w:before="0" w:line="240" w:lineRule="auto"/>
       </w:pPr>
       <w:rPr>
+        <w:rFonts w:eastAsia="黑体"/>
         <w:b/>
         <w:bCs/>
       </w:rPr>
@@ -6866,12 +7245,14 @@
     </w:tblStylePr>
     <w:tblStylePr w:type="firstCol">
       <w:rPr>
+        <w:rFonts w:eastAsia="黑体"/>
         <w:b/>
         <w:bCs/>
       </w:rPr>
     </w:tblStylePr>
     <w:tblStylePr w:type="lastCol">
       <w:rPr>
+        <w:rFonts w:eastAsia="黑体"/>
         <w:b/>
         <w:bCs/>
       </w:rPr>
@@ -6933,6 +7314,7 @@
         <w:spacing w:after="0" w:before="0" w:line="240" w:lineRule="auto"/>
       </w:pPr>
       <w:rPr>
+        <w:rFonts w:eastAsia="黑体"/>
         <w:b/>
         <w:bCs/>
         <w:color w:themeColor="background1" w:val="FFFFFF"/>
@@ -6955,6 +7337,7 @@
         <w:spacing w:after="0" w:before="0" w:line="240" w:lineRule="auto"/>
       </w:pPr>
       <w:rPr>
+        <w:rFonts w:eastAsia="黑体"/>
         <w:b/>
         <w:bCs/>
       </w:rPr>
@@ -6972,12 +7355,14 @@
     </w:tblStylePr>
     <w:tblStylePr w:type="firstCol">
       <w:rPr>
+        <w:rFonts w:eastAsia="黑体"/>
         <w:b/>
         <w:bCs/>
       </w:rPr>
     </w:tblStylePr>
     <w:tblStylePr w:type="lastCol">
       <w:rPr>
+        <w:rFonts w:eastAsia="黑体"/>
         <w:b/>
         <w:bCs/>
       </w:rPr>
@@ -7039,6 +7424,7 @@
         <w:spacing w:after="0" w:before="0" w:line="240" w:lineRule="auto"/>
       </w:pPr>
       <w:rPr>
+        <w:rFonts w:eastAsia="黑体"/>
         <w:b/>
         <w:bCs/>
         <w:color w:themeColor="background1" w:val="FFFFFF"/>
@@ -7061,6 +7447,7 @@
         <w:spacing w:after="0" w:before="0" w:line="240" w:lineRule="auto"/>
       </w:pPr>
       <w:rPr>
+        <w:rFonts w:eastAsia="黑体"/>
         <w:b/>
         <w:bCs/>
       </w:rPr>
@@ -7078,12 +7465,14 @@
     </w:tblStylePr>
     <w:tblStylePr w:type="firstCol">
       <w:rPr>
+        <w:rFonts w:eastAsia="黑体"/>
         <w:b/>
         <w:bCs/>
       </w:rPr>
     </w:tblStylePr>
     <w:tblStylePr w:type="lastCol">
       <w:rPr>
+        <w:rFonts w:eastAsia="黑体"/>
         <w:b/>
         <w:bCs/>
       </w:rPr>
@@ -7145,6 +7534,7 @@
         <w:spacing w:after="0" w:before="0" w:line="240" w:lineRule="auto"/>
       </w:pPr>
       <w:rPr>
+        <w:rFonts w:eastAsia="黑体"/>
         <w:b/>
         <w:bCs/>
         <w:color w:themeColor="background1" w:val="FFFFFF"/>
@@ -7167,6 +7557,7 @@
         <w:spacing w:after="0" w:before="0" w:line="240" w:lineRule="auto"/>
       </w:pPr>
       <w:rPr>
+        <w:rFonts w:eastAsia="黑体"/>
         <w:b/>
         <w:bCs/>
       </w:rPr>
@@ -7184,12 +7575,14 @@
     </w:tblStylePr>
     <w:tblStylePr w:type="firstCol">
       <w:rPr>
+        <w:rFonts w:eastAsia="黑体"/>
         <w:b/>
         <w:bCs/>
       </w:rPr>
     </w:tblStylePr>
     <w:tblStylePr w:type="lastCol">
       <w:rPr>
+        <w:rFonts w:eastAsia="黑体"/>
         <w:b/>
         <w:bCs/>
       </w:rPr>
@@ -7248,6 +7641,7 @@
         <w:spacing w:after="0" w:before="0" w:line="240" w:lineRule="auto"/>
       </w:pPr>
       <w:rPr>
+        <w:rFonts w:eastAsia="黑体"/>
         <w:b/>
         <w:bCs/>
         <w:color w:themeColor="background1" w:val="FFFFFF"/>
@@ -7270,6 +7664,7 @@
         <w:spacing w:after="0" w:before="0" w:line="240" w:lineRule="auto"/>
       </w:pPr>
       <w:rPr>
+        <w:rFonts w:eastAsia="黑体"/>
         <w:color w:val="auto"/>
       </w:rPr>
       <w:tblPr/>
@@ -7287,6 +7682,7 @@
     </w:tblStylePr>
     <w:tblStylePr w:type="firstCol">
       <w:rPr>
+        <w:rFonts w:eastAsia="黑体"/>
         <w:b/>
         <w:bCs/>
         <w:color w:themeColor="background1" w:val="FFFFFF"/>
@@ -7306,6 +7702,7 @@
     </w:tblStylePr>
     <w:tblStylePr w:type="lastCol">
       <w:rPr>
+        <w:rFonts w:eastAsia="黑体"/>
         <w:b/>
         <w:bCs/>
         <w:color w:themeColor="background1" w:val="FFFFFF"/>
@@ -7354,6 +7751,7 @@
     </w:tblStylePr>
     <w:tblStylePr w:type="nwCell">
       <w:rPr>
+        <w:rFonts w:eastAsia="黑体"/>
         <w:color w:themeColor="background1" w:val="FFFFFF"/>
       </w:rPr>
       <w:tblPr/>
@@ -7397,6 +7795,7 @@
         <w:spacing w:after="0" w:before="0" w:line="240" w:lineRule="auto"/>
       </w:pPr>
       <w:rPr>
+        <w:rFonts w:eastAsia="黑体"/>
         <w:b/>
         <w:bCs/>
         <w:color w:themeColor="background1" w:val="FFFFFF"/>
@@ -7419,6 +7818,7 @@
         <w:spacing w:after="0" w:before="0" w:line="240" w:lineRule="auto"/>
       </w:pPr>
       <w:rPr>
+        <w:rFonts w:eastAsia="黑体"/>
         <w:color w:val="auto"/>
       </w:rPr>
       <w:tblPr/>
@@ -7436,6 +7836,7 @@
     </w:tblStylePr>
     <w:tblStylePr w:type="firstCol">
       <w:rPr>
+        <w:rFonts w:eastAsia="黑体"/>
         <w:b/>
         <w:bCs/>
         <w:color w:themeColor="background1" w:val="FFFFFF"/>
@@ -7455,6 +7856,7 @@
     </w:tblStylePr>
     <w:tblStylePr w:type="lastCol">
       <w:rPr>
+        <w:rFonts w:eastAsia="黑体"/>
         <w:b/>
         <w:bCs/>
         <w:color w:themeColor="background1" w:val="FFFFFF"/>
@@ -7503,6 +7905,7 @@
     </w:tblStylePr>
     <w:tblStylePr w:type="nwCell">
       <w:rPr>
+        <w:rFonts w:eastAsia="黑体"/>
         <w:color w:themeColor="background1" w:val="FFFFFF"/>
       </w:rPr>
       <w:tblPr/>
@@ -7546,6 +7949,7 @@
         <w:spacing w:after="0" w:before="0" w:line="240" w:lineRule="auto"/>
       </w:pPr>
       <w:rPr>
+        <w:rFonts w:eastAsia="黑体"/>
         <w:b/>
         <w:bCs/>
         <w:color w:themeColor="background1" w:val="FFFFFF"/>
@@ -7568,6 +7972,7 @@
         <w:spacing w:after="0" w:before="0" w:line="240" w:lineRule="auto"/>
       </w:pPr>
       <w:rPr>
+        <w:rFonts w:eastAsia="黑体"/>
         <w:color w:val="auto"/>
       </w:rPr>
       <w:tblPr/>
@@ -7585,6 +7990,7 @@
     </w:tblStylePr>
     <w:tblStylePr w:type="firstCol">
       <w:rPr>
+        <w:rFonts w:eastAsia="黑体"/>
         <w:b/>
         <w:bCs/>
         <w:color w:themeColor="background1" w:val="FFFFFF"/>
@@ -7604,6 +8010,7 @@
     </w:tblStylePr>
     <w:tblStylePr w:type="lastCol">
       <w:rPr>
+        <w:rFonts w:eastAsia="黑体"/>
         <w:b/>
         <w:bCs/>
         <w:color w:themeColor="background1" w:val="FFFFFF"/>
@@ -7652,6 +8059,7 @@
     </w:tblStylePr>
     <w:tblStylePr w:type="nwCell">
       <w:rPr>
+        <w:rFonts w:eastAsia="黑体"/>
         <w:color w:themeColor="background1" w:val="FFFFFF"/>
       </w:rPr>
       <w:tblPr/>
@@ -7695,6 +8103,7 @@
         <w:spacing w:after="0" w:before="0" w:line="240" w:lineRule="auto"/>
       </w:pPr>
       <w:rPr>
+        <w:rFonts w:eastAsia="黑体"/>
         <w:b/>
         <w:bCs/>
         <w:color w:themeColor="background1" w:val="FFFFFF"/>
@@ -7717,6 +8126,7 @@
         <w:spacing w:after="0" w:before="0" w:line="240" w:lineRule="auto"/>
       </w:pPr>
       <w:rPr>
+        <w:rFonts w:eastAsia="黑体"/>
         <w:color w:val="auto"/>
       </w:rPr>
       <w:tblPr/>
@@ -7734,6 +8144,7 @@
     </w:tblStylePr>
     <w:tblStylePr w:type="firstCol">
       <w:rPr>
+        <w:rFonts w:eastAsia="黑体"/>
         <w:b/>
         <w:bCs/>
         <w:color w:themeColor="background1" w:val="FFFFFF"/>
@@ -7753,6 +8164,7 @@
     </w:tblStylePr>
     <w:tblStylePr w:type="lastCol">
       <w:rPr>
+        <w:rFonts w:eastAsia="黑体"/>
         <w:b/>
         <w:bCs/>
         <w:color w:themeColor="background1" w:val="FFFFFF"/>
@@ -7801,6 +8213,7 @@
     </w:tblStylePr>
     <w:tblStylePr w:type="nwCell">
       <w:rPr>
+        <w:rFonts w:eastAsia="黑体"/>
         <w:color w:themeColor="background1" w:val="FFFFFF"/>
       </w:rPr>
       <w:tblPr/>
@@ -7844,6 +8257,7 @@
         <w:spacing w:after="0" w:before="0" w:line="240" w:lineRule="auto"/>
       </w:pPr>
       <w:rPr>
+        <w:rFonts w:eastAsia="黑体"/>
         <w:b/>
         <w:bCs/>
         <w:color w:themeColor="background1" w:val="FFFFFF"/>
@@ -7866,6 +8280,7 @@
         <w:spacing w:after="0" w:before="0" w:line="240" w:lineRule="auto"/>
       </w:pPr>
       <w:rPr>
+        <w:rFonts w:eastAsia="黑体"/>
         <w:color w:val="auto"/>
       </w:rPr>
       <w:tblPr/>
@@ -7883,6 +8298,7 @@
     </w:tblStylePr>
     <w:tblStylePr w:type="firstCol">
       <w:rPr>
+        <w:rFonts w:eastAsia="黑体"/>
         <w:b/>
         <w:bCs/>
         <w:color w:themeColor="background1" w:val="FFFFFF"/>
@@ -7902,6 +8318,7 @@
     </w:tblStylePr>
     <w:tblStylePr w:type="lastCol">
       <w:rPr>
+        <w:rFonts w:eastAsia="黑体"/>
         <w:b/>
         <w:bCs/>
         <w:color w:themeColor="background1" w:val="FFFFFF"/>
@@ -7950,6 +8367,7 @@
     </w:tblStylePr>
     <w:tblStylePr w:type="nwCell">
       <w:rPr>
+        <w:rFonts w:eastAsia="黑体"/>
         <w:color w:themeColor="background1" w:val="FFFFFF"/>
       </w:rPr>
       <w:tblPr/>
@@ -7993,6 +8411,7 @@
         <w:spacing w:after="0" w:before="0" w:line="240" w:lineRule="auto"/>
       </w:pPr>
       <w:rPr>
+        <w:rFonts w:eastAsia="黑体"/>
         <w:b/>
         <w:bCs/>
         <w:color w:themeColor="background1" w:val="FFFFFF"/>
@@ -8015,6 +8434,7 @@
         <w:spacing w:after="0" w:before="0" w:line="240" w:lineRule="auto"/>
       </w:pPr>
       <w:rPr>
+        <w:rFonts w:eastAsia="黑体"/>
         <w:color w:val="auto"/>
       </w:rPr>
       <w:tblPr/>
@@ -8032,6 +8452,7 @@
     </w:tblStylePr>
     <w:tblStylePr w:type="firstCol">
       <w:rPr>
+        <w:rFonts w:eastAsia="黑体"/>
         <w:b/>
         <w:bCs/>
         <w:color w:themeColor="background1" w:val="FFFFFF"/>
@@ -8051,6 +8472,7 @@
     </w:tblStylePr>
     <w:tblStylePr w:type="lastCol">
       <w:rPr>
+        <w:rFonts w:eastAsia="黑体"/>
         <w:b/>
         <w:bCs/>
         <w:color w:themeColor="background1" w:val="FFFFFF"/>
@@ -8099,6 +8521,7 @@
     </w:tblStylePr>
     <w:tblStylePr w:type="nwCell">
       <w:rPr>
+        <w:rFonts w:eastAsia="黑体"/>
         <w:color w:themeColor="background1" w:val="FFFFFF"/>
       </w:rPr>
       <w:tblPr/>
@@ -8142,6 +8565,7 @@
         <w:spacing w:after="0" w:before="0" w:line="240" w:lineRule="auto"/>
       </w:pPr>
       <w:rPr>
+        <w:rFonts w:eastAsia="黑体"/>
         <w:b/>
         <w:bCs/>
         <w:color w:themeColor="background1" w:val="FFFFFF"/>
@@ -8164,6 +8588,7 @@
         <w:spacing w:after="0" w:before="0" w:line="240" w:lineRule="auto"/>
       </w:pPr>
       <w:rPr>
+        <w:rFonts w:eastAsia="黑体"/>
         <w:color w:val="auto"/>
       </w:rPr>
       <w:tblPr/>
@@ -8181,6 +8606,7 @@
     </w:tblStylePr>
     <w:tblStylePr w:type="firstCol">
       <w:rPr>
+        <w:rFonts w:eastAsia="黑体"/>
         <w:b/>
         <w:bCs/>
         <w:color w:themeColor="background1" w:val="FFFFFF"/>
@@ -8200,6 +8626,7 @@
     </w:tblStylePr>
     <w:tblStylePr w:type="lastCol">
       <w:rPr>
+        <w:rFonts w:eastAsia="黑体"/>
         <w:b/>
         <w:bCs/>
         <w:color w:themeColor="background1" w:val="FFFFFF"/>
@@ -8248,6 +8675,7 @@
     </w:tblStylePr>
     <w:tblStylePr w:type="nwCell">
       <w:rPr>
+        <w:rFonts w:eastAsia="黑体"/>
         <w:color w:themeColor="background1" w:val="FFFFFF"/>
       </w:rPr>
       <w:tblPr/>
@@ -8272,6 +8700,7 @@
       <w:spacing w:after="0" w:line="240" w:lineRule="auto"/>
     </w:pPr>
     <w:rPr>
+      <w:rFonts w:eastAsia="黑体"/>
       <w:color w:themeColor="text1" w:val="000000"/>
     </w:rPr>
     <w:tblPr>
@@ -8291,7 +8720,7 @@
     </w:tblPr>
     <w:tblStylePr w:type="firstRow">
       <w:rPr>
-        <w:rFonts w:asciiTheme="majorHAnsi" w:cstheme="majorBidi" w:eastAsiaTheme="majorEastAsia" w:hAnsiTheme="majorHAnsi"/>
+        <w:rFonts w:asciiTheme="majorHAnsi" w:cstheme="majorBidi" w:hAnsiTheme="majorHAnsi" w:eastAsia="黑体"/>
       </w:rPr>
       <w:tblPr/>
       <w:tcPr>
@@ -8303,6 +8732,7 @@
     </w:tblStylePr>
     <w:tblStylePr w:type="lastRow">
       <w:rPr>
+        <w:rFonts w:eastAsia="黑体"/>
         <w:b/>
         <w:bCs/>
         <w:color w:themeColor="text2" w:val="1F497D"/>
@@ -8317,12 +8747,14 @@
     </w:tblStylePr>
     <w:tblStylePr w:type="firstCol">
       <w:rPr>
+        <w:rFonts w:eastAsia="黑体"/>
         <w:b/>
         <w:bCs/>
       </w:rPr>
     </w:tblStylePr>
     <w:tblStylePr w:type="lastCol">
       <w:rPr>
+        <w:rFonts w:eastAsia="黑体"/>
         <w:b/>
         <w:bCs/>
       </w:rPr>
@@ -8356,6 +8788,7 @@
       <w:spacing w:after="0" w:line="240" w:lineRule="auto"/>
     </w:pPr>
     <w:rPr>
+      <w:rFonts w:eastAsia="黑体"/>
       <w:color w:themeColor="text1" w:val="000000"/>
     </w:rPr>
     <w:tblPr>
@@ -8375,7 +8808,7 @@
     </w:tblPr>
     <w:tblStylePr w:type="firstRow">
       <w:rPr>
-        <w:rFonts w:asciiTheme="majorHAnsi" w:cstheme="majorBidi" w:eastAsiaTheme="majorEastAsia" w:hAnsiTheme="majorHAnsi"/>
+        <w:rFonts w:asciiTheme="majorHAnsi" w:cstheme="majorBidi" w:hAnsiTheme="majorHAnsi" w:eastAsia="黑体"/>
       </w:rPr>
       <w:tblPr/>
       <w:tcPr>
@@ -8387,6 +8820,7 @@
     </w:tblStylePr>
     <w:tblStylePr w:type="lastRow">
       <w:rPr>
+        <w:rFonts w:eastAsia="黑体"/>
         <w:b/>
         <w:bCs/>
         <w:color w:themeColor="text2" w:val="1F497D"/>
@@ -8401,12 +8835,14 @@
     </w:tblStylePr>
     <w:tblStylePr w:type="firstCol">
       <w:rPr>
+        <w:rFonts w:eastAsia="黑体"/>
         <w:b/>
         <w:bCs/>
       </w:rPr>
     </w:tblStylePr>
     <w:tblStylePr w:type="lastCol">
       <w:rPr>
+        <w:rFonts w:eastAsia="黑体"/>
         <w:b/>
         <w:bCs/>
       </w:rPr>
@@ -8440,6 +8876,7 @@
       <w:spacing w:after="0" w:line="240" w:lineRule="auto"/>
     </w:pPr>
     <w:rPr>
+      <w:rFonts w:eastAsia="黑体"/>
       <w:color w:themeColor="text1" w:val="000000"/>
     </w:rPr>
     <w:tblPr>
@@ -8459,7 +8896,7 @@
     </w:tblPr>
     <w:tblStylePr w:type="firstRow">
       <w:rPr>
-        <w:rFonts w:asciiTheme="majorHAnsi" w:cstheme="majorBidi" w:eastAsiaTheme="majorEastAsia" w:hAnsiTheme="majorHAnsi"/>
+        <w:rFonts w:asciiTheme="majorHAnsi" w:cstheme="majorBidi" w:hAnsiTheme="majorHAnsi" w:eastAsia="黑体"/>
       </w:rPr>
       <w:tblPr/>
       <w:tcPr>
@@ -8471,6 +8908,7 @@
     </w:tblStylePr>
     <w:tblStylePr w:type="lastRow">
       <w:rPr>
+        <w:rFonts w:eastAsia="黑体"/>
         <w:b/>
         <w:bCs/>
         <w:color w:themeColor="text2" w:val="1F497D"/>
@@ -8485,12 +8923,14 @@
     </w:tblStylePr>
     <w:tblStylePr w:type="firstCol">
       <w:rPr>
+        <w:rFonts w:eastAsia="黑体"/>
         <w:b/>
         <w:bCs/>
       </w:rPr>
     </w:tblStylePr>
     <w:tblStylePr w:type="lastCol">
       <w:rPr>
+        <w:rFonts w:eastAsia="黑体"/>
         <w:b/>
         <w:bCs/>
       </w:rPr>
@@ -8524,6 +8964,7 @@
       <w:spacing w:after="0" w:line="240" w:lineRule="auto"/>
     </w:pPr>
     <w:rPr>
+      <w:rFonts w:eastAsia="黑体"/>
       <w:color w:themeColor="text1" w:val="000000"/>
     </w:rPr>
     <w:tblPr>
@@ -8543,7 +8984,7 @@
     </w:tblPr>
     <w:tblStylePr w:type="firstRow">
       <w:rPr>
-        <w:rFonts w:asciiTheme="majorHAnsi" w:cstheme="majorBidi" w:eastAsiaTheme="majorEastAsia" w:hAnsiTheme="majorHAnsi"/>
+        <w:rFonts w:asciiTheme="majorHAnsi" w:cstheme="majorBidi" w:hAnsiTheme="majorHAnsi" w:eastAsia="黑体"/>
       </w:rPr>
       <w:tblPr/>
       <w:tcPr>
@@ -8555,6 +8996,7 @@
     </w:tblStylePr>
     <w:tblStylePr w:type="lastRow">
       <w:rPr>
+        <w:rFonts w:eastAsia="黑体"/>
         <w:b/>
         <w:bCs/>
         <w:color w:themeColor="text2" w:val="1F497D"/>
@@ -8569,12 +9011,14 @@
     </w:tblStylePr>
     <w:tblStylePr w:type="firstCol">
       <w:rPr>
+        <w:rFonts w:eastAsia="黑体"/>
         <w:b/>
         <w:bCs/>
       </w:rPr>
     </w:tblStylePr>
     <w:tblStylePr w:type="lastCol">
       <w:rPr>
+        <w:rFonts w:eastAsia="黑体"/>
         <w:b/>
         <w:bCs/>
       </w:rPr>
@@ -8608,6 +9052,7 @@
       <w:spacing w:after="0" w:line="240" w:lineRule="auto"/>
     </w:pPr>
     <w:rPr>
+      <w:rFonts w:eastAsia="黑体"/>
       <w:color w:themeColor="text1" w:val="000000"/>
     </w:rPr>
     <w:tblPr>
@@ -8627,7 +9072,7 @@
     </w:tblPr>
     <w:tblStylePr w:type="firstRow">
       <w:rPr>
-        <w:rFonts w:asciiTheme="majorHAnsi" w:cstheme="majorBidi" w:eastAsiaTheme="majorEastAsia" w:hAnsiTheme="majorHAnsi"/>
+        <w:rFonts w:asciiTheme="majorHAnsi" w:cstheme="majorBidi" w:hAnsiTheme="majorHAnsi" w:eastAsia="黑体"/>
       </w:rPr>
       <w:tblPr/>
       <w:tcPr>
@@ -8639,6 +9084,7 @@
     </w:tblStylePr>
     <w:tblStylePr w:type="lastRow">
       <w:rPr>
+        <w:rFonts w:eastAsia="黑体"/>
         <w:b/>
         <w:bCs/>
         <w:color w:themeColor="text2" w:val="1F497D"/>
@@ -8653,12 +9099,14 @@
     </w:tblStylePr>
     <w:tblStylePr w:type="firstCol">
       <w:rPr>
+        <w:rFonts w:eastAsia="黑体"/>
         <w:b/>
         <w:bCs/>
       </w:rPr>
     </w:tblStylePr>
     <w:tblStylePr w:type="lastCol">
       <w:rPr>
+        <w:rFonts w:eastAsia="黑体"/>
         <w:b/>
         <w:bCs/>
       </w:rPr>
@@ -8692,6 +9140,7 @@
       <w:spacing w:after="0" w:line="240" w:lineRule="auto"/>
     </w:pPr>
     <w:rPr>
+      <w:rFonts w:eastAsia="黑体"/>
       <w:color w:themeColor="text1" w:val="000000"/>
     </w:rPr>
     <w:tblPr>
@@ -8711,7 +9160,7 @@
     </w:tblPr>
     <w:tblStylePr w:type="firstRow">
       <w:rPr>
-        <w:rFonts w:asciiTheme="majorHAnsi" w:cstheme="majorBidi" w:eastAsiaTheme="majorEastAsia" w:hAnsiTheme="majorHAnsi"/>
+        <w:rFonts w:asciiTheme="majorHAnsi" w:cstheme="majorBidi" w:hAnsiTheme="majorHAnsi" w:eastAsia="黑体"/>
       </w:rPr>
       <w:tblPr/>
       <w:tcPr>
@@ -8723,6 +9172,7 @@
     </w:tblStylePr>
     <w:tblStylePr w:type="lastRow">
       <w:rPr>
+        <w:rFonts w:eastAsia="黑体"/>
         <w:b/>
         <w:bCs/>
         <w:color w:themeColor="text2" w:val="1F497D"/>
@@ -8737,12 +9187,14 @@
     </w:tblStylePr>
     <w:tblStylePr w:type="firstCol">
       <w:rPr>
+        <w:rFonts w:eastAsia="黑体"/>
         <w:b/>
         <w:bCs/>
       </w:rPr>
     </w:tblStylePr>
     <w:tblStylePr w:type="lastCol">
       <w:rPr>
+        <w:rFonts w:eastAsia="黑体"/>
         <w:b/>
         <w:bCs/>
       </w:rPr>
@@ -8776,6 +9228,7 @@
       <w:spacing w:after="0" w:line="240" w:lineRule="auto"/>
     </w:pPr>
     <w:rPr>
+      <w:rFonts w:eastAsia="黑体"/>
       <w:color w:themeColor="text1" w:val="000000"/>
     </w:rPr>
     <w:tblPr>
@@ -8795,7 +9248,7 @@
     </w:tblPr>
     <w:tblStylePr w:type="firstRow">
       <w:rPr>
-        <w:rFonts w:asciiTheme="majorHAnsi" w:cstheme="majorBidi" w:eastAsiaTheme="majorEastAsia" w:hAnsiTheme="majorHAnsi"/>
+        <w:rFonts w:asciiTheme="majorHAnsi" w:cstheme="majorBidi" w:hAnsiTheme="majorHAnsi" w:eastAsia="黑体"/>
       </w:rPr>
       <w:tblPr/>
       <w:tcPr>
@@ -8807,6 +9260,7 @@
     </w:tblStylePr>
     <w:tblStylePr w:type="lastRow">
       <w:rPr>
+        <w:rFonts w:eastAsia="黑体"/>
         <w:b/>
         <w:bCs/>
         <w:color w:themeColor="text2" w:val="1F497D"/>
@@ -8821,12 +9275,14 @@
     </w:tblStylePr>
     <w:tblStylePr w:type="firstCol">
       <w:rPr>
+        <w:rFonts w:eastAsia="黑体"/>
         <w:b/>
         <w:bCs/>
       </w:rPr>
     </w:tblStylePr>
     <w:tblStylePr w:type="lastCol">
       <w:rPr>
+        <w:rFonts w:eastAsia="黑体"/>
         <w:b/>
         <w:bCs/>
       </w:rPr>
@@ -8860,7 +9316,7 @@
       <w:spacing w:after="0" w:line="240" w:lineRule="auto"/>
     </w:pPr>
     <w:rPr>
-      <w:rFonts w:asciiTheme="majorHAnsi" w:cstheme="majorBidi" w:eastAsiaTheme="majorEastAsia" w:hAnsiTheme="majorHAnsi"/>
+      <w:rFonts w:asciiTheme="majorHAnsi" w:cstheme="majorBidi" w:hAnsiTheme="majorHAnsi" w:eastAsia="黑体"/>
       <w:color w:themeColor="text1" w:val="000000"/>
     </w:rPr>
     <w:tblPr>
@@ -8882,6 +9338,7 @@
     </w:tblPr>
     <w:tblStylePr w:type="firstRow">
       <w:rPr>
+        <w:rFonts w:eastAsia="黑体"/>
         <w:sz w:val="24"/>
         <w:szCs w:val="24"/>
       </w:rPr>
@@ -8988,7 +9445,7 @@
       <w:spacing w:after="0" w:line="240" w:lineRule="auto"/>
     </w:pPr>
     <w:rPr>
-      <w:rFonts w:asciiTheme="majorHAnsi" w:cstheme="majorBidi" w:eastAsiaTheme="majorEastAsia" w:hAnsiTheme="majorHAnsi"/>
+      <w:rFonts w:asciiTheme="majorHAnsi" w:cstheme="majorBidi" w:hAnsiTheme="majorHAnsi" w:eastAsia="黑体"/>
       <w:color w:themeColor="text1" w:val="000000"/>
     </w:rPr>
     <w:tblPr>
@@ -9010,6 +9467,7 @@
     </w:tblPr>
     <w:tblStylePr w:type="firstRow">
       <w:rPr>
+        <w:rFonts w:eastAsia="黑体"/>
         <w:sz w:val="24"/>
         <w:szCs w:val="24"/>
       </w:rPr>
@@ -9116,7 +9574,7 @@
       <w:spacing w:after="0" w:line="240" w:lineRule="auto"/>
     </w:pPr>
     <w:rPr>
-      <w:rFonts w:asciiTheme="majorHAnsi" w:cstheme="majorBidi" w:eastAsiaTheme="majorEastAsia" w:hAnsiTheme="majorHAnsi"/>
+      <w:rFonts w:asciiTheme="majorHAnsi" w:cstheme="majorBidi" w:hAnsiTheme="majorHAnsi" w:eastAsia="黑体"/>
       <w:color w:themeColor="text1" w:val="000000"/>
     </w:rPr>
     <w:tblPr>
@@ -9138,6 +9596,7 @@
     </w:tblPr>
     <w:tblStylePr w:type="firstRow">
       <w:rPr>
+        <w:rFonts w:eastAsia="黑体"/>
         <w:sz w:val="24"/>
         <w:szCs w:val="24"/>
       </w:rPr>
@@ -9244,7 +9703,7 @@
       <w:spacing w:after="0" w:line="240" w:lineRule="auto"/>
     </w:pPr>
     <w:rPr>
-      <w:rFonts w:asciiTheme="majorHAnsi" w:cstheme="majorBidi" w:eastAsiaTheme="majorEastAsia" w:hAnsiTheme="majorHAnsi"/>
+      <w:rFonts w:asciiTheme="majorHAnsi" w:cstheme="majorBidi" w:hAnsiTheme="majorHAnsi" w:eastAsia="黑体"/>
       <w:color w:themeColor="text1" w:val="000000"/>
     </w:rPr>
     <w:tblPr>
@@ -9266,6 +9725,7 @@
     </w:tblPr>
     <w:tblStylePr w:type="firstRow">
       <w:rPr>
+        <w:rFonts w:eastAsia="黑体"/>
         <w:sz w:val="24"/>
         <w:szCs w:val="24"/>
       </w:rPr>
@@ -9372,7 +9832,7 @@
       <w:spacing w:after="0" w:line="240" w:lineRule="auto"/>
     </w:pPr>
     <w:rPr>
-      <w:rFonts w:asciiTheme="majorHAnsi" w:cstheme="majorBidi" w:eastAsiaTheme="majorEastAsia" w:hAnsiTheme="majorHAnsi"/>
+      <w:rFonts w:asciiTheme="majorHAnsi" w:cstheme="majorBidi" w:hAnsiTheme="majorHAnsi" w:eastAsia="黑体"/>
       <w:color w:themeColor="text1" w:val="000000"/>
     </w:rPr>
     <w:tblPr>
@@ -9394,6 +9854,7 @@
     </w:tblPr>
     <w:tblStylePr w:type="firstRow">
       <w:rPr>
+        <w:rFonts w:eastAsia="黑体"/>
         <w:sz w:val="24"/>
         <w:szCs w:val="24"/>
       </w:rPr>
@@ -9500,7 +9961,7 @@
       <w:spacing w:after="0" w:line="240" w:lineRule="auto"/>
     </w:pPr>
     <w:rPr>
-      <w:rFonts w:asciiTheme="majorHAnsi" w:cstheme="majorBidi" w:eastAsiaTheme="majorEastAsia" w:hAnsiTheme="majorHAnsi"/>
+      <w:rFonts w:asciiTheme="majorHAnsi" w:cstheme="majorBidi" w:hAnsiTheme="majorHAnsi" w:eastAsia="黑体"/>
       <w:color w:themeColor="text1" w:val="000000"/>
     </w:rPr>
     <w:tblPr>
@@ -9522,6 +9983,7 @@
     </w:tblPr>
     <w:tblStylePr w:type="firstRow">
       <w:rPr>
+        <w:rFonts w:eastAsia="黑体"/>
         <w:sz w:val="24"/>
         <w:szCs w:val="24"/>
       </w:rPr>
@@ -9628,7 +10090,7 @@
       <w:spacing w:after="0" w:line="240" w:lineRule="auto"/>
     </w:pPr>
     <w:rPr>
-      <w:rFonts w:asciiTheme="majorHAnsi" w:cstheme="majorBidi" w:eastAsiaTheme="majorEastAsia" w:hAnsiTheme="majorHAnsi"/>
+      <w:rFonts w:asciiTheme="majorHAnsi" w:cstheme="majorBidi" w:hAnsiTheme="majorHAnsi" w:eastAsia="黑体"/>
       <w:color w:themeColor="text1" w:val="000000"/>
     </w:rPr>
     <w:tblPr>
@@ -9650,6 +10112,7 @@
     </w:tblPr>
     <w:tblStylePr w:type="firstRow">
       <w:rPr>
+        <w:rFonts w:eastAsia="黑体"/>
         <w:sz w:val="24"/>
         <w:szCs w:val="24"/>
       </w:rPr>
@@ -9779,12 +10242,14 @@
     </w:tcPr>
     <w:tblStylePr w:type="firstRow">
       <w:rPr>
+        <w:rFonts w:eastAsia="黑体"/>
         <w:b/>
         <w:bCs/>
       </w:rPr>
     </w:tblStylePr>
     <w:tblStylePr w:type="lastRow">
       <w:rPr>
+        <w:rFonts w:eastAsia="黑体"/>
         <w:b/>
         <w:bCs/>
       </w:rPr>
@@ -9797,12 +10262,14 @@
     </w:tblStylePr>
     <w:tblStylePr w:type="firstCol">
       <w:rPr>
+        <w:rFonts w:eastAsia="黑体"/>
         <w:b/>
         <w:bCs/>
       </w:rPr>
     </w:tblStylePr>
     <w:tblStylePr w:type="lastCol">
       <w:rPr>
+        <w:rFonts w:eastAsia="黑体"/>
         <w:b/>
         <w:bCs/>
       </w:rPr>
@@ -9852,12 +10319,14 @@
     </w:tcPr>
     <w:tblStylePr w:type="firstRow">
       <w:rPr>
+        <w:rFonts w:eastAsia="黑体"/>
         <w:b/>
         <w:bCs/>
       </w:rPr>
     </w:tblStylePr>
     <w:tblStylePr w:type="lastRow">
       <w:rPr>
+        <w:rFonts w:eastAsia="黑体"/>
         <w:b/>
         <w:bCs/>
       </w:rPr>
@@ -9870,12 +10339,14 @@
     </w:tblStylePr>
     <w:tblStylePr w:type="firstCol">
       <w:rPr>
+        <w:rFonts w:eastAsia="黑体"/>
         <w:b/>
         <w:bCs/>
       </w:rPr>
     </w:tblStylePr>
     <w:tblStylePr w:type="lastCol">
       <w:rPr>
+        <w:rFonts w:eastAsia="黑体"/>
         <w:b/>
         <w:bCs/>
       </w:rPr>
@@ -9925,12 +10396,14 @@
     </w:tcPr>
     <w:tblStylePr w:type="firstRow">
       <w:rPr>
+        <w:rFonts w:eastAsia="黑体"/>
         <w:b/>
         <w:bCs/>
       </w:rPr>
     </w:tblStylePr>
     <w:tblStylePr w:type="lastRow">
       <w:rPr>
+        <w:rFonts w:eastAsia="黑体"/>
         <w:b/>
         <w:bCs/>
       </w:rPr>
@@ -9943,12 +10416,14 @@
     </w:tblStylePr>
     <w:tblStylePr w:type="firstCol">
       <w:rPr>
+        <w:rFonts w:eastAsia="黑体"/>
         <w:b/>
         <w:bCs/>
       </w:rPr>
     </w:tblStylePr>
     <w:tblStylePr w:type="lastCol">
       <w:rPr>
+        <w:rFonts w:eastAsia="黑体"/>
         <w:b/>
         <w:bCs/>
       </w:rPr>
@@ -9998,12 +10473,14 @@
     </w:tcPr>
     <w:tblStylePr w:type="firstRow">
       <w:rPr>
+        <w:rFonts w:eastAsia="黑体"/>
         <w:b/>
         <w:bCs/>
       </w:rPr>
     </w:tblStylePr>
     <w:tblStylePr w:type="lastRow">
       <w:rPr>
+        <w:rFonts w:eastAsia="黑体"/>
         <w:b/>
         <w:bCs/>
       </w:rPr>
@@ -10016,12 +10493,14 @@
     </w:tblStylePr>
     <w:tblStylePr w:type="firstCol">
       <w:rPr>
+        <w:rFonts w:eastAsia="黑体"/>
         <w:b/>
         <w:bCs/>
       </w:rPr>
     </w:tblStylePr>
     <w:tblStylePr w:type="lastCol">
       <w:rPr>
+        <w:rFonts w:eastAsia="黑体"/>
         <w:b/>
         <w:bCs/>
       </w:rPr>
@@ -10071,12 +10550,14 @@
     </w:tcPr>
     <w:tblStylePr w:type="firstRow">
       <w:rPr>
+        <w:rFonts w:eastAsia="黑体"/>
         <w:b/>
         <w:bCs/>
       </w:rPr>
     </w:tblStylePr>
     <w:tblStylePr w:type="lastRow">
       <w:rPr>
+        <w:rFonts w:eastAsia="黑体"/>
         <w:b/>
         <w:bCs/>
       </w:rPr>
@@ -10089,12 +10570,14 @@
     </w:tblStylePr>
     <w:tblStylePr w:type="firstCol">
       <w:rPr>
+        <w:rFonts w:eastAsia="黑体"/>
         <w:b/>
         <w:bCs/>
       </w:rPr>
     </w:tblStylePr>
     <w:tblStylePr w:type="lastCol">
       <w:rPr>
+        <w:rFonts w:eastAsia="黑体"/>
         <w:b/>
         <w:bCs/>
       </w:rPr>
@@ -10144,12 +10627,14 @@
     </w:tcPr>
     <w:tblStylePr w:type="firstRow">
       <w:rPr>
+        <w:rFonts w:eastAsia="黑体"/>
         <w:b/>
         <w:bCs/>
       </w:rPr>
     </w:tblStylePr>
     <w:tblStylePr w:type="lastRow">
       <w:rPr>
+        <w:rFonts w:eastAsia="黑体"/>
         <w:b/>
         <w:bCs/>
       </w:rPr>
@@ -10162,12 +10647,14 @@
     </w:tblStylePr>
     <w:tblStylePr w:type="firstCol">
       <w:rPr>
+        <w:rFonts w:eastAsia="黑体"/>
         <w:b/>
         <w:bCs/>
       </w:rPr>
     </w:tblStylePr>
     <w:tblStylePr w:type="lastCol">
       <w:rPr>
+        <w:rFonts w:eastAsia="黑体"/>
         <w:b/>
         <w:bCs/>
       </w:rPr>
@@ -10217,12 +10704,14 @@
     </w:tcPr>
     <w:tblStylePr w:type="firstRow">
       <w:rPr>
+        <w:rFonts w:eastAsia="黑体"/>
         <w:b/>
         <w:bCs/>
       </w:rPr>
     </w:tblStylePr>
     <w:tblStylePr w:type="lastRow">
       <w:rPr>
+        <w:rFonts w:eastAsia="黑体"/>
         <w:b/>
         <w:bCs/>
       </w:rPr>
@@ -10235,12 +10724,14 @@
     </w:tblStylePr>
     <w:tblStylePr w:type="firstCol">
       <w:rPr>
+        <w:rFonts w:eastAsia="黑体"/>
         <w:b/>
         <w:bCs/>
       </w:rPr>
     </w:tblStylePr>
     <w:tblStylePr w:type="lastCol">
       <w:rPr>
+        <w:rFonts w:eastAsia="黑体"/>
         <w:b/>
         <w:bCs/>
       </w:rPr>
@@ -10267,7 +10758,7 @@
       <w:spacing w:after="0" w:line="240" w:lineRule="auto"/>
     </w:pPr>
     <w:rPr>
-      <w:rFonts w:asciiTheme="majorHAnsi" w:cstheme="majorBidi" w:eastAsiaTheme="majorEastAsia" w:hAnsiTheme="majorHAnsi"/>
+      <w:rFonts w:asciiTheme="majorHAnsi" w:cstheme="majorBidi" w:hAnsiTheme="majorHAnsi" w:eastAsia="黑体"/>
       <w:color w:themeColor="text1" w:val="000000"/>
     </w:rPr>
     <w:tblPr>
@@ -10294,6 +10785,7 @@
     </w:tcPr>
     <w:tblStylePr w:type="firstRow">
       <w:rPr>
+        <w:rFonts w:eastAsia="黑体"/>
         <w:b/>
         <w:bCs/>
         <w:color w:themeColor="text1" w:val="000000"/>
@@ -10305,6 +10797,7 @@
     </w:tblStylePr>
     <w:tblStylePr w:type="lastRow">
       <w:rPr>
+        <w:rFonts w:eastAsia="黑体"/>
         <w:b/>
         <w:bCs/>
         <w:color w:themeColor="text1" w:val="000000"/>
@@ -10324,6 +10817,7 @@
     </w:tblStylePr>
     <w:tblStylePr w:type="firstCol">
       <w:rPr>
+        <w:rFonts w:eastAsia="黑体"/>
         <w:b/>
         <w:bCs/>
         <w:color w:themeColor="text1" w:val="000000"/>
@@ -10343,6 +10837,7 @@
     </w:tblStylePr>
     <w:tblStylePr w:type="lastCol">
       <w:rPr>
+        <w:rFonts w:eastAsia="黑体"/>
         <w:b w:val="0"/>
         <w:bCs w:val="0"/>
         <w:color w:themeColor="text1" w:val="000000"/>
@@ -10392,7 +10887,7 @@
       <w:spacing w:after="0" w:line="240" w:lineRule="auto"/>
     </w:pPr>
     <w:rPr>
-      <w:rFonts w:asciiTheme="majorHAnsi" w:cstheme="majorBidi" w:eastAsiaTheme="majorEastAsia" w:hAnsiTheme="majorHAnsi"/>
+      <w:rFonts w:asciiTheme="majorHAnsi" w:cstheme="majorBidi" w:hAnsiTheme="majorHAnsi" w:eastAsia="黑体"/>
       <w:color w:themeColor="text1" w:val="000000"/>
     </w:rPr>
     <w:tblPr>
@@ -10419,6 +10914,7 @@
     </w:tcPr>
     <w:tblStylePr w:type="firstRow">
       <w:rPr>
+        <w:rFonts w:eastAsia="黑体"/>
         <w:b/>
         <w:bCs/>
         <w:color w:themeColor="text1" w:val="000000"/>
@@ -10430,6 +10926,7 @@
     </w:tblStylePr>
     <w:tblStylePr w:type="lastRow">
       <w:rPr>
+        <w:rFonts w:eastAsia="黑体"/>
         <w:b/>
         <w:bCs/>
         <w:color w:themeColor="text1" w:val="000000"/>
@@ -10449,6 +10946,7 @@
     </w:tblStylePr>
     <w:tblStylePr w:type="firstCol">
       <w:rPr>
+        <w:rFonts w:eastAsia="黑体"/>
         <w:b/>
         <w:bCs/>
         <w:color w:themeColor="text1" w:val="000000"/>
@@ -10468,6 +10966,7 @@
     </w:tblStylePr>
     <w:tblStylePr w:type="lastCol">
       <w:rPr>
+        <w:rFonts w:eastAsia="黑体"/>
         <w:b w:val="0"/>
         <w:bCs w:val="0"/>
         <w:color w:themeColor="text1" w:val="000000"/>
@@ -10517,7 +11016,7 @@
       <w:spacing w:after="0" w:line="240" w:lineRule="auto"/>
     </w:pPr>
     <w:rPr>
-      <w:rFonts w:asciiTheme="majorHAnsi" w:cstheme="majorBidi" w:eastAsiaTheme="majorEastAsia" w:hAnsiTheme="majorHAnsi"/>
+      <w:rFonts w:asciiTheme="majorHAnsi" w:cstheme="majorBidi" w:hAnsiTheme="majorHAnsi" w:eastAsia="黑体"/>
       <w:color w:themeColor="text1" w:val="000000"/>
     </w:rPr>
     <w:tblPr>
@@ -10544,6 +11043,7 @@
     </w:tcPr>
     <w:tblStylePr w:type="firstRow">
       <w:rPr>
+        <w:rFonts w:eastAsia="黑体"/>
         <w:b/>
         <w:bCs/>
         <w:color w:themeColor="text1" w:val="000000"/>
@@ -10555,6 +11055,7 @@
     </w:tblStylePr>
     <w:tblStylePr w:type="lastRow">
       <w:rPr>
+        <w:rFonts w:eastAsia="黑体"/>
         <w:b/>
         <w:bCs/>
         <w:color w:themeColor="text1" w:val="000000"/>
@@ -10574,6 +11075,7 @@
     </w:tblStylePr>
     <w:tblStylePr w:type="firstCol">
       <w:rPr>
+        <w:rFonts w:eastAsia="黑体"/>
         <w:b/>
         <w:bCs/>
         <w:color w:themeColor="text1" w:val="000000"/>
@@ -10593,6 +11095,7 @@
     </w:tblStylePr>
     <w:tblStylePr w:type="lastCol">
       <w:rPr>
+        <w:rFonts w:eastAsia="黑体"/>
         <w:b w:val="0"/>
         <w:bCs w:val="0"/>
         <w:color w:themeColor="text1" w:val="000000"/>
@@ -10642,7 +11145,7 @@
       <w:spacing w:after="0" w:line="240" w:lineRule="auto"/>
     </w:pPr>
     <w:rPr>
-      <w:rFonts w:asciiTheme="majorHAnsi" w:cstheme="majorBidi" w:eastAsiaTheme="majorEastAsia" w:hAnsiTheme="majorHAnsi"/>
+      <w:rFonts w:asciiTheme="majorHAnsi" w:cstheme="majorBidi" w:hAnsiTheme="majorHAnsi" w:eastAsia="黑体"/>
       <w:color w:themeColor="text1" w:val="000000"/>
     </w:rPr>
     <w:tblPr>
@@ -10669,6 +11172,7 @@
     </w:tcPr>
     <w:tblStylePr w:type="firstRow">
       <w:rPr>
+        <w:rFonts w:eastAsia="黑体"/>
         <w:b/>
         <w:bCs/>
         <w:color w:themeColor="text1" w:val="000000"/>
@@ -10680,6 +11184,7 @@
     </w:tblStylePr>
     <w:tblStylePr w:type="lastRow">
       <w:rPr>
+        <w:rFonts w:eastAsia="黑体"/>
         <w:b/>
         <w:bCs/>
         <w:color w:themeColor="text1" w:val="000000"/>
@@ -10699,6 +11204,7 @@
     </w:tblStylePr>
     <w:tblStylePr w:type="firstCol">
       <w:rPr>
+        <w:rFonts w:eastAsia="黑体"/>
         <w:b/>
         <w:bCs/>
         <w:color w:themeColor="text1" w:val="000000"/>
@@ -10718,6 +11224,7 @@
     </w:tblStylePr>
     <w:tblStylePr w:type="lastCol">
       <w:rPr>
+        <w:rFonts w:eastAsia="黑体"/>
         <w:b w:val="0"/>
         <w:bCs w:val="0"/>
         <w:color w:themeColor="text1" w:val="000000"/>
@@ -10767,7 +11274,7 @@
       <w:spacing w:after="0" w:line="240" w:lineRule="auto"/>
     </w:pPr>
     <w:rPr>
-      <w:rFonts w:asciiTheme="majorHAnsi" w:cstheme="majorBidi" w:eastAsiaTheme="majorEastAsia" w:hAnsiTheme="majorHAnsi"/>
+      <w:rFonts w:asciiTheme="majorHAnsi" w:cstheme="majorBidi" w:hAnsiTheme="majorHAnsi" w:eastAsia="黑体"/>
       <w:color w:themeColor="text1" w:val="000000"/>
     </w:rPr>
     <w:tblPr>
@@ -10794,6 +11301,7 @@
     </w:tcPr>
     <w:tblStylePr w:type="firstRow">
       <w:rPr>
+        <w:rFonts w:eastAsia="黑体"/>
         <w:b/>
         <w:bCs/>
         <w:color w:themeColor="text1" w:val="000000"/>
@@ -10805,6 +11313,7 @@
     </w:tblStylePr>
     <w:tblStylePr w:type="lastRow">
       <w:rPr>
+        <w:rFonts w:eastAsia="黑体"/>
         <w:b/>
         <w:bCs/>
         <w:color w:themeColor="text1" w:val="000000"/>
@@ -10824,6 +11333,7 @@
     </w:tblStylePr>
     <w:tblStylePr w:type="firstCol">
       <w:rPr>
+        <w:rFonts w:eastAsia="黑体"/>
         <w:b/>
         <w:bCs/>
         <w:color w:themeColor="text1" w:val="000000"/>
@@ -10843,6 +11353,7 @@
     </w:tblStylePr>
     <w:tblStylePr w:type="lastCol">
       <w:rPr>
+        <w:rFonts w:eastAsia="黑体"/>
         <w:b w:val="0"/>
         <w:bCs w:val="0"/>
         <w:color w:themeColor="text1" w:val="000000"/>
@@ -10892,7 +11403,7 @@
       <w:spacing w:after="0" w:line="240" w:lineRule="auto"/>
     </w:pPr>
     <w:rPr>
-      <w:rFonts w:asciiTheme="majorHAnsi" w:cstheme="majorBidi" w:eastAsiaTheme="majorEastAsia" w:hAnsiTheme="majorHAnsi"/>
+      <w:rFonts w:asciiTheme="majorHAnsi" w:cstheme="majorBidi" w:hAnsiTheme="majorHAnsi" w:eastAsia="黑体"/>
       <w:color w:themeColor="text1" w:val="000000"/>
     </w:rPr>
     <w:tblPr>
@@ -10919,6 +11430,7 @@
     </w:tcPr>
     <w:tblStylePr w:type="firstRow">
       <w:rPr>
+        <w:rFonts w:eastAsia="黑体"/>
         <w:b/>
         <w:bCs/>
         <w:color w:themeColor="text1" w:val="000000"/>
@@ -10930,6 +11442,7 @@
     </w:tblStylePr>
     <w:tblStylePr w:type="lastRow">
       <w:rPr>
+        <w:rFonts w:eastAsia="黑体"/>
         <w:b/>
         <w:bCs/>
         <w:color w:themeColor="text1" w:val="000000"/>
@@ -10949,6 +11462,7 @@
     </w:tblStylePr>
     <w:tblStylePr w:type="firstCol">
       <w:rPr>
+        <w:rFonts w:eastAsia="黑体"/>
         <w:b/>
         <w:bCs/>
         <w:color w:themeColor="text1" w:val="000000"/>
@@ -10968,6 +11482,7 @@
     </w:tblStylePr>
     <w:tblStylePr w:type="lastCol">
       <w:rPr>
+        <w:rFonts w:eastAsia="黑体"/>
         <w:b w:val="0"/>
         <w:bCs w:val="0"/>
         <w:color w:themeColor="text1" w:val="000000"/>
@@ -11017,7 +11532,7 @@
       <w:spacing w:after="0" w:line="240" w:lineRule="auto"/>
     </w:pPr>
     <w:rPr>
-      <w:rFonts w:asciiTheme="majorHAnsi" w:cstheme="majorBidi" w:eastAsiaTheme="majorEastAsia" w:hAnsiTheme="majorHAnsi"/>
+      <w:rFonts w:asciiTheme="majorHAnsi" w:cstheme="majorBidi" w:hAnsiTheme="majorHAnsi" w:eastAsia="黑体"/>
       <w:color w:themeColor="text1" w:val="000000"/>
     </w:rPr>
     <w:tblPr>
@@ -11044,6 +11559,7 @@
     </w:tcPr>
     <w:tblStylePr w:type="firstRow">
       <w:rPr>
+        <w:rFonts w:eastAsia="黑体"/>
         <w:b/>
         <w:bCs/>
         <w:color w:themeColor="text1" w:val="000000"/>
@@ -11055,6 +11571,7 @@
     </w:tblStylePr>
     <w:tblStylePr w:type="lastRow">
       <w:rPr>
+        <w:rFonts w:eastAsia="黑体"/>
         <w:b/>
         <w:bCs/>
         <w:color w:themeColor="text1" w:val="000000"/>
@@ -11074,6 +11591,7 @@
     </w:tblStylePr>
     <w:tblStylePr w:type="firstCol">
       <w:rPr>
+        <w:rFonts w:eastAsia="黑体"/>
         <w:b/>
         <w:bCs/>
         <w:color w:themeColor="text1" w:val="000000"/>
@@ -11093,6 +11611,7 @@
     </w:tblStylePr>
     <w:tblStylePr w:type="lastCol">
       <w:rPr>
+        <w:rFonts w:eastAsia="黑体"/>
         <w:b w:val="0"/>
         <w:bCs w:val="0"/>
         <w:color w:themeColor="text1" w:val="000000"/>
@@ -11165,6 +11684,7 @@
     </w:tcPr>
     <w:tblStylePr w:type="firstRow">
       <w:rPr>
+        <w:rFonts w:eastAsia="黑体"/>
         <w:b/>
         <w:bCs/>
         <w:i w:val="0"/>
@@ -11186,6 +11706,7 @@
     </w:tblStylePr>
     <w:tblStylePr w:type="lastRow">
       <w:rPr>
+        <w:rFonts w:eastAsia="黑体"/>
         <w:b/>
         <w:bCs/>
         <w:i w:val="0"/>
@@ -11207,6 +11728,7 @@
     </w:tblStylePr>
     <w:tblStylePr w:type="firstCol">
       <w:rPr>
+        <w:rFonts w:eastAsia="黑体"/>
         <w:b/>
         <w:bCs/>
         <w:i w:val="0"/>
@@ -11226,6 +11748,7 @@
     </w:tblStylePr>
     <w:tblStylePr w:type="lastCol">
       <w:rPr>
+        <w:rFonts w:eastAsia="黑体"/>
         <w:b/>
         <w:bCs/>
         <w:i w:val="0"/>
@@ -11306,6 +11829,7 @@
     </w:tcPr>
     <w:tblStylePr w:type="firstRow">
       <w:rPr>
+        <w:rFonts w:eastAsia="黑体"/>
         <w:b/>
         <w:bCs/>
         <w:i w:val="0"/>
@@ -11327,6 +11851,7 @@
     </w:tblStylePr>
     <w:tblStylePr w:type="lastRow">
       <w:rPr>
+        <w:rFonts w:eastAsia="黑体"/>
         <w:b/>
         <w:bCs/>
         <w:i w:val="0"/>
@@ -11348,6 +11873,7 @@
     </w:tblStylePr>
     <w:tblStylePr w:type="firstCol">
       <w:rPr>
+        <w:rFonts w:eastAsia="黑体"/>
         <w:b/>
         <w:bCs/>
         <w:i w:val="0"/>
@@ -11367,6 +11893,7 @@
     </w:tblStylePr>
     <w:tblStylePr w:type="lastCol">
       <w:rPr>
+        <w:rFonts w:eastAsia="黑体"/>
         <w:b/>
         <w:bCs/>
         <w:i w:val="0"/>
@@ -11447,6 +11974,7 @@
     </w:tcPr>
     <w:tblStylePr w:type="firstRow">
       <w:rPr>
+        <w:rFonts w:eastAsia="黑体"/>
         <w:b/>
         <w:bCs/>
         <w:i w:val="0"/>
@@ -11468,6 +11996,7 @@
     </w:tblStylePr>
     <w:tblStylePr w:type="lastRow">
       <w:rPr>
+        <w:rFonts w:eastAsia="黑体"/>
         <w:b/>
         <w:bCs/>
         <w:i w:val="0"/>
@@ -11489,6 +12018,7 @@
     </w:tblStylePr>
     <w:tblStylePr w:type="firstCol">
       <w:rPr>
+        <w:rFonts w:eastAsia="黑体"/>
         <w:b/>
         <w:bCs/>
         <w:i w:val="0"/>
@@ -11508,6 +12038,7 @@
     </w:tblStylePr>
     <w:tblStylePr w:type="lastCol">
       <w:rPr>
+        <w:rFonts w:eastAsia="黑体"/>
         <w:b/>
         <w:bCs/>
         <w:i w:val="0"/>
@@ -11588,6 +12119,7 @@
     </w:tcPr>
     <w:tblStylePr w:type="firstRow">
       <w:rPr>
+        <w:rFonts w:eastAsia="黑体"/>
         <w:b/>
         <w:bCs/>
         <w:i w:val="0"/>
@@ -11609,6 +12141,7 @@
     </w:tblStylePr>
     <w:tblStylePr w:type="lastRow">
       <w:rPr>
+        <w:rFonts w:eastAsia="黑体"/>
         <w:b/>
         <w:bCs/>
         <w:i w:val="0"/>
@@ -11630,6 +12163,7 @@
     </w:tblStylePr>
     <w:tblStylePr w:type="firstCol">
       <w:rPr>
+        <w:rFonts w:eastAsia="黑体"/>
         <w:b/>
         <w:bCs/>
         <w:i w:val="0"/>
@@ -11649,6 +12183,7 @@
     </w:tblStylePr>
     <w:tblStylePr w:type="lastCol">
       <w:rPr>
+        <w:rFonts w:eastAsia="黑体"/>
         <w:b/>
         <w:bCs/>
         <w:i w:val="0"/>
@@ -11729,6 +12264,7 @@
     </w:tcPr>
     <w:tblStylePr w:type="firstRow">
       <w:rPr>
+        <w:rFonts w:eastAsia="黑体"/>
         <w:b/>
         <w:bCs/>
         <w:i w:val="0"/>
@@ -11750,6 +12286,7 @@
     </w:tblStylePr>
     <w:tblStylePr w:type="lastRow">
       <w:rPr>
+        <w:rFonts w:eastAsia="黑体"/>
         <w:b/>
         <w:bCs/>
         <w:i w:val="0"/>
@@ -11771,6 +12308,7 @@
     </w:tblStylePr>
     <w:tblStylePr w:type="firstCol">
       <w:rPr>
+        <w:rFonts w:eastAsia="黑体"/>
         <w:b/>
         <w:bCs/>
         <w:i w:val="0"/>
@@ -11790,6 +12328,7 @@
     </w:tblStylePr>
     <w:tblStylePr w:type="lastCol">
       <w:rPr>
+        <w:rFonts w:eastAsia="黑体"/>
         <w:b/>
         <w:bCs/>
         <w:i w:val="0"/>
@@ -11870,6 +12409,7 @@
     </w:tcPr>
     <w:tblStylePr w:type="firstRow">
       <w:rPr>
+        <w:rFonts w:eastAsia="黑体"/>
         <w:b/>
         <w:bCs/>
         <w:i w:val="0"/>
@@ -11891,6 +12431,7 @@
     </w:tblStylePr>
     <w:tblStylePr w:type="lastRow">
       <w:rPr>
+        <w:rFonts w:eastAsia="黑体"/>
         <w:b/>
         <w:bCs/>
         <w:i w:val="0"/>
@@ -11912,6 +12453,7 @@
     </w:tblStylePr>
     <w:tblStylePr w:type="firstCol">
       <w:rPr>
+        <w:rFonts w:eastAsia="黑体"/>
         <w:b/>
         <w:bCs/>
         <w:i w:val="0"/>
@@ -11931,6 +12473,7 @@
     </w:tblStylePr>
     <w:tblStylePr w:type="lastCol">
       <w:rPr>
+        <w:rFonts w:eastAsia="黑体"/>
         <w:b/>
         <w:bCs/>
         <w:i w:val="0"/>
@@ -12011,6 +12554,7 @@
     </w:tcPr>
     <w:tblStylePr w:type="firstRow">
       <w:rPr>
+        <w:rFonts w:eastAsia="黑体"/>
         <w:b/>
         <w:bCs/>
         <w:i w:val="0"/>
@@ -12032,6 +12576,7 @@
     </w:tblStylePr>
     <w:tblStylePr w:type="lastRow">
       <w:rPr>
+        <w:rFonts w:eastAsia="黑体"/>
         <w:b/>
         <w:bCs/>
         <w:i w:val="0"/>
@@ -12053,6 +12598,7 @@
     </w:tblStylePr>
     <w:tblStylePr w:type="firstCol">
       <w:rPr>
+        <w:rFonts w:eastAsia="黑体"/>
         <w:b/>
         <w:bCs/>
         <w:i w:val="0"/>
@@ -12072,6 +12618,7 @@
     </w:tblStylePr>
     <w:tblStylePr w:type="lastCol">
       <w:rPr>
+        <w:rFonts w:eastAsia="黑体"/>
         <w:b/>
         <w:bCs/>
         <w:i w:val="0"/>
@@ -12129,6 +12676,7 @@
       <w:spacing w:after="0" w:line="240" w:lineRule="auto"/>
     </w:pPr>
     <w:rPr>
+      <w:rFonts w:eastAsia="黑体"/>
       <w:color w:themeColor="background1" w:val="FFFFFF"/>
     </w:rPr>
     <w:tblPr>
@@ -12147,6 +12695,7 @@
     </w:tcPr>
     <w:tblStylePr w:type="firstRow">
       <w:rPr>
+        <w:rFonts w:eastAsia="黑体"/>
         <w:b/>
         <w:bCs/>
       </w:rPr>
@@ -12243,6 +12792,7 @@
       <w:spacing w:after="0" w:line="240" w:lineRule="auto"/>
     </w:pPr>
     <w:rPr>
+      <w:rFonts w:eastAsia="黑体"/>
       <w:color w:themeColor="background1" w:val="FFFFFF"/>
     </w:rPr>
     <w:tblPr>
@@ -12261,6 +12811,7 @@
     </w:tcPr>
     <w:tblStylePr w:type="firstRow">
       <w:rPr>
+        <w:rFonts w:eastAsia="黑体"/>
         <w:b/>
         <w:bCs/>
       </w:rPr>
@@ -12357,6 +12908,7 @@
       <w:spacing w:after="0" w:line="240" w:lineRule="auto"/>
     </w:pPr>
     <w:rPr>
+      <w:rFonts w:eastAsia="黑体"/>
       <w:color w:themeColor="background1" w:val="FFFFFF"/>
     </w:rPr>
     <w:tblPr>
@@ -12375,6 +12927,7 @@
     </w:tcPr>
     <w:tblStylePr w:type="firstRow">
       <w:rPr>
+        <w:rFonts w:eastAsia="黑体"/>
         <w:b/>
         <w:bCs/>
       </w:rPr>
@@ -12471,6 +13024,7 @@
       <w:spacing w:after="0" w:line="240" w:lineRule="auto"/>
     </w:pPr>
     <w:rPr>
+      <w:rFonts w:eastAsia="黑体"/>
       <w:color w:themeColor="background1" w:val="FFFFFF"/>
     </w:rPr>
     <w:tblPr>
@@ -12489,6 +13043,7 @@
     </w:tcPr>
     <w:tblStylePr w:type="firstRow">
       <w:rPr>
+        <w:rFonts w:eastAsia="黑体"/>
         <w:b/>
         <w:bCs/>
       </w:rPr>
@@ -12585,6 +13140,7 @@
       <w:spacing w:after="0" w:line="240" w:lineRule="auto"/>
     </w:pPr>
     <w:rPr>
+      <w:rFonts w:eastAsia="黑体"/>
       <w:color w:themeColor="background1" w:val="FFFFFF"/>
     </w:rPr>
     <w:tblPr>
@@ -12603,6 +13159,7 @@
     </w:tcPr>
     <w:tblStylePr w:type="firstRow">
       <w:rPr>
+        <w:rFonts w:eastAsia="黑体"/>
         <w:b/>
         <w:bCs/>
       </w:rPr>
@@ -12699,6 +13256,7 @@
       <w:spacing w:after="0" w:line="240" w:lineRule="auto"/>
     </w:pPr>
     <w:rPr>
+      <w:rFonts w:eastAsia="黑体"/>
       <w:color w:themeColor="background1" w:val="FFFFFF"/>
     </w:rPr>
     <w:tblPr>
@@ -12717,6 +13275,7 @@
     </w:tcPr>
     <w:tblStylePr w:type="firstRow">
       <w:rPr>
+        <w:rFonts w:eastAsia="黑体"/>
         <w:b/>
         <w:bCs/>
       </w:rPr>
@@ -12813,6 +13372,7 @@
       <w:spacing w:after="0" w:line="240" w:lineRule="auto"/>
     </w:pPr>
     <w:rPr>
+      <w:rFonts w:eastAsia="黑体"/>
       <w:color w:themeColor="background1" w:val="FFFFFF"/>
     </w:rPr>
     <w:tblPr>
@@ -12831,6 +13391,7 @@
     </w:tcPr>
     <w:tblStylePr w:type="firstRow">
       <w:rPr>
+        <w:rFonts w:eastAsia="黑体"/>
         <w:b/>
         <w:bCs/>
       </w:rPr>
@@ -12927,6 +13488,7 @@
       <w:spacing w:after="0" w:line="240" w:lineRule="auto"/>
     </w:pPr>
     <w:rPr>
+      <w:rFonts w:eastAsia="黑体"/>
       <w:color w:themeColor="text1" w:val="000000"/>
     </w:rPr>
     <w:tblPr>
@@ -12953,6 +13515,7 @@
     </w:tcPr>
     <w:tblStylePr w:type="firstRow">
       <w:rPr>
+        <w:rFonts w:eastAsia="黑体"/>
         <w:b/>
         <w:bCs/>
       </w:rPr>
@@ -12971,6 +13534,7 @@
     </w:tblStylePr>
     <w:tblStylePr w:type="lastRow">
       <w:rPr>
+        <w:rFonts w:eastAsia="黑体"/>
         <w:b/>
         <w:bCs/>
         <w:color w:themeColor="background1" w:val="FFFFFF"/>
@@ -12985,6 +13549,7 @@
     </w:tblStylePr>
     <w:tblStylePr w:type="firstCol">
       <w:rPr>
+        <w:rFonts w:eastAsia="黑体"/>
         <w:color w:themeColor="background1" w:val="FFFFFF"/>
       </w:rPr>
       <w:tblPr/>
@@ -13002,6 +13567,7 @@
     </w:tblStylePr>
     <w:tblStylePr w:type="lastCol">
       <w:rPr>
+        <w:rFonts w:eastAsia="黑体"/>
         <w:color w:themeColor="background1" w:val="FFFFFF"/>
       </w:rPr>
       <w:tblPr/>
@@ -13031,11 +13597,13 @@
     </w:tblStylePr>
     <w:tblStylePr w:type="neCell">
       <w:rPr>
+        <w:rFonts w:eastAsia="黑体"/>
         <w:color w:themeColor="text1" w:val="000000"/>
       </w:rPr>
     </w:tblStylePr>
     <w:tblStylePr w:type="nwCell">
       <w:rPr>
+        <w:rFonts w:eastAsia="黑体"/>
         <w:color w:themeColor="text1" w:val="000000"/>
       </w:rPr>
     </w:tblStylePr>
@@ -13049,6 +13617,7 @@
       <w:spacing w:after="0" w:line="240" w:lineRule="auto"/>
     </w:pPr>
     <w:rPr>
+      <w:rFonts w:eastAsia="黑体"/>
       <w:color w:themeColor="text1" w:val="000000"/>
     </w:rPr>
     <w:tblPr>
@@ -13075,6 +13644,7 @@
     </w:tcPr>
     <w:tblStylePr w:type="firstRow">
       <w:rPr>
+        <w:rFonts w:eastAsia="黑体"/>
         <w:b/>
         <w:bCs/>
       </w:rPr>
@@ -13093,6 +13663,7 @@
     </w:tblStylePr>
     <w:tblStylePr w:type="lastRow">
       <w:rPr>
+        <w:rFonts w:eastAsia="黑体"/>
         <w:b/>
         <w:bCs/>
         <w:color w:themeColor="background1" w:val="FFFFFF"/>
@@ -13107,6 +13678,7 @@
     </w:tblStylePr>
     <w:tblStylePr w:type="firstCol">
       <w:rPr>
+        <w:rFonts w:eastAsia="黑体"/>
         <w:color w:themeColor="background1" w:val="FFFFFF"/>
       </w:rPr>
       <w:tblPr/>
@@ -13124,6 +13696,7 @@
     </w:tblStylePr>
     <w:tblStylePr w:type="lastCol">
       <w:rPr>
+        <w:rFonts w:eastAsia="黑体"/>
         <w:color w:themeColor="background1" w:val="FFFFFF"/>
       </w:rPr>
       <w:tblPr/>
@@ -13153,11 +13726,13 @@
     </w:tblStylePr>
     <w:tblStylePr w:type="neCell">
       <w:rPr>
+        <w:rFonts w:eastAsia="黑体"/>
         <w:color w:themeColor="text1" w:val="000000"/>
       </w:rPr>
     </w:tblStylePr>
     <w:tblStylePr w:type="nwCell">
       <w:rPr>
+        <w:rFonts w:eastAsia="黑体"/>
         <w:color w:themeColor="text1" w:val="000000"/>
       </w:rPr>
     </w:tblStylePr>
@@ -13171,6 +13746,7 @@
       <w:spacing w:after="0" w:line="240" w:lineRule="auto"/>
     </w:pPr>
     <w:rPr>
+      <w:rFonts w:eastAsia="黑体"/>
       <w:color w:themeColor="text1" w:val="000000"/>
     </w:rPr>
     <w:tblPr>
@@ -13197,6 +13773,7 @@
     </w:tcPr>
     <w:tblStylePr w:type="firstRow">
       <w:rPr>
+        <w:rFonts w:eastAsia="黑体"/>
         <w:b/>
         <w:bCs/>
       </w:rPr>
@@ -13215,6 +13792,7 @@
     </w:tblStylePr>
     <w:tblStylePr w:type="lastRow">
       <w:rPr>
+        <w:rFonts w:eastAsia="黑体"/>
         <w:b/>
         <w:bCs/>
         <w:color w:themeColor="background1" w:val="FFFFFF"/>
@@ -13229,6 +13807,7 @@
     </w:tblStylePr>
     <w:tblStylePr w:type="firstCol">
       <w:rPr>
+        <w:rFonts w:eastAsia="黑体"/>
         <w:color w:themeColor="background1" w:val="FFFFFF"/>
       </w:rPr>
       <w:tblPr/>
@@ -13246,6 +13825,7 @@
     </w:tblStylePr>
     <w:tblStylePr w:type="lastCol">
       <w:rPr>
+        <w:rFonts w:eastAsia="黑体"/>
         <w:color w:themeColor="background1" w:val="FFFFFF"/>
       </w:rPr>
       <w:tblPr/>
@@ -13275,11 +13855,13 @@
     </w:tblStylePr>
     <w:tblStylePr w:type="neCell">
       <w:rPr>
+        <w:rFonts w:eastAsia="黑体"/>
         <w:color w:themeColor="text1" w:val="000000"/>
       </w:rPr>
     </w:tblStylePr>
     <w:tblStylePr w:type="nwCell">
       <w:rPr>
+        <w:rFonts w:eastAsia="黑体"/>
         <w:color w:themeColor="text1" w:val="000000"/>
       </w:rPr>
     </w:tblStylePr>
@@ -13293,6 +13875,7 @@
       <w:spacing w:after="0" w:line="240" w:lineRule="auto"/>
     </w:pPr>
     <w:rPr>
+      <w:rFonts w:eastAsia="黑体"/>
       <w:color w:themeColor="text1" w:val="000000"/>
     </w:rPr>
     <w:tblPr>
@@ -13319,6 +13902,7 @@
     </w:tcPr>
     <w:tblStylePr w:type="firstRow">
       <w:rPr>
+        <w:rFonts w:eastAsia="黑体"/>
         <w:b/>
         <w:bCs/>
       </w:rPr>
@@ -13337,6 +13921,7 @@
     </w:tblStylePr>
     <w:tblStylePr w:type="lastRow">
       <w:rPr>
+        <w:rFonts w:eastAsia="黑体"/>
         <w:b/>
         <w:bCs/>
         <w:color w:themeColor="background1" w:val="FFFFFF"/>
@@ -13351,6 +13936,7 @@
     </w:tblStylePr>
     <w:tblStylePr w:type="firstCol">
       <w:rPr>
+        <w:rFonts w:eastAsia="黑体"/>
         <w:color w:themeColor="background1" w:val="FFFFFF"/>
       </w:rPr>
       <w:tblPr/>
@@ -13368,6 +13954,7 @@
     </w:tblStylePr>
     <w:tblStylePr w:type="lastCol">
       <w:rPr>
+        <w:rFonts w:eastAsia="黑体"/>
         <w:color w:themeColor="background1" w:val="FFFFFF"/>
       </w:rPr>
       <w:tblPr/>
@@ -13405,6 +13992,7 @@
       <w:spacing w:after="0" w:line="240" w:lineRule="auto"/>
     </w:pPr>
     <w:rPr>
+      <w:rFonts w:eastAsia="黑体"/>
       <w:color w:themeColor="text1" w:val="000000"/>
     </w:rPr>
     <w:tblPr>
@@ -13431,6 +14019,7 @@
     </w:tcPr>
     <w:tblStylePr w:type="firstRow">
       <w:rPr>
+        <w:rFonts w:eastAsia="黑体"/>
         <w:b/>
         <w:bCs/>
       </w:rPr>
@@ -13449,6 +14038,7 @@
     </w:tblStylePr>
     <w:tblStylePr w:type="lastRow">
       <w:rPr>
+        <w:rFonts w:eastAsia="黑体"/>
         <w:b/>
         <w:bCs/>
         <w:color w:themeColor="background1" w:val="FFFFFF"/>
@@ -13463,6 +14053,7 @@
     </w:tblStylePr>
     <w:tblStylePr w:type="firstCol">
       <w:rPr>
+        <w:rFonts w:eastAsia="黑体"/>
         <w:color w:themeColor="background1" w:val="FFFFFF"/>
       </w:rPr>
       <w:tblPr/>
@@ -13480,6 +14071,7 @@
     </w:tblStylePr>
     <w:tblStylePr w:type="lastCol">
       <w:rPr>
+        <w:rFonts w:eastAsia="黑体"/>
         <w:color w:themeColor="background1" w:val="FFFFFF"/>
       </w:rPr>
       <w:tblPr/>
@@ -13509,11 +14101,13 @@
     </w:tblStylePr>
     <w:tblStylePr w:type="neCell">
       <w:rPr>
+        <w:rFonts w:eastAsia="黑体"/>
         <w:color w:themeColor="text1" w:val="000000"/>
       </w:rPr>
     </w:tblStylePr>
     <w:tblStylePr w:type="nwCell">
       <w:rPr>
+        <w:rFonts w:eastAsia="黑体"/>
         <w:color w:themeColor="text1" w:val="000000"/>
       </w:rPr>
     </w:tblStylePr>
@@ -13527,6 +14121,7 @@
       <w:spacing w:after="0" w:line="240" w:lineRule="auto"/>
     </w:pPr>
     <w:rPr>
+      <w:rFonts w:eastAsia="黑体"/>
       <w:color w:themeColor="text1" w:val="000000"/>
     </w:rPr>
     <w:tblPr>
@@ -13553,6 +14148,7 @@
     </w:tcPr>
     <w:tblStylePr w:type="firstRow">
       <w:rPr>
+        <w:rFonts w:eastAsia="黑体"/>
         <w:b/>
         <w:bCs/>
       </w:rPr>
@@ -13571,6 +14167,7 @@
     </w:tblStylePr>
     <w:tblStylePr w:type="lastRow">
       <w:rPr>
+        <w:rFonts w:eastAsia="黑体"/>
         <w:b/>
         <w:bCs/>
         <w:color w:themeColor="background1" w:val="FFFFFF"/>
@@ -13585,6 +14182,7 @@
     </w:tblStylePr>
     <w:tblStylePr w:type="firstCol">
       <w:rPr>
+        <w:rFonts w:eastAsia="黑体"/>
         <w:color w:themeColor="background1" w:val="FFFFFF"/>
       </w:rPr>
       <w:tblPr/>
@@ -13602,6 +14200,7 @@
     </w:tblStylePr>
     <w:tblStylePr w:type="lastCol">
       <w:rPr>
+        <w:rFonts w:eastAsia="黑体"/>
         <w:color w:themeColor="background1" w:val="FFFFFF"/>
       </w:rPr>
       <w:tblPr/>
@@ -13631,11 +14230,13 @@
     </w:tblStylePr>
     <w:tblStylePr w:type="neCell">
       <w:rPr>
+        <w:rFonts w:eastAsia="黑体"/>
         <w:color w:themeColor="text1" w:val="000000"/>
       </w:rPr>
     </w:tblStylePr>
     <w:tblStylePr w:type="nwCell">
       <w:rPr>
+        <w:rFonts w:eastAsia="黑体"/>
         <w:color w:themeColor="text1" w:val="000000"/>
       </w:rPr>
     </w:tblStylePr>
@@ -13649,6 +14250,7 @@
       <w:spacing w:after="0" w:line="240" w:lineRule="auto"/>
     </w:pPr>
     <w:rPr>
+      <w:rFonts w:eastAsia="黑体"/>
       <w:color w:themeColor="text1" w:val="000000"/>
     </w:rPr>
     <w:tblPr>
@@ -13675,6 +14277,7 @@
     </w:tcPr>
     <w:tblStylePr w:type="firstRow">
       <w:rPr>
+        <w:rFonts w:eastAsia="黑体"/>
         <w:b/>
         <w:bCs/>
       </w:rPr>
@@ -13693,6 +14296,7 @@
     </w:tblStylePr>
     <w:tblStylePr w:type="lastRow">
       <w:rPr>
+        <w:rFonts w:eastAsia="黑体"/>
         <w:b/>
         <w:bCs/>
         <w:color w:themeColor="background1" w:val="FFFFFF"/>
@@ -13707,6 +14311,7 @@
     </w:tblStylePr>
     <w:tblStylePr w:type="firstCol">
       <w:rPr>
+        <w:rFonts w:eastAsia="黑体"/>
         <w:color w:themeColor="background1" w:val="FFFFFF"/>
       </w:rPr>
       <w:tblPr/>
@@ -13724,6 +14329,7 @@
     </w:tblStylePr>
     <w:tblStylePr w:type="lastCol">
       <w:rPr>
+        <w:rFonts w:eastAsia="黑体"/>
         <w:color w:themeColor="background1" w:val="FFFFFF"/>
       </w:rPr>
       <w:tblPr/>
@@ -13753,11 +14359,13 @@
     </w:tblStylePr>
     <w:tblStylePr w:type="neCell">
       <w:rPr>
+        <w:rFonts w:eastAsia="黑体"/>
         <w:color w:themeColor="text1" w:val="000000"/>
       </w:rPr>
     </w:tblStylePr>
     <w:tblStylePr w:type="nwCell">
       <w:rPr>
+        <w:rFonts w:eastAsia="黑体"/>
         <w:color w:themeColor="text1" w:val="000000"/>
       </w:rPr>
     </w:tblStylePr>
@@ -13771,6 +14379,7 @@
       <w:spacing w:after="0" w:line="240" w:lineRule="auto"/>
     </w:pPr>
     <w:rPr>
+      <w:rFonts w:eastAsia="黑体"/>
       <w:color w:themeColor="text1" w:val="000000"/>
     </w:rPr>
     <w:tblPr>
@@ -13789,6 +14398,7 @@
     </w:tcPr>
     <w:tblStylePr w:type="firstRow">
       <w:rPr>
+        <w:rFonts w:eastAsia="黑体"/>
         <w:b/>
         <w:bCs/>
         <w:color w:themeColor="background1" w:val="FFFFFF"/>
@@ -13803,6 +14413,7 @@
     </w:tblStylePr>
     <w:tblStylePr w:type="lastRow">
       <w:rPr>
+        <w:rFonts w:eastAsia="黑体"/>
         <w:b/>
         <w:bCs/>
         <w:color w:themeColor="accent2" w:themeShade="CC" w:val="9E3A38"/>
@@ -13817,12 +14428,14 @@
     </w:tblStylePr>
     <w:tblStylePr w:type="firstCol">
       <w:rPr>
+        <w:rFonts w:eastAsia="黑体"/>
         <w:b/>
         <w:bCs/>
       </w:rPr>
     </w:tblStylePr>
     <w:tblStylePr w:type="lastCol">
       <w:rPr>
+        <w:rFonts w:eastAsia="黑体"/>
         <w:b/>
         <w:bCs/>
       </w:rPr>
@@ -13857,6 +14470,7 @@
       <w:spacing w:after="0" w:line="240" w:lineRule="auto"/>
     </w:pPr>
     <w:rPr>
+      <w:rFonts w:eastAsia="黑体"/>
       <w:color w:themeColor="text1" w:val="000000"/>
     </w:rPr>
     <w:tblPr>
@@ -13875,6 +14489,7 @@
     </w:tcPr>
     <w:tblStylePr w:type="firstRow">
       <w:rPr>
+        <w:rFonts w:eastAsia="黑体"/>
         <w:b/>
         <w:bCs/>
         <w:color w:themeColor="background1" w:val="FFFFFF"/>
@@ -13889,6 +14504,7 @@
     </w:tblStylePr>
     <w:tblStylePr w:type="lastRow">
       <w:rPr>
+        <w:rFonts w:eastAsia="黑体"/>
         <w:b/>
         <w:bCs/>
         <w:color w:themeColor="accent2" w:themeShade="CC" w:val="9E3A38"/>
@@ -13903,12 +14519,14 @@
     </w:tblStylePr>
     <w:tblStylePr w:type="firstCol">
       <w:rPr>
+        <w:rFonts w:eastAsia="黑体"/>
         <w:b/>
         <w:bCs/>
       </w:rPr>
     </w:tblStylePr>
     <w:tblStylePr w:type="lastCol">
       <w:rPr>
+        <w:rFonts w:eastAsia="黑体"/>
         <w:b/>
         <w:bCs/>
       </w:rPr>
@@ -13943,6 +14561,7 @@
       <w:spacing w:after="0" w:line="240" w:lineRule="auto"/>
     </w:pPr>
     <w:rPr>
+      <w:rFonts w:eastAsia="黑体"/>
       <w:color w:themeColor="text1" w:val="000000"/>
     </w:rPr>
     <w:tblPr>
@@ -13961,6 +14580,7 @@
     </w:tcPr>
     <w:tblStylePr w:type="firstRow">
       <w:rPr>
+        <w:rFonts w:eastAsia="黑体"/>
         <w:b/>
         <w:bCs/>
         <w:color w:themeColor="background1" w:val="FFFFFF"/>
@@ -13975,6 +14595,7 @@
     </w:tblStylePr>
     <w:tblStylePr w:type="lastRow">
       <w:rPr>
+        <w:rFonts w:eastAsia="黑体"/>
         <w:b/>
         <w:bCs/>
         <w:color w:themeColor="accent2" w:themeShade="CC" w:val="9E3A38"/>
@@ -13989,12 +14610,14 @@
     </w:tblStylePr>
     <w:tblStylePr w:type="firstCol">
       <w:rPr>
+        <w:rFonts w:eastAsia="黑体"/>
         <w:b/>
         <w:bCs/>
       </w:rPr>
     </w:tblStylePr>
     <w:tblStylePr w:type="lastCol">
       <w:rPr>
+        <w:rFonts w:eastAsia="黑体"/>
         <w:b/>
         <w:bCs/>
       </w:rPr>
@@ -14029,6 +14652,7 @@
       <w:spacing w:after="0" w:line="240" w:lineRule="auto"/>
     </w:pPr>
     <w:rPr>
+      <w:rFonts w:eastAsia="黑体"/>
       <w:color w:themeColor="text1" w:val="000000"/>
     </w:rPr>
     <w:tblPr>
@@ -14047,6 +14671,7 @@
     </w:tcPr>
     <w:tblStylePr w:type="firstRow">
       <w:rPr>
+        <w:rFonts w:eastAsia="黑体"/>
         <w:b/>
         <w:bCs/>
         <w:color w:themeColor="background1" w:val="FFFFFF"/>
@@ -14061,6 +14686,7 @@
     </w:tblStylePr>
     <w:tblStylePr w:type="lastRow">
       <w:rPr>
+        <w:rFonts w:eastAsia="黑体"/>
         <w:b/>
         <w:bCs/>
         <w:color w:themeColor="accent4" w:themeShade="CC" w:val="664E82"/>
@@ -14075,12 +14701,14 @@
     </w:tblStylePr>
     <w:tblStylePr w:type="firstCol">
       <w:rPr>
+        <w:rFonts w:eastAsia="黑体"/>
         <w:b/>
         <w:bCs/>
       </w:rPr>
     </w:tblStylePr>
     <w:tblStylePr w:type="lastCol">
       <w:rPr>
+        <w:rFonts w:eastAsia="黑体"/>
         <w:b/>
         <w:bCs/>
       </w:rPr>
@@ -14115,6 +14743,7 @@
       <w:spacing w:after="0" w:line="240" w:lineRule="auto"/>
     </w:pPr>
     <w:rPr>
+      <w:rFonts w:eastAsia="黑体"/>
       <w:color w:themeColor="text1" w:val="000000"/>
     </w:rPr>
     <w:tblPr>
@@ -14133,6 +14762,7 @@
     </w:tcPr>
     <w:tblStylePr w:type="firstRow">
       <w:rPr>
+        <w:rFonts w:eastAsia="黑体"/>
         <w:b/>
         <w:bCs/>
         <w:color w:themeColor="background1" w:val="FFFFFF"/>
@@ -14147,6 +14777,7 @@
     </w:tblStylePr>
     <w:tblStylePr w:type="lastRow">
       <w:rPr>
+        <w:rFonts w:eastAsia="黑体"/>
         <w:b/>
         <w:bCs/>
         <w:color w:themeColor="accent3" w:themeShade="CC" w:val="7E9C40"/>
@@ -14161,12 +14792,14 @@
     </w:tblStylePr>
     <w:tblStylePr w:type="firstCol">
       <w:rPr>
+        <w:rFonts w:eastAsia="黑体"/>
         <w:b/>
         <w:bCs/>
       </w:rPr>
     </w:tblStylePr>
     <w:tblStylePr w:type="lastCol">
       <w:rPr>
+        <w:rFonts w:eastAsia="黑体"/>
         <w:b/>
         <w:bCs/>
       </w:rPr>
@@ -14201,6 +14834,7 @@
       <w:spacing w:after="0" w:line="240" w:lineRule="auto"/>
     </w:pPr>
     <w:rPr>
+      <w:rFonts w:eastAsia="黑体"/>
       <w:color w:themeColor="text1" w:val="000000"/>
     </w:rPr>
     <w:tblPr>
@@ -14219,6 +14853,7 @@
     </w:tcPr>
     <w:tblStylePr w:type="firstRow">
       <w:rPr>
+        <w:rFonts w:eastAsia="黑体"/>
         <w:b/>
         <w:bCs/>
         <w:color w:themeColor="background1" w:val="FFFFFF"/>
@@ -14233,6 +14868,7 @@
     </w:tblStylePr>
     <w:tblStylePr w:type="lastRow">
       <w:rPr>
+        <w:rFonts w:eastAsia="黑体"/>
         <w:b/>
         <w:bCs/>
         <w:color w:themeColor="accent6" w:themeShade="CC" w:val="F2730A"/>
@@ -14247,12 +14883,14 @@
     </w:tblStylePr>
     <w:tblStylePr w:type="firstCol">
       <w:rPr>
+        <w:rFonts w:eastAsia="黑体"/>
         <w:b/>
         <w:bCs/>
       </w:rPr>
     </w:tblStylePr>
     <w:tblStylePr w:type="lastCol">
       <w:rPr>
+        <w:rFonts w:eastAsia="黑体"/>
         <w:b/>
         <w:bCs/>
       </w:rPr>
@@ -14287,6 +14925,7 @@
       <w:spacing w:after="0" w:line="240" w:lineRule="auto"/>
     </w:pPr>
     <w:rPr>
+      <w:rFonts w:eastAsia="黑体"/>
       <w:color w:themeColor="text1" w:val="000000"/>
     </w:rPr>
     <w:tblPr>
@@ -14305,6 +14944,7 @@
     </w:tcPr>
     <w:tblStylePr w:type="firstRow">
       <w:rPr>
+        <w:rFonts w:eastAsia="黑体"/>
         <w:b/>
         <w:bCs/>
         <w:color w:themeColor="background1" w:val="FFFFFF"/>
@@ -14319,6 +14959,7 @@
     </w:tblStylePr>
     <w:tblStylePr w:type="lastRow">
       <w:rPr>
+        <w:rFonts w:eastAsia="黑体"/>
         <w:b/>
         <w:bCs/>
         <w:color w:themeColor="accent5" w:themeShade="CC" w:val="348DA5"/>
@@ -14333,12 +14974,14 @@
     </w:tblStylePr>
     <w:tblStylePr w:type="firstCol">
       <w:rPr>
+        <w:rFonts w:eastAsia="黑体"/>
         <w:b/>
         <w:bCs/>
       </w:rPr>
     </w:tblStylePr>
     <w:tblStylePr w:type="lastCol">
       <w:rPr>
+        <w:rFonts w:eastAsia="黑体"/>
         <w:b/>
         <w:bCs/>
       </w:rPr>
@@ -14373,6 +15016,7 @@
       <w:spacing w:after="0" w:line="240" w:lineRule="auto"/>
     </w:pPr>
     <w:rPr>
+      <w:rFonts w:eastAsia="黑体"/>
       <w:color w:themeColor="text1" w:val="000000"/>
     </w:rPr>
     <w:tblPr>
@@ -14394,6 +15038,7 @@
     </w:tcPr>
     <w:tblStylePr w:type="firstRow">
       <w:rPr>
+        <w:rFonts w:eastAsia="黑体"/>
         <w:b/>
         <w:bCs/>
       </w:rPr>
@@ -14404,6 +15049,7 @@
     </w:tblStylePr>
     <w:tblStylePr w:type="lastRow">
       <w:rPr>
+        <w:rFonts w:eastAsia="黑体"/>
         <w:b/>
         <w:bCs/>
         <w:color w:themeColor="text1" w:val="000000"/>
@@ -14415,6 +15061,7 @@
     </w:tblStylePr>
     <w:tblStylePr w:type="firstCol">
       <w:rPr>
+        <w:rFonts w:eastAsia="黑体"/>
         <w:color w:themeColor="background1" w:val="FFFFFF"/>
       </w:rPr>
       <w:tblPr/>
@@ -14424,6 +15071,7 @@
     </w:tblStylePr>
     <w:tblStylePr w:type="lastCol">
       <w:rPr>
+        <w:rFonts w:eastAsia="黑体"/>
         <w:color w:themeColor="background1" w:val="FFFFFF"/>
       </w:rPr>
       <w:tblPr/>
@@ -14453,6 +15101,7 @@
       <w:spacing w:after="0" w:line="240" w:lineRule="auto"/>
     </w:pPr>
     <w:rPr>
+      <w:rFonts w:eastAsia="黑体"/>
       <w:color w:themeColor="text1" w:val="000000"/>
     </w:rPr>
     <w:tblPr>
@@ -14474,6 +15123,7 @@
     </w:tcPr>
     <w:tblStylePr w:type="firstRow">
       <w:rPr>
+        <w:rFonts w:eastAsia="黑体"/>
         <w:b/>
         <w:bCs/>
       </w:rPr>
@@ -14484,6 +15134,7 @@
     </w:tblStylePr>
     <w:tblStylePr w:type="lastRow">
       <w:rPr>
+        <w:rFonts w:eastAsia="黑体"/>
         <w:b/>
         <w:bCs/>
         <w:color w:themeColor="text1" w:val="000000"/>
@@ -14495,6 +15146,7 @@
     </w:tblStylePr>
     <w:tblStylePr w:type="firstCol">
       <w:rPr>
+        <w:rFonts w:eastAsia="黑体"/>
         <w:color w:themeColor="background1" w:val="FFFFFF"/>
       </w:rPr>
       <w:tblPr/>
@@ -14504,6 +15156,7 @@
     </w:tblStylePr>
     <w:tblStylePr w:type="lastCol">
       <w:rPr>
+        <w:rFonts w:eastAsia="黑体"/>
         <w:color w:themeColor="background1" w:val="FFFFFF"/>
       </w:rPr>
       <w:tblPr/>
@@ -14533,6 +15186,7 @@
       <w:spacing w:after="0" w:line="240" w:lineRule="auto"/>
     </w:pPr>
     <w:rPr>
+      <w:rFonts w:eastAsia="黑体"/>
       <w:color w:themeColor="text1" w:val="000000"/>
     </w:rPr>
     <w:tblPr>
@@ -14554,6 +15208,7 @@
     </w:tcPr>
     <w:tblStylePr w:type="firstRow">
       <w:rPr>
+        <w:rFonts w:eastAsia="黑体"/>
         <w:b/>
         <w:bCs/>
       </w:rPr>
@@ -14564,6 +15219,7 @@
     </w:tblStylePr>
     <w:tblStylePr w:type="lastRow">
       <w:rPr>
+        <w:rFonts w:eastAsia="黑体"/>
         <w:b/>
         <w:bCs/>
         <w:color w:themeColor="text1" w:val="000000"/>
@@ -14575,6 +15231,7 @@
     </w:tblStylePr>
     <w:tblStylePr w:type="firstCol">
       <w:rPr>
+        <w:rFonts w:eastAsia="黑体"/>
         <w:color w:themeColor="background1" w:val="FFFFFF"/>
       </w:rPr>
       <w:tblPr/>
@@ -14584,6 +15241,7 @@
     </w:tblStylePr>
     <w:tblStylePr w:type="lastCol">
       <w:rPr>
+        <w:rFonts w:eastAsia="黑体"/>
         <w:color w:themeColor="background1" w:val="FFFFFF"/>
       </w:rPr>
       <w:tblPr/>
@@ -14613,6 +15271,7 @@
       <w:spacing w:after="0" w:line="240" w:lineRule="auto"/>
     </w:pPr>
     <w:rPr>
+      <w:rFonts w:eastAsia="黑体"/>
       <w:color w:themeColor="text1" w:val="000000"/>
     </w:rPr>
     <w:tblPr>
@@ -14634,6 +15293,7 @@
     </w:tcPr>
     <w:tblStylePr w:type="firstRow">
       <w:rPr>
+        <w:rFonts w:eastAsia="黑体"/>
         <w:b/>
         <w:bCs/>
       </w:rPr>
@@ -14644,6 +15304,7 @@
     </w:tblStylePr>
     <w:tblStylePr w:type="lastRow">
       <w:rPr>
+        <w:rFonts w:eastAsia="黑体"/>
         <w:b/>
         <w:bCs/>
         <w:color w:themeColor="text1" w:val="000000"/>
@@ -14655,6 +15316,7 @@
     </w:tblStylePr>
     <w:tblStylePr w:type="firstCol">
       <w:rPr>
+        <w:rFonts w:eastAsia="黑体"/>
         <w:color w:themeColor="background1" w:val="FFFFFF"/>
       </w:rPr>
       <w:tblPr/>
@@ -14664,6 +15326,7 @@
     </w:tblStylePr>
     <w:tblStylePr w:type="lastCol">
       <w:rPr>
+        <w:rFonts w:eastAsia="黑体"/>
         <w:color w:themeColor="background1" w:val="FFFFFF"/>
       </w:rPr>
       <w:tblPr/>
@@ -14693,6 +15356,7 @@
       <w:spacing w:after="0" w:line="240" w:lineRule="auto"/>
     </w:pPr>
     <w:rPr>
+      <w:rFonts w:eastAsia="黑体"/>
       <w:color w:themeColor="text1" w:val="000000"/>
     </w:rPr>
     <w:tblPr>
@@ -14714,6 +15378,7 @@
     </w:tcPr>
     <w:tblStylePr w:type="firstRow">
       <w:rPr>
+        <w:rFonts w:eastAsia="黑体"/>
         <w:b/>
         <w:bCs/>
       </w:rPr>
@@ -14724,6 +15389,7 @@
     </w:tblStylePr>
     <w:tblStylePr w:type="lastRow">
       <w:rPr>
+        <w:rFonts w:eastAsia="黑体"/>
         <w:b/>
         <w:bCs/>
         <w:color w:themeColor="text1" w:val="000000"/>
@@ -14735,6 +15401,7 @@
     </w:tblStylePr>
     <w:tblStylePr w:type="firstCol">
       <w:rPr>
+        <w:rFonts w:eastAsia="黑体"/>
         <w:color w:themeColor="background1" w:val="FFFFFF"/>
       </w:rPr>
       <w:tblPr/>
@@ -14744,6 +15411,7 @@
     </w:tblStylePr>
     <w:tblStylePr w:type="lastCol">
       <w:rPr>
+        <w:rFonts w:eastAsia="黑体"/>
         <w:color w:themeColor="background1" w:val="FFFFFF"/>
       </w:rPr>
       <w:tblPr/>
@@ -14773,6 +15441,7 @@
       <w:spacing w:after="0" w:line="240" w:lineRule="auto"/>
     </w:pPr>
     <w:rPr>
+      <w:rFonts w:eastAsia="黑体"/>
       <w:color w:themeColor="text1" w:val="000000"/>
     </w:rPr>
     <w:tblPr>
@@ -14794,6 +15463,7 @@
     </w:tcPr>
     <w:tblStylePr w:type="firstRow">
       <w:rPr>
+        <w:rFonts w:eastAsia="黑体"/>
         <w:b/>
         <w:bCs/>
       </w:rPr>
@@ -14804,6 +15474,7 @@
     </w:tblStylePr>
     <w:tblStylePr w:type="lastRow">
       <w:rPr>
+        <w:rFonts w:eastAsia="黑体"/>
         <w:b/>
         <w:bCs/>
         <w:color w:themeColor="text1" w:val="000000"/>
@@ -14815,6 +15486,7 @@
     </w:tblStylePr>
     <w:tblStylePr w:type="firstCol">
       <w:rPr>
+        <w:rFonts w:eastAsia="黑体"/>
         <w:color w:themeColor="background1" w:val="FFFFFF"/>
       </w:rPr>
       <w:tblPr/>
@@ -14824,6 +15496,7 @@
     </w:tblStylePr>
     <w:tblStylePr w:type="lastCol">
       <w:rPr>
+        <w:rFonts w:eastAsia="黑体"/>
         <w:color w:themeColor="background1" w:val="FFFFFF"/>
       </w:rPr>
       <w:tblPr/>
@@ -14853,6 +15526,7 @@
       <w:spacing w:after="0" w:line="240" w:lineRule="auto"/>
     </w:pPr>
     <w:rPr>
+      <w:rFonts w:eastAsia="黑体"/>
       <w:color w:themeColor="text1" w:val="000000"/>
     </w:rPr>
     <w:tblPr>
@@ -14874,6 +15548,7 @@
     </w:tcPr>
     <w:tblStylePr w:type="firstRow">
       <w:rPr>
+        <w:rFonts w:eastAsia="黑体"/>
         <w:b/>
         <w:bCs/>
       </w:rPr>
@@ -14884,6 +15559,7 @@
     </w:tblStylePr>
     <w:tblStylePr w:type="lastRow">
       <w:rPr>
+        <w:rFonts w:eastAsia="黑体"/>
         <w:b/>
         <w:bCs/>
         <w:color w:themeColor="text1" w:val="000000"/>
@@ -14895,6 +15571,7 @@
     </w:tblStylePr>
     <w:tblStylePr w:type="firstCol">
       <w:rPr>
+        <w:rFonts w:eastAsia="黑体"/>
         <w:color w:themeColor="background1" w:val="FFFFFF"/>
       </w:rPr>
       <w:tblPr/>
@@ -14904,6 +15581,7 @@
     </w:tblStylePr>
     <w:tblStylePr w:type="lastCol">
       <w:rPr>
+        <w:rFonts w:eastAsia="黑体"/>
         <w:color w:themeColor="background1" w:val="FFFFFF"/>
       </w:rPr>
       <w:tblPr/>
@@ -14936,6 +15614,7 @@
     <w:name w:val="KeywordTok"/>
     <w:basedOn w:val="VerbatimChar"/>
     <w:rPr>
+      <w:rFonts w:eastAsia="黑体"/>
       <w:b/>
       <w:color w:val="007020"/>
     </w:rPr>
@@ -14944,6 +15623,7 @@
     <w:name w:val="DataTypeTok"/>
     <w:basedOn w:val="VerbatimChar"/>
     <w:rPr>
+      <w:rFonts w:eastAsia="黑体"/>
       <w:color w:val="902000"/>
     </w:rPr>
   </w:style>
@@ -14951,6 +15631,7 @@
     <w:name w:val="DecValTok"/>
     <w:basedOn w:val="VerbatimChar"/>
     <w:rPr>
+      <w:rFonts w:eastAsia="黑体"/>
       <w:color w:val="40a070"/>
     </w:rPr>
   </w:style>
@@ -14958,6 +15639,7 @@
     <w:name w:val="BaseNTok"/>
     <w:basedOn w:val="VerbatimChar"/>
     <w:rPr>
+      <w:rFonts w:eastAsia="黑体"/>
       <w:color w:val="40a070"/>
     </w:rPr>
   </w:style>
@@ -14965,6 +15647,7 @@
     <w:name w:val="FloatTok"/>
     <w:basedOn w:val="VerbatimChar"/>
     <w:rPr>
+      <w:rFonts w:eastAsia="黑体"/>
       <w:color w:val="40a070"/>
     </w:rPr>
   </w:style>
@@ -14972,6 +15655,7 @@
     <w:name w:val="ConstantTok"/>
     <w:basedOn w:val="VerbatimChar"/>
     <w:rPr>
+      <w:rFonts w:eastAsia="黑体"/>
       <w:color w:val="880000"/>
     </w:rPr>
   </w:style>
@@ -14979,6 +15663,7 @@
     <w:name w:val="CharTok"/>
     <w:basedOn w:val="VerbatimChar"/>
     <w:rPr>
+      <w:rFonts w:eastAsia="黑体"/>
       <w:color w:val="4070a0"/>
     </w:rPr>
   </w:style>
@@ -14986,6 +15671,7 @@
     <w:name w:val="SpecialCharTok"/>
     <w:basedOn w:val="VerbatimChar"/>
     <w:rPr>
+      <w:rFonts w:eastAsia="黑体"/>
       <w:color w:val="4070a0"/>
     </w:rPr>
   </w:style>
@@ -14993,6 +15679,7 @@
     <w:name w:val="StringTok"/>
     <w:basedOn w:val="VerbatimChar"/>
     <w:rPr>
+      <w:rFonts w:eastAsia="黑体"/>
       <w:color w:val="4070a0"/>
     </w:rPr>
   </w:style>
@@ -15000,6 +15687,7 @@
     <w:name w:val="VerbatimStringTok"/>
     <w:basedOn w:val="VerbatimChar"/>
     <w:rPr>
+      <w:rFonts w:eastAsia="黑体"/>
       <w:color w:val="4070a0"/>
     </w:rPr>
   </w:style>
@@ -15007,6 +15695,7 @@
     <w:name w:val="SpecialStringTok"/>
     <w:basedOn w:val="VerbatimChar"/>
     <w:rPr>
+      <w:rFonts w:eastAsia="黑体"/>
       <w:color w:val="bb6688"/>
     </w:rPr>
   </w:style>
@@ -15014,6 +15703,7 @@
     <w:name w:val="ImportTok"/>
     <w:basedOn w:val="VerbatimChar"/>
     <w:rPr>
+      <w:rFonts w:eastAsia="黑体"/>
       <w:b/>
       <w:color w:val="008000"/>
     </w:rPr>
@@ -15022,6 +15712,7 @@
     <w:name w:val="CommentTok"/>
     <w:basedOn w:val="VerbatimChar"/>
     <w:rPr>
+      <w:rFonts w:eastAsia="黑体"/>
       <w:i/>
       <w:color w:val="60a0b0"/>
     </w:rPr>
@@ -15030,6 +15721,7 @@
     <w:name w:val="DocumentationTok"/>
     <w:basedOn w:val="VerbatimChar"/>
     <w:rPr>
+      <w:rFonts w:eastAsia="黑体"/>
       <w:i/>
       <w:color w:val="ba2121"/>
     </w:rPr>
@@ -15038,6 +15730,7 @@
     <w:name w:val="AnnotationTok"/>
     <w:basedOn w:val="VerbatimChar"/>
     <w:rPr>
+      <w:rFonts w:eastAsia="黑体"/>
       <w:b/>
       <w:i/>
       <w:color w:val="60a0b0"/>
@@ -15047,6 +15740,7 @@
     <w:name w:val="CommentVarTok"/>
     <w:basedOn w:val="VerbatimChar"/>
     <w:rPr>
+      <w:rFonts w:eastAsia="黑体"/>
       <w:b/>
       <w:i/>
       <w:color w:val="60a0b0"/>
@@ -15056,6 +15750,7 @@
     <w:name w:val="OtherTok"/>
     <w:basedOn w:val="VerbatimChar"/>
     <w:rPr>
+      <w:rFonts w:eastAsia="黑体"/>
       <w:color w:val="007020"/>
     </w:rPr>
   </w:style>
@@ -15063,6 +15758,7 @@
     <w:name w:val="FunctionTok"/>
     <w:basedOn w:val="VerbatimChar"/>
     <w:rPr>
+      <w:rFonts w:eastAsia="黑体"/>
       <w:color w:val="06287e"/>
     </w:rPr>
   </w:style>
@@ -15070,6 +15766,7 @@
     <w:name w:val="VariableTok"/>
     <w:basedOn w:val="VerbatimChar"/>
     <w:rPr>
+      <w:rFonts w:eastAsia="黑体"/>
       <w:color w:val="19177c"/>
     </w:rPr>
   </w:style>
@@ -15077,6 +15774,7 @@
     <w:name w:val="ControlFlowTok"/>
     <w:basedOn w:val="VerbatimChar"/>
     <w:rPr>
+      <w:rFonts w:eastAsia="黑体"/>
       <w:b/>
       <w:color w:val="007020"/>
     </w:rPr>
@@ -15085,6 +15783,7 @@
     <w:name w:val="OperatorTok"/>
     <w:basedOn w:val="VerbatimChar"/>
     <w:rPr>
+      <w:rFonts w:eastAsia="黑体"/>
       <w:color w:val="666666"/>
     </w:rPr>
   </w:style>
@@ -15092,18 +15791,22 @@
     <w:name w:val="BuiltInTok"/>
     <w:basedOn w:val="VerbatimChar"/>
     <w:rPr>
+      <w:rFonts w:eastAsia="黑体"/>
       <w:color w:val="008000"/>
     </w:rPr>
   </w:style>
   <w:style w:type="character" w:customStyle="1" w:styleId="ExtensionTok">
     <w:name w:val="ExtensionTok"/>
     <w:basedOn w:val="VerbatimChar"/>
-    <w:rPr/>
+    <w:rPr>
+      <w:rFonts w:eastAsia="黑体"/>
+    </w:rPr>
   </w:style>
   <w:style w:type="character" w:customStyle="1" w:styleId="PreprocessorTok">
     <w:name w:val="PreprocessorTok"/>
     <w:basedOn w:val="VerbatimChar"/>
     <w:rPr>
+      <w:rFonts w:eastAsia="黑体"/>
       <w:color w:val="bc7a00"/>
     </w:rPr>
   </w:style>
@@ -15111,18 +15814,22 @@
     <w:name w:val="AttributeTok"/>
     <w:basedOn w:val="VerbatimChar"/>
     <w:rPr>
+      <w:rFonts w:eastAsia="黑体"/>
       <w:color w:val="7d9029"/>
     </w:rPr>
   </w:style>
   <w:style w:type="character" w:customStyle="1" w:styleId="RegionMarkerTok">
     <w:name w:val="RegionMarkerTok"/>
     <w:basedOn w:val="VerbatimChar"/>
-    <w:rPr/>
+    <w:rPr>
+      <w:rFonts w:eastAsia="黑体"/>
+    </w:rPr>
   </w:style>
   <w:style w:type="character" w:customStyle="1" w:styleId="InformationTok">
     <w:name w:val="InformationTok"/>
     <w:basedOn w:val="VerbatimChar"/>
     <w:rPr>
+      <w:rFonts w:eastAsia="黑体"/>
       <w:b/>
       <w:i/>
       <w:color w:val="60a0b0"/>
@@ -15132,6 +15839,7 @@
     <w:name w:val="WarningTok"/>
     <w:basedOn w:val="VerbatimChar"/>
     <w:rPr>
+      <w:rFonts w:eastAsia="黑体"/>
       <w:b/>
       <w:i/>
       <w:color w:val="60a0b0"/>
@@ -15141,6 +15849,7 @@
     <w:name w:val="AlertTok"/>
     <w:basedOn w:val="VerbatimChar"/>
     <w:rPr>
+      <w:rFonts w:eastAsia="黑体"/>
       <w:b/>
       <w:color w:val="ff0000"/>
     </w:rPr>
@@ -15149,6 +15858,7 @@
     <w:name w:val="ErrorTok"/>
     <w:basedOn w:val="VerbatimChar"/>
     <w:rPr>
+      <w:rFonts w:eastAsia="黑体"/>
       <w:b/>
       <w:color w:val="ff0000"/>
     </w:rPr>
@@ -15156,7 +15866,9 @@
   <w:style w:type="character" w:customStyle="1" w:styleId="NormalTok">
     <w:name w:val="NormalTok"/>
     <w:basedOn w:val="VerbatimChar"/>
-    <w:rPr/>
+    <w:rPr>
+      <w:rFonts w:eastAsia="黑体"/>
+    </w:rPr>
   </w:style>
 </w:styles>
 </file>
@@ -15205,12 +15917,12 @@
     <a:fontScheme name="Office">
       <a:majorFont>
         <a:latin typeface="Calibri"/>
-        <a:ea typeface=""/>
+        <a:ea typeface="黑体"/>
         <a:cs typeface=""/>
         <a:font script="Jpan" typeface="ＭＳ ゴシック"/>
         <a:font script="Hang" typeface="맑은 고딕"/>
-        <a:font script="Hans" typeface="宋体"/>
-        <a:font script="Hant" typeface="新細明體"/>
+        <a:font script="Hans" typeface="黑体"/>
+        <a:font script="Hant" typeface="黑体"/>
         <a:font script="Arab" typeface="Times New Roman"/>
         <a:font script="Hebr" typeface="Times New Roman"/>
         <a:font script="Thai" typeface="Angsana New"/>
@@ -15240,12 +15952,12 @@
       </a:majorFont>
       <a:minorFont>
         <a:latin typeface="Cambria"/>
-        <a:ea typeface=""/>
+        <a:ea typeface="黑体"/>
         <a:cs typeface=""/>
         <a:font script="Jpan" typeface="ＭＳ 明朝"/>
         <a:font script="Hang" typeface="맑은 고딕"/>
-        <a:font script="Hans" typeface="宋体"/>
-        <a:font script="Hant" typeface="新細明體"/>
+        <a:font script="Hans" typeface="黑体"/>
+        <a:font script="Hant" typeface="黑体"/>
         <a:font script="Arab" typeface="Arial"/>
         <a:font script="Hebr" typeface="Arial"/>
         <a:font script="Thai" typeface="Cordia New"/>

--- a/07-驱动电路/01-电机驱动/无刷直流电机BLDC驱动电路/无刷直流电机BLDC驱动电路.docx
+++ b/07-驱动电路/01-电机驱动/无刷直流电机BLDC驱动电路/无刷直流电机BLDC驱动电路.docx
@@ -2846,7 +2846,7 @@
           <w:color w:val="555555"/>
           <w:sz w:val="21"/>
         </w:rPr>
-        <w:t>材料收集者：杜文杰，WX手机：19519196569，QQ:3478827729</w:t>
+        <w:t>材料收集者：杜文杰，微信/手机：19519196569，QQ:3478827729</w:t>
       </w:r>
     </w:p>
     <w:sectPr>
